--- a/07_Normalisasi/TP/Modul07_TP_103122400040_AnantaPutiMaharani.docx
+++ b/07_Normalisasi/TP/Modul07_TP_103122400040_AnantaPutiMaharani.docx
@@ -59,20 +59,26 @@
           <w:b/>
           <w:bCs/>
         </w:rPr>
-        <w:t>7</w:t>
+        <w:t>10</w:t>
       </w:r>
     </w:p>
     <w:p>
       <w:pPr>
         <w:jc w:val="center"/>
+        <w:rPr>
+          <w:rFonts w:ascii="Times New Roman" w:eastAsia="Times New Roman" w:hAnsi="Times New Roman" w:cs="Times New Roman"/>
+          <w:b/>
+          <w:bCs/>
+          <w:kern w:val="0"/>
+          <w:lang w:val="en-ID" w:eastAsia="en-ID"/>
+          <w14:ligatures w14:val="none"/>
+        </w:rPr>
+      </w:pPr>
+      <w:r>
         <w:rPr>
           <w:rFonts w:ascii="Times New Roman" w:hAnsi="Times New Roman" w:cs="Times New Roman"/>
           <w:b/>
           <w:bCs/>
-        </w:rPr>
-      </w:pPr>
-      <w:r>
-        <w:rPr>
           <w:noProof/>
         </w:rPr>
         <w:drawing>
@@ -134,12 +140,26 @@
       </w:r>
       <w:r>
         <w:rPr>
+          <w:rFonts w:ascii="Times New Roman" w:eastAsia="Times New Roman" w:hAnsi="Times New Roman" w:cs="Times New Roman"/>
+          <w:b/>
+          <w:bCs/>
+          <w:color w:val="000000"/>
+          <w:kern w:val="0"/>
+          <w:lang w:val="en-ID" w:eastAsia="en-ID"/>
+          <w14:ligatures w14:val="none"/>
+        </w:rPr>
+        <w:t>10_Overview_NoSQL</w:t>
+      </w:r>
+    </w:p>
+    <w:p>
+      <w:pPr>
+        <w:jc w:val="center"/>
+        <w:rPr>
           <w:rFonts w:ascii="Times New Roman" w:hAnsi="Times New Roman" w:cs="Times New Roman"/>
           <w:b/>
           <w:bCs/>
         </w:rPr>
-        <w:t>07_Normalisasi</w:t>
-      </w:r>
+      </w:pPr>
     </w:p>
     <w:p>
       <w:pPr>
@@ -341,7 +361,6 @@
     </w:p>
     <w:p>
       <w:pPr>
-        <w:jc w:val="center"/>
         <w:rPr>
           <w:rFonts w:ascii="Times New Roman" w:hAnsi="Times New Roman" w:cs="Times New Roman"/>
           <w:b/>
@@ -363,6 +382,15 @@
     </w:p>
     <w:p>
       <w:pPr>
+        <w:rPr>
+          <w:rFonts w:ascii="Times New Roman" w:hAnsi="Times New Roman" w:cs="Times New Roman"/>
+          <w:b/>
+          <w:bCs/>
+        </w:rPr>
+      </w:pPr>
+    </w:p>
+    <w:p>
+      <w:pPr>
         <w:jc w:val="center"/>
         <w:rPr>
           <w:rFonts w:ascii="Times New Roman" w:hAnsi="Times New Roman" w:cs="Times New Roman"/>
@@ -370,46 +398,23 @@
           <w:bCs/>
         </w:rPr>
       </w:pPr>
-    </w:p>
-    <w:p>
-      <w:pPr>
-        <w:jc w:val="center"/>
-        <w:rPr>
-          <w:rFonts w:ascii="Times New Roman" w:hAnsi="Times New Roman" w:cs="Times New Roman"/>
-          <w:b/>
-          <w:bCs/>
-        </w:rPr>
-      </w:pPr>
       <w:r>
         <w:rPr>
           <w:rFonts w:ascii="Times New Roman" w:hAnsi="Times New Roman" w:cs="Times New Roman"/>
           <w:b/>
           <w:bCs/>
         </w:rPr>
-        <w:t>TUGAS PENDAHULUAN</w:t>
+        <w:t>JURNAL</w:t>
       </w:r>
     </w:p>
     <w:p>
       <w:pPr>
-        <w:rPr>
-          <w:rFonts w:ascii="Times New Roman" w:hAnsi="Times New Roman" w:cs="Times New Roman"/>
-          <w:b/>
-          <w:bCs/>
-          <w:lang w:val="en-ID"/>
-        </w:rPr>
-      </w:pPr>
-      <w:r>
-        <w:rPr>
-          <w:rFonts w:ascii="Times New Roman" w:hAnsi="Times New Roman" w:cs="Times New Roman"/>
-          <w:b/>
-          <w:bCs/>
-          <w:lang w:val="en-ID"/>
-        </w:rPr>
-        <w:t>Pertanyaan meminta minimal 5 tujuan, jadi harus jelas, tidak redundan, dan sesuai teori database.</w:t>
-      </w:r>
-    </w:p>
-    <w:p>
-      <w:pPr>
+        <w:pStyle w:val="ListParagraph"/>
+        <w:numPr>
+          <w:ilvl w:val="0"/>
+          <w:numId w:val="90"/>
+        </w:numPr>
+        <w:ind w:left="0"/>
         <w:rPr>
           <w:rFonts w:ascii="Times New Roman" w:hAnsi="Times New Roman" w:cs="Times New Roman"/>
           <w:lang w:val="en-ID"/>
@@ -420,14 +425,60 @@
           <w:rFonts w:ascii="Times New Roman" w:hAnsi="Times New Roman" w:cs="Times New Roman"/>
           <w:lang w:val="en-ID"/>
         </w:rPr>
-        <w:t>Tujuan normalisasi adalah:</w:t>
+        <w:t>Andi adalah seorang kepala warehouse beras Bulog yang ingin membangun sistem ERP</w:t>
       </w:r>
     </w:p>
     <w:p>
       <w:pPr>
+        <w:rPr>
+          <w:rFonts w:ascii="Times New Roman" w:hAnsi="Times New Roman" w:cs="Times New Roman"/>
+          <w:lang w:val="en-ID"/>
+        </w:rPr>
+      </w:pPr>
+      <w:r>
+        <w:rPr>
+          <w:rFonts w:ascii="Times New Roman" w:hAnsi="Times New Roman" w:cs="Times New Roman"/>
+          <w:lang w:val="en-ID"/>
+        </w:rPr>
+        <w:t>sederhana. Sistem ini harus mencatat stok masuk-keluar secara real time dari berbagai</w:t>
+      </w:r>
+    </w:p>
+    <w:p>
+      <w:pPr>
+        <w:rPr>
+          <w:rFonts w:ascii="Times New Roman" w:hAnsi="Times New Roman" w:cs="Times New Roman"/>
+          <w:lang w:val="en-ID"/>
+        </w:rPr>
+      </w:pPr>
+      <w:r>
+        <w:rPr>
+          <w:rFonts w:ascii="Times New Roman" w:hAnsi="Times New Roman" w:cs="Times New Roman"/>
+          <w:lang w:val="en-ID"/>
+        </w:rPr>
+        <w:t>gudang di seluruh Indonesia. Data yang dicatat meliputi jumlah karung, jenis beras,</w:t>
+      </w:r>
+    </w:p>
+    <w:p>
+      <w:pPr>
+        <w:rPr>
+          <w:rFonts w:ascii="Times New Roman" w:hAnsi="Times New Roman" w:cs="Times New Roman"/>
+          <w:lang w:val="en-ID"/>
+        </w:rPr>
+      </w:pPr>
+      <w:r>
+        <w:rPr>
+          <w:rFonts w:ascii="Times New Roman" w:hAnsi="Times New Roman" w:cs="Times New Roman"/>
+          <w:lang w:val="en-ID"/>
+        </w:rPr>
+        <w:t>tanggal kedaluwarsa, dan suhu gudang.</w:t>
+      </w:r>
+    </w:p>
+    <w:p>
+      <w:pPr>
+        <w:pStyle w:val="ListParagraph"/>
         <w:numPr>
           <w:ilvl w:val="0"/>
-          <w:numId w:val="74"/>
+          <w:numId w:val="93"/>
         </w:numPr>
         <w:rPr>
           <w:rFonts w:ascii="Times New Roman" w:hAnsi="Times New Roman" w:cs="Times New Roman"/>
@@ -439,80 +490,65 @@
           <w:rFonts w:ascii="Times New Roman" w:hAnsi="Times New Roman" w:cs="Times New Roman"/>
           <w:lang w:val="en-ID"/>
         </w:rPr>
-        <w:t>Mengurangi redundansi data</w:t>
+        <w:t>Tentukan tipe database NoSQL apa yang paling cocok digunakan untuk menangani</w:t>
       </w:r>
       <w:r>
         <w:rPr>
           <w:rFonts w:ascii="Times New Roman" w:hAnsi="Times New Roman" w:cs="Times New Roman"/>
           <w:lang w:val="en-ID"/>
         </w:rPr>
-        <w:br/>
-        <w:t xml:space="preserve">→ Menghindari penyimpanan data yang berulang. </w:t>
-      </w:r>
-    </w:p>
-    <w:p>
-      <w:pPr>
-        <w:numPr>
-          <w:ilvl w:val="0"/>
-          <w:numId w:val="74"/>
-        </w:numPr>
-        <w:rPr>
-          <w:rFonts w:ascii="Times New Roman" w:hAnsi="Times New Roman" w:cs="Times New Roman"/>
-          <w:lang w:val="en-ID"/>
-        </w:rPr>
-      </w:pPr>
-      <w:r>
-        <w:rPr>
-          <w:rFonts w:ascii="Times New Roman" w:hAnsi="Times New Roman" w:cs="Times New Roman"/>
-          <w:lang w:val="en-ID"/>
-        </w:rPr>
-        <w:t>Mencegah anomali (insert, update, delete)</w:t>
+        <w:t xml:space="preserve"> </w:t>
       </w:r>
       <w:r>
         <w:rPr>
           <w:rFonts w:ascii="Times New Roman" w:hAnsi="Times New Roman" w:cs="Times New Roman"/>
           <w:lang w:val="en-ID"/>
         </w:rPr>
-        <w:br/>
-        <w:t xml:space="preserve">→ Contoh: update data tidak konsisten di banyak baris. </w:t>
+        <w:t>data sensor IoT dan riwayat stok yang sangat besar tersebut?</w:t>
       </w:r>
     </w:p>
     <w:p>
       <w:pPr>
-        <w:numPr>
-          <w:ilvl w:val="0"/>
-          <w:numId w:val="74"/>
-        </w:numPr>
+        <w:pStyle w:val="ListParagraph"/>
         <w:rPr>
           <w:rFonts w:ascii="Times New Roman" w:hAnsi="Times New Roman" w:cs="Times New Roman"/>
           <w:lang w:val="en-ID"/>
         </w:rPr>
       </w:pPr>
+      <w:proofErr w:type="gramStart"/>
       <w:r>
         <w:rPr>
           <w:rFonts w:ascii="Times New Roman" w:hAnsi="Times New Roman" w:cs="Times New Roman"/>
           <w:lang w:val="en-ID"/>
         </w:rPr>
-        <w:t>Meningkatkan integritas data</w:t>
+        <w:t>Jawab :</w:t>
       </w:r>
+      <w:proofErr w:type="gramEnd"/>
       <w:r>
         <w:rPr>
           <w:rFonts w:ascii="Times New Roman" w:hAnsi="Times New Roman" w:cs="Times New Roman"/>
           <w:lang w:val="en-ID"/>
         </w:rPr>
-        <w:br/>
-        <w:t xml:space="preserve">→ Data lebih akurat dan konsisten. </w:t>
+        <w:t xml:space="preserve"> </w:t>
+      </w:r>
+      <w:r>
+        <w:rPr>
+          <w:rFonts w:ascii="Times New Roman" w:hAnsi="Times New Roman" w:cs="Times New Roman"/>
+        </w:rPr>
+        <w:t>Tipe database NoSQL yang paling cocok digunakan adalah Time-Series Database (TSDB).</w:t>
       </w:r>
     </w:p>
     <w:p>
       <w:pPr>
+        <w:pStyle w:val="ListParagraph"/>
         <w:numPr>
           <w:ilvl w:val="0"/>
-          <w:numId w:val="74"/>
+          <w:numId w:val="93"/>
         </w:numPr>
         <w:rPr>
           <w:rFonts w:ascii="Times New Roman" w:hAnsi="Times New Roman" w:cs="Times New Roman"/>
-          <w:lang w:val="en-ID"/>
+          <w:b/>
+          <w:bCs/>
         </w:rPr>
       </w:pPr>
       <w:r>
@@ -520,2322 +556,7 @@
           <w:rFonts w:ascii="Times New Roman" w:hAnsi="Times New Roman" w:cs="Times New Roman"/>
           <w:lang w:val="en-ID"/>
         </w:rPr>
-        <w:t>Mempermudah pemeliharaan database</w:t>
-      </w:r>
-      <w:r>
-        <w:rPr>
-          <w:rFonts w:ascii="Times New Roman" w:hAnsi="Times New Roman" w:cs="Times New Roman"/>
-          <w:lang w:val="en-ID"/>
-        </w:rPr>
-        <w:br/>
-        <w:t xml:space="preserve">→ Struktur lebih rapi dan mudah dikelola. </w:t>
-      </w:r>
-    </w:p>
-    <w:p>
-      <w:pPr>
-        <w:numPr>
-          <w:ilvl w:val="0"/>
-          <w:numId w:val="74"/>
-        </w:numPr>
-        <w:rPr>
-          <w:rFonts w:ascii="Times New Roman" w:hAnsi="Times New Roman" w:cs="Times New Roman"/>
-          <w:lang w:val="en-ID"/>
-        </w:rPr>
-      </w:pPr>
-      <w:r>
-        <w:rPr>
-          <w:rFonts w:ascii="Times New Roman" w:hAnsi="Times New Roman" w:cs="Times New Roman"/>
-          <w:lang w:val="en-ID"/>
-        </w:rPr>
-        <w:t>Mengoptimalkan efisiensi penyimpanan</w:t>
-      </w:r>
-      <w:r>
-        <w:rPr>
-          <w:rFonts w:ascii="Times New Roman" w:hAnsi="Times New Roman" w:cs="Times New Roman"/>
-          <w:lang w:val="en-ID"/>
-        </w:rPr>
-        <w:br/>
-        <w:t xml:space="preserve">→ Menghemat space karena tidak ada duplikasi. </w:t>
-      </w:r>
-    </w:p>
-    <w:p>
-      <w:pPr>
-        <w:rPr>
-          <w:rFonts w:ascii="Times New Roman" w:hAnsi="Times New Roman" w:cs="Times New Roman"/>
-          <w:b/>
-          <w:bCs/>
-          <w:lang w:val="en-ID"/>
-        </w:rPr>
-      </w:pPr>
-    </w:p>
-    <w:p>
-      <w:pPr>
-        <w:rPr>
-          <w:rFonts w:ascii="Times New Roman" w:hAnsi="Times New Roman" w:cs="Times New Roman"/>
-          <w:b/>
-          <w:bCs/>
-          <w:lang w:val="en-ID"/>
-        </w:rPr>
-      </w:pPr>
-      <w:r>
-        <w:rPr>
-          <w:rFonts w:ascii="Times New Roman" w:hAnsi="Times New Roman" w:cs="Times New Roman"/>
-          <w:b/>
-          <w:bCs/>
-          <w:lang w:val="en-ID"/>
-        </w:rPr>
-        <w:t>2. Tahapan Normalisasi + Syarat</w:t>
-      </w:r>
-    </w:p>
-    <w:p>
-      <w:pPr>
-        <w:rPr>
-          <w:rFonts w:ascii="Times New Roman" w:hAnsi="Times New Roman" w:cs="Times New Roman"/>
-          <w:b/>
-          <w:bCs/>
-          <w:lang w:val="en-ID"/>
-        </w:rPr>
-      </w:pPr>
-      <w:r>
-        <w:rPr>
-          <w:rFonts w:ascii="Times New Roman" w:hAnsi="Times New Roman" w:cs="Times New Roman"/>
-          <w:b/>
-          <w:bCs/>
-          <w:lang w:val="en-ID"/>
-        </w:rPr>
-        <w:t>Analisis</w:t>
-      </w:r>
-    </w:p>
-    <w:p>
-      <w:pPr>
-        <w:rPr>
-          <w:rFonts w:ascii="Times New Roman" w:hAnsi="Times New Roman" w:cs="Times New Roman"/>
-          <w:b/>
-          <w:bCs/>
-          <w:lang w:val="en-ID"/>
-        </w:rPr>
-      </w:pPr>
-      <w:r>
-        <w:rPr>
-          <w:rFonts w:ascii="Times New Roman" w:hAnsi="Times New Roman" w:cs="Times New Roman"/>
-          <w:b/>
-          <w:bCs/>
-          <w:lang w:val="en-ID"/>
-        </w:rPr>
-        <w:t>Diminta:</w:t>
-      </w:r>
-    </w:p>
-    <w:p>
-      <w:pPr>
-        <w:numPr>
-          <w:ilvl w:val="0"/>
-          <w:numId w:val="75"/>
-        </w:numPr>
-        <w:rPr>
-          <w:rFonts w:ascii="Times New Roman" w:hAnsi="Times New Roman" w:cs="Times New Roman"/>
-          <w:b/>
-          <w:bCs/>
-          <w:lang w:val="en-ID"/>
-        </w:rPr>
-      </w:pPr>
-      <w:r>
-        <w:rPr>
-          <w:rFonts w:ascii="Times New Roman" w:hAnsi="Times New Roman" w:cs="Times New Roman"/>
-          <w:b/>
-          <w:bCs/>
-          <w:lang w:val="en-ID"/>
-        </w:rPr>
-        <w:t xml:space="preserve">minimal 4 tahapan </w:t>
-      </w:r>
-    </w:p>
-    <w:p>
-      <w:pPr>
-        <w:numPr>
-          <w:ilvl w:val="0"/>
-          <w:numId w:val="75"/>
-        </w:numPr>
-        <w:rPr>
-          <w:rFonts w:ascii="Times New Roman" w:hAnsi="Times New Roman" w:cs="Times New Roman"/>
-          <w:b/>
-          <w:bCs/>
-          <w:lang w:val="en-ID"/>
-        </w:rPr>
-      </w:pPr>
-      <w:r>
-        <w:rPr>
-          <w:rFonts w:ascii="Times New Roman" w:hAnsi="Times New Roman" w:cs="Times New Roman"/>
-          <w:b/>
-          <w:bCs/>
-          <w:lang w:val="en-ID"/>
-        </w:rPr>
-        <w:t xml:space="preserve">masing-masing minimal 2 syarat </w:t>
-      </w:r>
-    </w:p>
-    <w:p>
-      <w:pPr>
-        <w:rPr>
-          <w:rFonts w:ascii="Times New Roman" w:hAnsi="Times New Roman" w:cs="Times New Roman"/>
-          <w:lang w:val="en-ID"/>
-        </w:rPr>
-      </w:pPr>
-      <w:r>
-        <w:rPr>
-          <w:rFonts w:ascii="Times New Roman" w:hAnsi="Times New Roman" w:cs="Times New Roman"/>
-          <w:lang w:val="en-ID"/>
-        </w:rPr>
-        <w:t>1NF (First Normal Form)</w:t>
-      </w:r>
-    </w:p>
-    <w:p>
-      <w:pPr>
-        <w:rPr>
-          <w:rFonts w:ascii="Times New Roman" w:hAnsi="Times New Roman" w:cs="Times New Roman"/>
-          <w:lang w:val="en-ID"/>
-        </w:rPr>
-      </w:pPr>
-      <w:r>
-        <w:rPr>
-          <w:rFonts w:ascii="Times New Roman" w:hAnsi="Times New Roman" w:cs="Times New Roman"/>
-          <w:lang w:val="en-ID"/>
-        </w:rPr>
-        <w:t>Syarat:</w:t>
-      </w:r>
-    </w:p>
-    <w:p>
-      <w:pPr>
-        <w:numPr>
-          <w:ilvl w:val="0"/>
-          <w:numId w:val="76"/>
-        </w:numPr>
-        <w:rPr>
-          <w:rFonts w:ascii="Times New Roman" w:hAnsi="Times New Roman" w:cs="Times New Roman"/>
-          <w:lang w:val="en-ID"/>
-        </w:rPr>
-      </w:pPr>
-      <w:r>
-        <w:rPr>
-          <w:rFonts w:ascii="Times New Roman" w:hAnsi="Times New Roman" w:cs="Times New Roman"/>
-          <w:lang w:val="en-ID"/>
-        </w:rPr>
-        <w:t xml:space="preserve">Tidak ada atribut bernilai ganda (multi-valued) </w:t>
-      </w:r>
-    </w:p>
-    <w:p>
-      <w:pPr>
-        <w:numPr>
-          <w:ilvl w:val="0"/>
-          <w:numId w:val="76"/>
-        </w:numPr>
-        <w:rPr>
-          <w:rFonts w:ascii="Times New Roman" w:hAnsi="Times New Roman" w:cs="Times New Roman"/>
-          <w:lang w:val="en-ID"/>
-        </w:rPr>
-      </w:pPr>
-      <w:r>
-        <w:rPr>
-          <w:rFonts w:ascii="Times New Roman" w:hAnsi="Times New Roman" w:cs="Times New Roman"/>
-          <w:lang w:val="en-ID"/>
-        </w:rPr>
-        <w:t xml:space="preserve">Setiap field bersifat atomik (tidak bisa dipecah lagi) </w:t>
-      </w:r>
-    </w:p>
-    <w:p>
-      <w:pPr>
-        <w:rPr>
-          <w:rFonts w:ascii="Times New Roman" w:hAnsi="Times New Roman" w:cs="Times New Roman"/>
-          <w:lang w:val="en-ID"/>
-        </w:rPr>
-      </w:pPr>
-      <w:r>
-        <w:rPr>
-          <w:rFonts w:ascii="Times New Roman" w:hAnsi="Times New Roman" w:cs="Times New Roman"/>
-          <w:lang w:val="en-ID"/>
-        </w:rPr>
-        <w:t>2NF (Second Normal Form)</w:t>
-      </w:r>
-    </w:p>
-    <w:p>
-      <w:pPr>
-        <w:rPr>
-          <w:rFonts w:ascii="Times New Roman" w:hAnsi="Times New Roman" w:cs="Times New Roman"/>
-          <w:lang w:val="en-ID"/>
-        </w:rPr>
-      </w:pPr>
-      <w:r>
-        <w:rPr>
-          <w:rFonts w:ascii="Times New Roman" w:hAnsi="Times New Roman" w:cs="Times New Roman"/>
-          <w:lang w:val="en-ID"/>
-        </w:rPr>
-        <w:t>Syarat:</w:t>
-      </w:r>
-    </w:p>
-    <w:p>
-      <w:pPr>
-        <w:numPr>
-          <w:ilvl w:val="0"/>
-          <w:numId w:val="77"/>
-        </w:numPr>
-        <w:rPr>
-          <w:rFonts w:ascii="Times New Roman" w:hAnsi="Times New Roman" w:cs="Times New Roman"/>
-          <w:lang w:val="en-ID"/>
-        </w:rPr>
-      </w:pPr>
-      <w:r>
-        <w:rPr>
-          <w:rFonts w:ascii="Times New Roman" w:hAnsi="Times New Roman" w:cs="Times New Roman"/>
-          <w:lang w:val="en-ID"/>
-        </w:rPr>
-        <w:t xml:space="preserve">Sudah memenuhi 1NF </w:t>
-      </w:r>
-    </w:p>
-    <w:p>
-      <w:pPr>
-        <w:numPr>
-          <w:ilvl w:val="0"/>
-          <w:numId w:val="77"/>
-        </w:numPr>
-        <w:rPr>
-          <w:rFonts w:ascii="Times New Roman" w:hAnsi="Times New Roman" w:cs="Times New Roman"/>
-          <w:lang w:val="en-ID"/>
-        </w:rPr>
-      </w:pPr>
-      <w:r>
-        <w:rPr>
-          <w:rFonts w:ascii="Times New Roman" w:hAnsi="Times New Roman" w:cs="Times New Roman"/>
-          <w:lang w:val="en-ID"/>
-        </w:rPr>
-        <w:lastRenderedPageBreak/>
-        <w:t xml:space="preserve">Tidak ada partial dependency (atribut non-key harus bergantung penuh pada primary key) </w:t>
-      </w:r>
-    </w:p>
-    <w:p>
-      <w:pPr>
-        <w:rPr>
-          <w:rFonts w:ascii="Times New Roman" w:hAnsi="Times New Roman" w:cs="Times New Roman"/>
-          <w:lang w:val="en-ID"/>
-        </w:rPr>
-      </w:pPr>
-      <w:r>
-        <w:rPr>
-          <w:rFonts w:ascii="Times New Roman" w:hAnsi="Times New Roman" w:cs="Times New Roman"/>
-          <w:lang w:val="en-ID"/>
-        </w:rPr>
-        <w:t>3NF (Third Normal Form)</w:t>
-      </w:r>
-    </w:p>
-    <w:p>
-      <w:pPr>
-        <w:rPr>
-          <w:rFonts w:ascii="Times New Roman" w:hAnsi="Times New Roman" w:cs="Times New Roman"/>
-          <w:lang w:val="en-ID"/>
-        </w:rPr>
-      </w:pPr>
-      <w:r>
-        <w:rPr>
-          <w:rFonts w:ascii="Times New Roman" w:hAnsi="Times New Roman" w:cs="Times New Roman"/>
-          <w:lang w:val="en-ID"/>
-        </w:rPr>
-        <w:t>Syarat:</w:t>
-      </w:r>
-    </w:p>
-    <w:p>
-      <w:pPr>
-        <w:numPr>
-          <w:ilvl w:val="0"/>
-          <w:numId w:val="78"/>
-        </w:numPr>
-        <w:rPr>
-          <w:rFonts w:ascii="Times New Roman" w:hAnsi="Times New Roman" w:cs="Times New Roman"/>
-          <w:lang w:val="en-ID"/>
-        </w:rPr>
-      </w:pPr>
-      <w:r>
-        <w:rPr>
-          <w:rFonts w:ascii="Times New Roman" w:hAnsi="Times New Roman" w:cs="Times New Roman"/>
-          <w:lang w:val="en-ID"/>
-        </w:rPr>
-        <w:t xml:space="preserve">Sudah memenuhi 2NF </w:t>
-      </w:r>
-    </w:p>
-    <w:p>
-      <w:pPr>
-        <w:numPr>
-          <w:ilvl w:val="0"/>
-          <w:numId w:val="78"/>
-        </w:numPr>
-        <w:rPr>
-          <w:rFonts w:ascii="Times New Roman" w:hAnsi="Times New Roman" w:cs="Times New Roman"/>
-          <w:lang w:val="en-ID"/>
-        </w:rPr>
-      </w:pPr>
-      <w:r>
-        <w:rPr>
-          <w:rFonts w:ascii="Times New Roman" w:hAnsi="Times New Roman" w:cs="Times New Roman"/>
-          <w:lang w:val="en-ID"/>
-        </w:rPr>
-        <w:t xml:space="preserve">Tidak ada transitive dependency (non-key tidak boleh bergantung pada non-key lain) </w:t>
-      </w:r>
-    </w:p>
-    <w:p>
-      <w:pPr>
-        <w:rPr>
-          <w:rFonts w:ascii="Times New Roman" w:hAnsi="Times New Roman" w:cs="Times New Roman"/>
-          <w:b/>
-          <w:bCs/>
-          <w:lang w:val="en-ID"/>
-        </w:rPr>
-      </w:pPr>
-      <w:r>
-        <w:rPr>
-          <w:rFonts w:ascii="Times New Roman" w:hAnsi="Times New Roman" w:cs="Times New Roman"/>
-          <w:b/>
-          <w:bCs/>
-          <w:lang w:val="en-ID"/>
-        </w:rPr>
-        <w:t>BCNF (Boyce-Codd Normal Form)</w:t>
-      </w:r>
-    </w:p>
-    <w:p>
-      <w:pPr>
-        <w:rPr>
-          <w:rFonts w:ascii="Times New Roman" w:hAnsi="Times New Roman" w:cs="Times New Roman"/>
-          <w:b/>
-          <w:bCs/>
-          <w:lang w:val="en-ID"/>
-        </w:rPr>
-      </w:pPr>
-      <w:r>
-        <w:rPr>
-          <w:rFonts w:ascii="Times New Roman" w:hAnsi="Times New Roman" w:cs="Times New Roman"/>
-          <w:b/>
-          <w:bCs/>
-          <w:lang w:val="en-ID"/>
-        </w:rPr>
-        <w:t>Syarat:</w:t>
-      </w:r>
-    </w:p>
-    <w:p>
-      <w:pPr>
-        <w:numPr>
-          <w:ilvl w:val="0"/>
-          <w:numId w:val="79"/>
-        </w:numPr>
-        <w:rPr>
-          <w:rFonts w:ascii="Times New Roman" w:hAnsi="Times New Roman" w:cs="Times New Roman"/>
-          <w:b/>
-          <w:bCs/>
-          <w:lang w:val="en-ID"/>
-        </w:rPr>
-      </w:pPr>
-      <w:r>
-        <w:rPr>
-          <w:rFonts w:ascii="Times New Roman" w:hAnsi="Times New Roman" w:cs="Times New Roman"/>
-          <w:b/>
-          <w:bCs/>
-          <w:lang w:val="en-ID"/>
-        </w:rPr>
-        <w:t xml:space="preserve">Sudah memenuhi 3NF </w:t>
-      </w:r>
-    </w:p>
-    <w:p>
-      <w:pPr>
-        <w:numPr>
-          <w:ilvl w:val="0"/>
-          <w:numId w:val="79"/>
-        </w:numPr>
-        <w:rPr>
-          <w:rFonts w:ascii="Times New Roman" w:hAnsi="Times New Roman" w:cs="Times New Roman"/>
-          <w:b/>
-          <w:bCs/>
-          <w:lang w:val="en-ID"/>
-        </w:rPr>
-      </w:pPr>
-      <w:r>
-        <w:rPr>
-          <w:rFonts w:ascii="Times New Roman" w:hAnsi="Times New Roman" w:cs="Times New Roman"/>
-          <w:b/>
-          <w:bCs/>
-          <w:lang w:val="en-ID"/>
-        </w:rPr>
-        <w:t xml:space="preserve">Setiap determinan harus merupakan candidate key </w:t>
-      </w:r>
-    </w:p>
-    <w:p>
-      <w:pPr>
-        <w:rPr>
-          <w:rFonts w:ascii="Times New Roman" w:hAnsi="Times New Roman" w:cs="Times New Roman"/>
-          <w:b/>
-          <w:bCs/>
-          <w:lang w:val="en-ID"/>
-        </w:rPr>
-      </w:pPr>
-      <w:r>
-        <w:rPr>
-          <w:rFonts w:ascii="Times New Roman" w:hAnsi="Times New Roman" w:cs="Times New Roman"/>
-          <w:b/>
-          <w:bCs/>
-          <w:lang w:val="en-ID"/>
-        </w:rPr>
-        <w:t>3. Normalisasi Data (Sampai 3NF)</w:t>
-      </w:r>
-    </w:p>
-    <w:p>
-      <w:pPr>
-        <w:rPr>
-          <w:rFonts w:ascii="Times New Roman" w:hAnsi="Times New Roman" w:cs="Times New Roman"/>
-          <w:lang w:val="en-ID"/>
-        </w:rPr>
-      </w:pPr>
-      <w:r>
-        <w:rPr>
-          <w:rFonts w:ascii="Times New Roman" w:hAnsi="Times New Roman" w:cs="Times New Roman"/>
-          <w:lang w:val="en-ID"/>
-        </w:rPr>
-        <w:t>Step 1 — Analisis Masalah</w:t>
-      </w:r>
-    </w:p>
-    <w:p>
-      <w:pPr>
-        <w:rPr>
-          <w:rFonts w:ascii="Times New Roman" w:hAnsi="Times New Roman" w:cs="Times New Roman"/>
-          <w:lang w:val="en-ID"/>
-        </w:rPr>
-      </w:pPr>
-      <w:r>
-        <w:rPr>
-          <w:rFonts w:ascii="Times New Roman" w:hAnsi="Times New Roman" w:cs="Times New Roman"/>
-          <w:lang w:val="en-ID"/>
-        </w:rPr>
-        <w:t>Tabel awal:</w:t>
-      </w:r>
-    </w:p>
-    <w:tbl>
-      <w:tblPr>
-        <w:tblStyle w:val="TableGrid"/>
-        <w:tblW w:w="0" w:type="auto"/>
-        <w:tblLook w:val="04A0" w:firstRow="1" w:lastRow="0" w:firstColumn="1" w:lastColumn="0" w:noHBand="0" w:noVBand="1"/>
-      </w:tblPr>
-      <w:tblGrid>
-        <w:gridCol w:w="1842"/>
-        <w:gridCol w:w="644"/>
-        <w:gridCol w:w="1524"/>
-        <w:gridCol w:w="1158"/>
-        <w:gridCol w:w="1206"/>
-        <w:gridCol w:w="620"/>
-        <w:gridCol w:w="656"/>
-        <w:gridCol w:w="754"/>
-      </w:tblGrid>
-      <w:tr>
-        <w:tc>
-          <w:tcPr>
-            <w:tcW w:w="0" w:type="auto"/>
-            <w:hideMark/>
-          </w:tcPr>
-          <w:p>
-            <w:pPr>
-              <w:spacing w:after="160" w:line="278" w:lineRule="auto"/>
-              <w:rPr>
-                <w:rFonts w:ascii="Times New Roman" w:hAnsi="Times New Roman" w:cs="Times New Roman"/>
-              </w:rPr>
-            </w:pPr>
-            <w:r>
-              <w:rPr>
-                <w:rFonts w:ascii="Times New Roman" w:hAnsi="Times New Roman" w:cs="Times New Roman"/>
-              </w:rPr>
-              <w:t>Nama_Mahasiswa</w:t>
-            </w:r>
-          </w:p>
-        </w:tc>
-        <w:tc>
-          <w:tcPr>
-            <w:tcW w:w="0" w:type="auto"/>
-            <w:hideMark/>
-          </w:tcPr>
-          <w:p>
-            <w:pPr>
-              <w:spacing w:after="160" w:line="278" w:lineRule="auto"/>
-              <w:rPr>
-                <w:rFonts w:ascii="Times New Roman" w:hAnsi="Times New Roman" w:cs="Times New Roman"/>
-              </w:rPr>
-            </w:pPr>
-            <w:r>
-              <w:rPr>
-                <w:rFonts w:ascii="Times New Roman" w:hAnsi="Times New Roman" w:cs="Times New Roman"/>
-              </w:rPr>
-              <w:t>NIM</w:t>
-            </w:r>
-          </w:p>
-        </w:tc>
-        <w:tc>
-          <w:tcPr>
-            <w:tcW w:w="0" w:type="auto"/>
-            <w:hideMark/>
-          </w:tcPr>
-          <w:p>
-            <w:pPr>
-              <w:spacing w:after="160" w:line="278" w:lineRule="auto"/>
-              <w:rPr>
-                <w:rFonts w:ascii="Times New Roman" w:hAnsi="Times New Roman" w:cs="Times New Roman"/>
-              </w:rPr>
-            </w:pPr>
-            <w:r>
-              <w:rPr>
-                <w:rFonts w:ascii="Times New Roman" w:hAnsi="Times New Roman" w:cs="Times New Roman"/>
-              </w:rPr>
-              <w:t>Tanggal_Lahir</w:t>
-            </w:r>
-          </w:p>
-        </w:tc>
-        <w:tc>
-          <w:tcPr>
-            <w:tcW w:w="0" w:type="auto"/>
-            <w:hideMark/>
-          </w:tcPr>
-          <w:p>
-            <w:pPr>
-              <w:spacing w:after="160" w:line="278" w:lineRule="auto"/>
-              <w:rPr>
-                <w:rFonts w:ascii="Times New Roman" w:hAnsi="Times New Roman" w:cs="Times New Roman"/>
-              </w:rPr>
-            </w:pPr>
-            <w:r>
-              <w:rPr>
-                <w:rFonts w:ascii="Times New Roman" w:hAnsi="Times New Roman" w:cs="Times New Roman"/>
-              </w:rPr>
-              <w:t>Kode_MK</w:t>
-            </w:r>
-          </w:p>
-        </w:tc>
-        <w:tc>
-          <w:tcPr>
-            <w:tcW w:w="0" w:type="auto"/>
-            <w:hideMark/>
-          </w:tcPr>
-          <w:p>
-            <w:pPr>
-              <w:spacing w:after="160" w:line="278" w:lineRule="auto"/>
-              <w:rPr>
-                <w:rFonts w:ascii="Times New Roman" w:hAnsi="Times New Roman" w:cs="Times New Roman"/>
-              </w:rPr>
-            </w:pPr>
-            <w:r>
-              <w:rPr>
-                <w:rFonts w:ascii="Times New Roman" w:hAnsi="Times New Roman" w:cs="Times New Roman"/>
-              </w:rPr>
-              <w:t>Nama_MK</w:t>
-            </w:r>
-          </w:p>
-        </w:tc>
-        <w:tc>
-          <w:tcPr>
-            <w:tcW w:w="0" w:type="auto"/>
-            <w:hideMark/>
-          </w:tcPr>
-          <w:p>
-            <w:pPr>
-              <w:spacing w:after="160" w:line="278" w:lineRule="auto"/>
-              <w:rPr>
-                <w:rFonts w:ascii="Times New Roman" w:hAnsi="Times New Roman" w:cs="Times New Roman"/>
-              </w:rPr>
-            </w:pPr>
-            <w:r>
-              <w:rPr>
-                <w:rFonts w:ascii="Times New Roman" w:hAnsi="Times New Roman" w:cs="Times New Roman"/>
-              </w:rPr>
-              <w:t>SKS</w:t>
-            </w:r>
-          </w:p>
-        </w:tc>
-        <w:tc>
-          <w:tcPr>
-            <w:tcW w:w="0" w:type="auto"/>
-            <w:hideMark/>
-          </w:tcPr>
-          <w:p>
-            <w:pPr>
-              <w:spacing w:after="160" w:line="278" w:lineRule="auto"/>
-              <w:rPr>
-                <w:rFonts w:ascii="Times New Roman" w:hAnsi="Times New Roman" w:cs="Times New Roman"/>
-              </w:rPr>
-            </w:pPr>
-            <w:r>
-              <w:rPr>
-                <w:rFonts w:ascii="Times New Roman" w:hAnsi="Times New Roman" w:cs="Times New Roman"/>
-              </w:rPr>
-              <w:t>Nilai</w:t>
-            </w:r>
-          </w:p>
-        </w:tc>
-        <w:tc>
-          <w:tcPr>
-            <w:tcW w:w="0" w:type="auto"/>
-            <w:hideMark/>
-          </w:tcPr>
-          <w:p>
-            <w:pPr>
-              <w:spacing w:after="160" w:line="278" w:lineRule="auto"/>
-              <w:rPr>
-                <w:rFonts w:ascii="Times New Roman" w:hAnsi="Times New Roman" w:cs="Times New Roman"/>
-              </w:rPr>
-            </w:pPr>
-            <w:r>
-              <w:rPr>
-                <w:rFonts w:ascii="Times New Roman" w:hAnsi="Times New Roman" w:cs="Times New Roman"/>
-              </w:rPr>
-              <w:t>Bobot</w:t>
-            </w:r>
-          </w:p>
-        </w:tc>
-      </w:tr>
-    </w:tbl>
-    <w:p>
-      <w:pPr>
-        <w:rPr>
-          <w:rFonts w:ascii="Times New Roman" w:hAnsi="Times New Roman" w:cs="Times New Roman"/>
-          <w:lang w:val="en-ID"/>
-        </w:rPr>
-      </w:pPr>
-      <w:r>
-        <w:rPr>
-          <w:rFonts w:ascii="Times New Roman" w:hAnsi="Times New Roman" w:cs="Times New Roman"/>
-          <w:lang w:val="en-ID"/>
-        </w:rPr>
-        <w:t>Identifikasi Functional Dependency</w:t>
-      </w:r>
-    </w:p>
-    <w:p>
-      <w:pPr>
-        <w:numPr>
-          <w:ilvl w:val="0"/>
-          <w:numId w:val="80"/>
-        </w:numPr>
-        <w:rPr>
-          <w:rFonts w:ascii="Times New Roman" w:hAnsi="Times New Roman" w:cs="Times New Roman"/>
-          <w:lang w:val="en-ID"/>
-        </w:rPr>
-      </w:pPr>
-      <w:r>
-        <w:rPr>
-          <w:rFonts w:ascii="Times New Roman" w:hAnsi="Times New Roman" w:cs="Times New Roman"/>
-          <w:lang w:val="en-ID"/>
-        </w:rPr>
-        <w:t xml:space="preserve">NIM → Nama_Mahasiswa, Tanggal_Lahir </w:t>
-      </w:r>
-    </w:p>
-    <w:p>
-      <w:pPr>
-        <w:numPr>
-          <w:ilvl w:val="0"/>
-          <w:numId w:val="80"/>
-        </w:numPr>
-        <w:rPr>
-          <w:rFonts w:ascii="Times New Roman" w:hAnsi="Times New Roman" w:cs="Times New Roman"/>
-          <w:lang w:val="en-ID"/>
-        </w:rPr>
-      </w:pPr>
-      <w:r>
-        <w:rPr>
-          <w:rFonts w:ascii="Times New Roman" w:hAnsi="Times New Roman" w:cs="Times New Roman"/>
-          <w:lang w:val="en-ID"/>
-        </w:rPr>
-        <w:t xml:space="preserve">Kode_MK → Nama_MK, SKS </w:t>
-      </w:r>
-    </w:p>
-    <w:p>
-      <w:pPr>
-        <w:numPr>
-          <w:ilvl w:val="0"/>
-          <w:numId w:val="80"/>
-        </w:numPr>
-        <w:rPr>
-          <w:rFonts w:ascii="Times New Roman" w:hAnsi="Times New Roman" w:cs="Times New Roman"/>
-          <w:lang w:val="en-ID"/>
-        </w:rPr>
-      </w:pPr>
-      <w:r>
-        <w:rPr>
-          <w:rFonts w:ascii="Times New Roman" w:hAnsi="Times New Roman" w:cs="Times New Roman"/>
-          <w:lang w:val="en-ID"/>
-        </w:rPr>
-        <w:t xml:space="preserve">Nilai → Bobot </w:t>
-      </w:r>
-    </w:p>
-    <w:p>
-      <w:pPr>
-        <w:numPr>
-          <w:ilvl w:val="0"/>
-          <w:numId w:val="80"/>
-        </w:numPr>
-        <w:rPr>
-          <w:rFonts w:ascii="Times New Roman" w:hAnsi="Times New Roman" w:cs="Times New Roman"/>
-          <w:lang w:val="en-ID"/>
-        </w:rPr>
-      </w:pPr>
-      <w:r>
-        <w:rPr>
-          <w:rFonts w:ascii="Times New Roman" w:hAnsi="Times New Roman" w:cs="Times New Roman"/>
-          <w:lang w:val="en-ID"/>
-        </w:rPr>
-        <w:t xml:space="preserve">(NIM, Kode_MK) → Nilai </w:t>
-      </w:r>
-    </w:p>
-    <w:p>
-      <w:pPr>
-        <w:rPr>
-          <w:rFonts w:ascii="Times New Roman" w:hAnsi="Times New Roman" w:cs="Times New Roman"/>
-          <w:lang w:val="en-ID"/>
-        </w:rPr>
-      </w:pPr>
-      <w:r>
-        <w:rPr>
-          <w:rFonts w:ascii="Times New Roman" w:hAnsi="Times New Roman" w:cs="Times New Roman"/>
-          <w:lang w:val="en-ID"/>
-        </w:rPr>
-        <w:t>Step 2 — 1NF</w:t>
-      </w:r>
-    </w:p>
-    <w:p>
-      <w:pPr>
-        <w:rPr>
-          <w:rFonts w:ascii="Times New Roman" w:hAnsi="Times New Roman" w:cs="Times New Roman"/>
-          <w:lang w:val="en-ID"/>
-        </w:rPr>
-      </w:pPr>
-      <w:r>
-        <w:rPr>
-          <w:rFonts w:ascii="Times New Roman" w:hAnsi="Times New Roman" w:cs="Times New Roman"/>
-          <w:lang w:val="en-ID"/>
-        </w:rPr>
-        <w:t>Cek</w:t>
-      </w:r>
-    </w:p>
-    <w:p>
-      <w:pPr>
-        <w:numPr>
-          <w:ilvl w:val="0"/>
-          <w:numId w:val="81"/>
-        </w:numPr>
-        <w:rPr>
-          <w:rFonts w:ascii="Times New Roman" w:hAnsi="Times New Roman" w:cs="Times New Roman"/>
-          <w:lang w:val="en-ID"/>
-        </w:rPr>
-      </w:pPr>
-      <w:r>
-        <w:rPr>
-          <w:rFonts w:ascii="Times New Roman" w:hAnsi="Times New Roman" w:cs="Times New Roman"/>
-          <w:lang w:val="en-ID"/>
-        </w:rPr>
-        <w:t xml:space="preserve">Semua data sudah atomik </w:t>
-      </w:r>
-    </w:p>
-    <w:p>
-      <w:pPr>
-        <w:numPr>
-          <w:ilvl w:val="0"/>
-          <w:numId w:val="81"/>
-        </w:numPr>
-        <w:rPr>
-          <w:rFonts w:ascii="Times New Roman" w:hAnsi="Times New Roman" w:cs="Times New Roman"/>
-          <w:lang w:val="en-ID"/>
-        </w:rPr>
-      </w:pPr>
-      <w:r>
-        <w:rPr>
-          <w:rFonts w:ascii="Times New Roman" w:hAnsi="Times New Roman" w:cs="Times New Roman"/>
-          <w:lang w:val="en-ID"/>
-        </w:rPr>
-        <w:t xml:space="preserve">Tidak ada repeating group </w:t>
-      </w:r>
-    </w:p>
-    <w:p>
-      <w:pPr>
-        <w:rPr>
-          <w:rFonts w:ascii="Times New Roman" w:hAnsi="Times New Roman" w:cs="Times New Roman"/>
-          <w:lang w:val="en-ID"/>
-        </w:rPr>
-      </w:pPr>
-      <w:r>
-        <w:rPr>
-          <w:rFonts w:ascii="Times New Roman" w:hAnsi="Times New Roman" w:cs="Times New Roman"/>
-          <w:lang w:val="en-ID"/>
-        </w:rPr>
-        <w:t>PK</w:t>
-      </w:r>
-    </w:p>
-    <w:p>
-      <w:pPr>
-        <w:rPr>
-          <w:rFonts w:ascii="Times New Roman" w:hAnsi="Times New Roman" w:cs="Times New Roman"/>
-          <w:lang w:val="en-ID"/>
-        </w:rPr>
-      </w:pPr>
-      <w:r>
-        <w:rPr>
-          <w:rFonts w:ascii="Times New Roman" w:hAnsi="Times New Roman" w:cs="Times New Roman"/>
-          <w:lang w:val="en-ID"/>
-        </w:rPr>
-        <w:t>→ (NIM, Kode_MK)</w:t>
-      </w:r>
-    </w:p>
-    <w:p>
-      <w:pPr>
-        <w:rPr>
-          <w:rFonts w:ascii="Times New Roman" w:hAnsi="Times New Roman" w:cs="Times New Roman"/>
-          <w:lang w:val="en-ID"/>
-        </w:rPr>
-      </w:pPr>
-      <w:r>
-        <w:rPr>
-          <w:rFonts w:ascii="Segoe UI Symbol" w:hAnsi="Segoe UI Symbol" w:cs="Segoe UI Symbol"/>
-          <w:lang w:val="en-ID"/>
-        </w:rPr>
-        <w:lastRenderedPageBreak/>
-        <w:t>➡</w:t>
-      </w:r>
-      <w:r>
-        <w:rPr>
-          <w:rFonts w:ascii="Times New Roman" w:hAnsi="Times New Roman" w:cs="Times New Roman"/>
-          <w:lang w:val="en-ID"/>
-        </w:rPr>
-        <w:t xml:space="preserve"> Sudah memenuhi 1NF</w:t>
-      </w:r>
-    </w:p>
-    <w:p>
-      <w:pPr>
-        <w:rPr>
-          <w:rFonts w:ascii="Times New Roman" w:hAnsi="Times New Roman" w:cs="Times New Roman"/>
-          <w:lang w:val="en-ID"/>
-        </w:rPr>
-      </w:pPr>
-      <w:r>
-        <w:rPr>
-          <w:rFonts w:ascii="Times New Roman" w:hAnsi="Times New Roman" w:cs="Times New Roman"/>
-          <w:lang w:val="en-ID"/>
-        </w:rPr>
-        <w:t>Step 3 — 2NF</w:t>
-      </w:r>
-    </w:p>
-    <w:p>
-      <w:pPr>
-        <w:rPr>
-          <w:rFonts w:ascii="Times New Roman" w:hAnsi="Times New Roman" w:cs="Times New Roman"/>
-          <w:lang w:val="en-ID"/>
-        </w:rPr>
-      </w:pPr>
-      <w:r>
-        <w:rPr>
-          <w:rFonts w:ascii="Times New Roman" w:hAnsi="Times New Roman" w:cs="Times New Roman"/>
-          <w:lang w:val="en-ID"/>
-        </w:rPr>
-        <w:t>Analisis masalah</w:t>
-      </w:r>
-    </w:p>
-    <w:p>
-      <w:pPr>
-        <w:rPr>
-          <w:rFonts w:ascii="Times New Roman" w:hAnsi="Times New Roman" w:cs="Times New Roman"/>
-          <w:lang w:val="en-ID"/>
-        </w:rPr>
-      </w:pPr>
-      <w:r>
-        <w:rPr>
-          <w:rFonts w:ascii="Times New Roman" w:hAnsi="Times New Roman" w:cs="Times New Roman"/>
-          <w:lang w:val="en-ID"/>
-        </w:rPr>
-        <w:t>Ada partial dependency:</w:t>
-      </w:r>
-    </w:p>
-    <w:p>
-      <w:pPr>
-        <w:numPr>
-          <w:ilvl w:val="0"/>
-          <w:numId w:val="82"/>
-        </w:numPr>
-        <w:rPr>
-          <w:rFonts w:ascii="Times New Roman" w:hAnsi="Times New Roman" w:cs="Times New Roman"/>
-          <w:lang w:val="en-ID"/>
-        </w:rPr>
-      </w:pPr>
-      <w:r>
-        <w:rPr>
-          <w:rFonts w:ascii="Times New Roman" w:hAnsi="Times New Roman" w:cs="Times New Roman"/>
-          <w:lang w:val="en-ID"/>
-        </w:rPr>
-        <w:t xml:space="preserve">Nama_Mahasiswa, Tanggal_Lahir → hanya tergantung NIM </w:t>
-      </w:r>
-    </w:p>
-    <w:p>
-      <w:pPr>
-        <w:numPr>
-          <w:ilvl w:val="0"/>
-          <w:numId w:val="82"/>
-        </w:numPr>
-        <w:rPr>
-          <w:rFonts w:ascii="Times New Roman" w:hAnsi="Times New Roman" w:cs="Times New Roman"/>
-          <w:lang w:val="en-ID"/>
-        </w:rPr>
-      </w:pPr>
-      <w:r>
-        <w:rPr>
-          <w:rFonts w:ascii="Times New Roman" w:hAnsi="Times New Roman" w:cs="Times New Roman"/>
-          <w:lang w:val="en-ID"/>
-        </w:rPr>
-        <w:t xml:space="preserve">Nama_MK, SKS → hanya tergantung Kode_MK </w:t>
-      </w:r>
-    </w:p>
-    <w:p>
-      <w:pPr>
-        <w:rPr>
-          <w:rFonts w:ascii="Times New Roman" w:hAnsi="Times New Roman" w:cs="Times New Roman"/>
-          <w:b/>
-          <w:bCs/>
-          <w:lang w:val="en-ID"/>
-        </w:rPr>
-      </w:pPr>
-      <w:r>
-        <w:rPr>
-          <w:rFonts w:ascii="Times New Roman" w:hAnsi="Times New Roman" w:cs="Times New Roman"/>
-          <w:b/>
-          <w:bCs/>
-          <w:lang w:val="en-ID"/>
-        </w:rPr>
-        <w:t>Solusi (Pisah tabel)</w:t>
-      </w:r>
-    </w:p>
-    <w:p>
-      <w:pPr>
-        <w:rPr>
-          <w:rFonts w:ascii="Times New Roman" w:hAnsi="Times New Roman" w:cs="Times New Roman"/>
-          <w:b/>
-          <w:bCs/>
-          <w:lang w:val="en-ID"/>
-        </w:rPr>
-      </w:pPr>
-      <w:r>
-        <w:rPr>
-          <w:rFonts w:ascii="Times New Roman" w:hAnsi="Times New Roman" w:cs="Times New Roman"/>
-          <w:b/>
-          <w:bCs/>
-          <w:lang w:val="en-ID"/>
-        </w:rPr>
-        <w:t>Tabel MAHASISWA</w:t>
-      </w:r>
-    </w:p>
-    <w:tbl>
-      <w:tblPr>
-        <w:tblStyle w:val="TableGrid"/>
-        <w:tblW w:w="0" w:type="auto"/>
-        <w:tblLook w:val="04A0" w:firstRow="1" w:lastRow="0" w:firstColumn="1" w:lastColumn="0" w:noHBand="0" w:noVBand="1"/>
-      </w:tblPr>
-      <w:tblGrid>
-        <w:gridCol w:w="766"/>
-        <w:gridCol w:w="1940"/>
-        <w:gridCol w:w="1635"/>
-      </w:tblGrid>
-      <w:tr>
-        <w:tc>
-          <w:tcPr>
-            <w:tcW w:w="0" w:type="auto"/>
-            <w:hideMark/>
-          </w:tcPr>
-          <w:p>
-            <w:pPr>
-              <w:spacing w:after="160" w:line="278" w:lineRule="auto"/>
-              <w:rPr>
-                <w:rFonts w:ascii="Times New Roman" w:hAnsi="Times New Roman" w:cs="Times New Roman"/>
-                <w:b/>
-                <w:bCs/>
-              </w:rPr>
-            </w:pPr>
-            <w:r>
-              <w:rPr>
-                <w:rFonts w:ascii="Times New Roman" w:hAnsi="Times New Roman" w:cs="Times New Roman"/>
-                <w:b/>
-                <w:bCs/>
-              </w:rPr>
-              <w:t>NIM</w:t>
-            </w:r>
-          </w:p>
-        </w:tc>
-        <w:tc>
-          <w:tcPr>
-            <w:tcW w:w="0" w:type="auto"/>
-            <w:hideMark/>
-          </w:tcPr>
-          <w:p>
-            <w:pPr>
-              <w:spacing w:after="160" w:line="278" w:lineRule="auto"/>
-              <w:rPr>
-                <w:rFonts w:ascii="Times New Roman" w:hAnsi="Times New Roman" w:cs="Times New Roman"/>
-                <w:b/>
-                <w:bCs/>
-              </w:rPr>
-            </w:pPr>
-            <w:r>
-              <w:rPr>
-                <w:rFonts w:ascii="Times New Roman" w:hAnsi="Times New Roman" w:cs="Times New Roman"/>
-                <w:b/>
-                <w:bCs/>
-              </w:rPr>
-              <w:t>Nama_Mahasiswa</w:t>
-            </w:r>
-          </w:p>
-        </w:tc>
-        <w:tc>
-          <w:tcPr>
-            <w:tcW w:w="0" w:type="auto"/>
-            <w:hideMark/>
-          </w:tcPr>
-          <w:p>
-            <w:pPr>
-              <w:spacing w:after="160" w:line="278" w:lineRule="auto"/>
-              <w:rPr>
-                <w:rFonts w:ascii="Times New Roman" w:hAnsi="Times New Roman" w:cs="Times New Roman"/>
-                <w:b/>
-                <w:bCs/>
-              </w:rPr>
-            </w:pPr>
-            <w:r>
-              <w:rPr>
-                <w:rFonts w:ascii="Times New Roman" w:hAnsi="Times New Roman" w:cs="Times New Roman"/>
-                <w:b/>
-                <w:bCs/>
-              </w:rPr>
-              <w:t>Tanggal_Lahir</w:t>
-            </w:r>
-          </w:p>
-        </w:tc>
-      </w:tr>
-      <w:tr>
-        <w:tc>
-          <w:tcPr>
-            <w:tcW w:w="0" w:type="auto"/>
-            <w:hideMark/>
-          </w:tcPr>
-          <w:p>
-            <w:pPr>
-              <w:spacing w:after="160" w:line="278" w:lineRule="auto"/>
-              <w:rPr>
-                <w:rFonts w:ascii="Times New Roman" w:hAnsi="Times New Roman" w:cs="Times New Roman"/>
-                <w:b/>
-                <w:bCs/>
-              </w:rPr>
-            </w:pPr>
-            <w:r>
-              <w:rPr>
-                <w:rFonts w:ascii="Times New Roman" w:hAnsi="Times New Roman" w:cs="Times New Roman"/>
-                <w:b/>
-                <w:bCs/>
-              </w:rPr>
-              <w:t>31980</w:t>
-            </w:r>
-          </w:p>
-        </w:tc>
-        <w:tc>
-          <w:tcPr>
-            <w:tcW w:w="0" w:type="auto"/>
-            <w:hideMark/>
-          </w:tcPr>
-          <w:p>
-            <w:pPr>
-              <w:spacing w:after="160" w:line="278" w:lineRule="auto"/>
-              <w:rPr>
-                <w:rFonts w:ascii="Times New Roman" w:hAnsi="Times New Roman" w:cs="Times New Roman"/>
-                <w:b/>
-                <w:bCs/>
-              </w:rPr>
-            </w:pPr>
-            <w:r>
-              <w:rPr>
-                <w:rFonts w:ascii="Times New Roman" w:hAnsi="Times New Roman" w:cs="Times New Roman"/>
-                <w:b/>
-                <w:bCs/>
-              </w:rPr>
-              <w:t>Joni</w:t>
-            </w:r>
-          </w:p>
-        </w:tc>
-        <w:tc>
-          <w:tcPr>
-            <w:tcW w:w="0" w:type="auto"/>
-            <w:hideMark/>
-          </w:tcPr>
-          <w:p>
-            <w:pPr>
-              <w:spacing w:after="160" w:line="278" w:lineRule="auto"/>
-              <w:rPr>
-                <w:rFonts w:ascii="Times New Roman" w:hAnsi="Times New Roman" w:cs="Times New Roman"/>
-                <w:b/>
-                <w:bCs/>
-              </w:rPr>
-            </w:pPr>
-            <w:r>
-              <w:rPr>
-                <w:rFonts w:ascii="Times New Roman" w:hAnsi="Times New Roman" w:cs="Times New Roman"/>
-                <w:b/>
-                <w:bCs/>
-              </w:rPr>
-              <w:t>13/05/05</w:t>
-            </w:r>
-          </w:p>
-        </w:tc>
-      </w:tr>
-      <w:tr>
-        <w:tc>
-          <w:tcPr>
-            <w:tcW w:w="0" w:type="auto"/>
-            <w:hideMark/>
-          </w:tcPr>
-          <w:p>
-            <w:pPr>
-              <w:spacing w:after="160" w:line="278" w:lineRule="auto"/>
-              <w:rPr>
-                <w:rFonts w:ascii="Times New Roman" w:hAnsi="Times New Roman" w:cs="Times New Roman"/>
-                <w:b/>
-                <w:bCs/>
-              </w:rPr>
-            </w:pPr>
-            <w:r>
-              <w:rPr>
-                <w:rFonts w:ascii="Times New Roman" w:hAnsi="Times New Roman" w:cs="Times New Roman"/>
-                <w:b/>
-                <w:bCs/>
-              </w:rPr>
-              <w:t>31895</w:t>
-            </w:r>
-          </w:p>
-        </w:tc>
-        <w:tc>
-          <w:tcPr>
-            <w:tcW w:w="0" w:type="auto"/>
-            <w:hideMark/>
-          </w:tcPr>
-          <w:p>
-            <w:pPr>
-              <w:spacing w:after="160" w:line="278" w:lineRule="auto"/>
-              <w:rPr>
-                <w:rFonts w:ascii="Times New Roman" w:hAnsi="Times New Roman" w:cs="Times New Roman"/>
-                <w:b/>
-                <w:bCs/>
-              </w:rPr>
-            </w:pPr>
-            <w:r>
-              <w:rPr>
-                <w:rFonts w:ascii="Times New Roman" w:hAnsi="Times New Roman" w:cs="Times New Roman"/>
-                <w:b/>
-                <w:bCs/>
-              </w:rPr>
-              <w:t>Demi</w:t>
-            </w:r>
-          </w:p>
-        </w:tc>
-        <w:tc>
-          <w:tcPr>
-            <w:tcW w:w="0" w:type="auto"/>
-            <w:hideMark/>
-          </w:tcPr>
-          <w:p>
-            <w:pPr>
-              <w:spacing w:after="160" w:line="278" w:lineRule="auto"/>
-              <w:rPr>
-                <w:rFonts w:ascii="Times New Roman" w:hAnsi="Times New Roman" w:cs="Times New Roman"/>
-                <w:b/>
-                <w:bCs/>
-              </w:rPr>
-            </w:pPr>
-            <w:r>
-              <w:rPr>
-                <w:rFonts w:ascii="Times New Roman" w:hAnsi="Times New Roman" w:cs="Times New Roman"/>
-                <w:b/>
-                <w:bCs/>
-              </w:rPr>
-              <w:t>10/09/02</w:t>
-            </w:r>
-          </w:p>
-        </w:tc>
-      </w:tr>
-      <w:tr>
-        <w:tc>
-          <w:tcPr>
-            <w:tcW w:w="0" w:type="auto"/>
-            <w:hideMark/>
-          </w:tcPr>
-          <w:p>
-            <w:pPr>
-              <w:spacing w:after="160" w:line="278" w:lineRule="auto"/>
-              <w:rPr>
-                <w:rFonts w:ascii="Times New Roman" w:hAnsi="Times New Roman" w:cs="Times New Roman"/>
-                <w:b/>
-                <w:bCs/>
-              </w:rPr>
-            </w:pPr>
-            <w:r>
-              <w:rPr>
-                <w:rFonts w:ascii="Times New Roman" w:hAnsi="Times New Roman" w:cs="Times New Roman"/>
-                <w:b/>
-                <w:bCs/>
-              </w:rPr>
-              <w:t>32477</w:t>
-            </w:r>
-          </w:p>
-        </w:tc>
-        <w:tc>
-          <w:tcPr>
-            <w:tcW w:w="0" w:type="auto"/>
-            <w:hideMark/>
-          </w:tcPr>
-          <w:p>
-            <w:pPr>
-              <w:spacing w:after="160" w:line="278" w:lineRule="auto"/>
-              <w:rPr>
-                <w:rFonts w:ascii="Times New Roman" w:hAnsi="Times New Roman" w:cs="Times New Roman"/>
-                <w:b/>
-                <w:bCs/>
-              </w:rPr>
-            </w:pPr>
-            <w:r>
-              <w:rPr>
-                <w:rFonts w:ascii="Times New Roman" w:hAnsi="Times New Roman" w:cs="Times New Roman"/>
-                <w:b/>
-                <w:bCs/>
-              </w:rPr>
-              <w:t>Moana</w:t>
-            </w:r>
-          </w:p>
-        </w:tc>
-        <w:tc>
-          <w:tcPr>
-            <w:tcW w:w="0" w:type="auto"/>
-            <w:hideMark/>
-          </w:tcPr>
-          <w:p>
-            <w:pPr>
-              <w:spacing w:after="160" w:line="278" w:lineRule="auto"/>
-              <w:rPr>
-                <w:rFonts w:ascii="Times New Roman" w:hAnsi="Times New Roman" w:cs="Times New Roman"/>
-                <w:b/>
-                <w:bCs/>
-              </w:rPr>
-            </w:pPr>
-            <w:r>
-              <w:rPr>
-                <w:rFonts w:ascii="Times New Roman" w:hAnsi="Times New Roman" w:cs="Times New Roman"/>
-                <w:b/>
-                <w:bCs/>
-              </w:rPr>
-              <w:t>15/12/99</w:t>
-            </w:r>
-          </w:p>
-        </w:tc>
-      </w:tr>
-    </w:tbl>
-    <w:p>
-      <w:pPr>
-        <w:rPr>
-          <w:rFonts w:ascii="Times New Roman" w:hAnsi="Times New Roman" w:cs="Times New Roman"/>
-          <w:b/>
-          <w:bCs/>
-          <w:lang w:val="en-ID"/>
-        </w:rPr>
-      </w:pPr>
-      <w:r>
-        <w:rPr>
-          <w:rFonts w:ascii="Times New Roman" w:hAnsi="Times New Roman" w:cs="Times New Roman"/>
-          <w:b/>
-          <w:bCs/>
-          <w:lang w:val="en-ID"/>
-        </w:rPr>
-        <w:pict w14:anchorId="226D715A">
-          <v:rect id="_x0000_i1137" style="width:0;height:1.5pt" o:hralign="center" o:hrstd="t" o:hr="t" fillcolor="#a0a0a0" stroked="f"/>
-        </w:pict>
-      </w:r>
-    </w:p>
-    <w:p>
-      <w:pPr>
-        <w:rPr>
-          <w:rFonts w:ascii="Times New Roman" w:hAnsi="Times New Roman" w:cs="Times New Roman"/>
-          <w:b/>
-          <w:bCs/>
-          <w:lang w:val="en-ID"/>
-        </w:rPr>
-      </w:pPr>
-      <w:r>
-        <w:rPr>
-          <w:rFonts w:ascii="Times New Roman" w:hAnsi="Times New Roman" w:cs="Times New Roman"/>
-          <w:b/>
-          <w:bCs/>
-          <w:lang w:val="en-ID"/>
-        </w:rPr>
-        <w:t>Tabel MATA_KULIAH</w:t>
-      </w:r>
-    </w:p>
-    <w:tbl>
-      <w:tblPr>
-        <w:tblStyle w:val="TableGrid"/>
-        <w:tblW w:w="0" w:type="auto"/>
-        <w:tblLook w:val="04A0" w:firstRow="1" w:lastRow="0" w:firstColumn="1" w:lastColumn="0" w:noHBand="0" w:noVBand="1"/>
-      </w:tblPr>
-      <w:tblGrid>
-        <w:gridCol w:w="1206"/>
-        <w:gridCol w:w="1267"/>
-        <w:gridCol w:w="632"/>
-      </w:tblGrid>
-      <w:tr>
-        <w:tc>
-          <w:tcPr>
-            <w:tcW w:w="0" w:type="auto"/>
-            <w:hideMark/>
-          </w:tcPr>
-          <w:p>
-            <w:pPr>
-              <w:spacing w:after="160" w:line="278" w:lineRule="auto"/>
-              <w:rPr>
-                <w:rFonts w:ascii="Times New Roman" w:hAnsi="Times New Roman" w:cs="Times New Roman"/>
-                <w:b/>
-                <w:bCs/>
-              </w:rPr>
-            </w:pPr>
-            <w:r>
-              <w:rPr>
-                <w:rFonts w:ascii="Times New Roman" w:hAnsi="Times New Roman" w:cs="Times New Roman"/>
-                <w:b/>
-                <w:bCs/>
-              </w:rPr>
-              <w:t>Kode_MK</w:t>
-            </w:r>
-          </w:p>
-        </w:tc>
-        <w:tc>
-          <w:tcPr>
-            <w:tcW w:w="0" w:type="auto"/>
-            <w:hideMark/>
-          </w:tcPr>
-          <w:p>
-            <w:pPr>
-              <w:spacing w:after="160" w:line="278" w:lineRule="auto"/>
-              <w:rPr>
-                <w:rFonts w:ascii="Times New Roman" w:hAnsi="Times New Roman" w:cs="Times New Roman"/>
-                <w:b/>
-                <w:bCs/>
-              </w:rPr>
-            </w:pPr>
-            <w:r>
-              <w:rPr>
-                <w:rFonts w:ascii="Times New Roman" w:hAnsi="Times New Roman" w:cs="Times New Roman"/>
-                <w:b/>
-                <w:bCs/>
-              </w:rPr>
-              <w:t>Nama_MK</w:t>
-            </w:r>
-          </w:p>
-        </w:tc>
-        <w:tc>
-          <w:tcPr>
-            <w:tcW w:w="0" w:type="auto"/>
-            <w:hideMark/>
-          </w:tcPr>
-          <w:p>
-            <w:pPr>
-              <w:spacing w:after="160" w:line="278" w:lineRule="auto"/>
-              <w:rPr>
-                <w:rFonts w:ascii="Times New Roman" w:hAnsi="Times New Roman" w:cs="Times New Roman"/>
-                <w:b/>
-                <w:bCs/>
-              </w:rPr>
-            </w:pPr>
-            <w:r>
-              <w:rPr>
-                <w:rFonts w:ascii="Times New Roman" w:hAnsi="Times New Roman" w:cs="Times New Roman"/>
-                <w:b/>
-                <w:bCs/>
-              </w:rPr>
-              <w:t>SKS</w:t>
-            </w:r>
-          </w:p>
-        </w:tc>
-      </w:tr>
-      <w:tr>
-        <w:tc>
-          <w:tcPr>
-            <w:tcW w:w="0" w:type="auto"/>
-            <w:hideMark/>
-          </w:tcPr>
-          <w:p>
-            <w:pPr>
-              <w:spacing w:after="160" w:line="278" w:lineRule="auto"/>
-              <w:rPr>
-                <w:rFonts w:ascii="Times New Roman" w:hAnsi="Times New Roman" w:cs="Times New Roman"/>
-                <w:b/>
-                <w:bCs/>
-              </w:rPr>
-            </w:pPr>
-            <w:r>
-              <w:rPr>
-                <w:rFonts w:ascii="Times New Roman" w:hAnsi="Times New Roman" w:cs="Times New Roman"/>
-                <w:b/>
-                <w:bCs/>
-              </w:rPr>
-              <w:t>BD001</w:t>
-            </w:r>
-          </w:p>
-        </w:tc>
-        <w:tc>
-          <w:tcPr>
-            <w:tcW w:w="0" w:type="auto"/>
-            <w:hideMark/>
-          </w:tcPr>
-          <w:p>
-            <w:pPr>
-              <w:spacing w:after="160" w:line="278" w:lineRule="auto"/>
-              <w:rPr>
-                <w:rFonts w:ascii="Times New Roman" w:hAnsi="Times New Roman" w:cs="Times New Roman"/>
-                <w:b/>
-                <w:bCs/>
-              </w:rPr>
-            </w:pPr>
-            <w:r>
-              <w:rPr>
-                <w:rFonts w:ascii="Times New Roman" w:hAnsi="Times New Roman" w:cs="Times New Roman"/>
-                <w:b/>
-                <w:bCs/>
-              </w:rPr>
-              <w:t>Basis Data</w:t>
-            </w:r>
-          </w:p>
-        </w:tc>
-        <w:tc>
-          <w:tcPr>
-            <w:tcW w:w="0" w:type="auto"/>
-            <w:hideMark/>
-          </w:tcPr>
-          <w:p>
-            <w:pPr>
-              <w:spacing w:after="160" w:line="278" w:lineRule="auto"/>
-              <w:rPr>
-                <w:rFonts w:ascii="Times New Roman" w:hAnsi="Times New Roman" w:cs="Times New Roman"/>
-                <w:b/>
-                <w:bCs/>
-              </w:rPr>
-            </w:pPr>
-            <w:r>
-              <w:rPr>
-                <w:rFonts w:ascii="Times New Roman" w:hAnsi="Times New Roman" w:cs="Times New Roman"/>
-                <w:b/>
-                <w:bCs/>
-              </w:rPr>
-              <w:t>4</w:t>
-            </w:r>
-          </w:p>
-        </w:tc>
-      </w:tr>
-      <w:tr>
-        <w:tc>
-          <w:tcPr>
-            <w:tcW w:w="0" w:type="auto"/>
-            <w:hideMark/>
-          </w:tcPr>
-          <w:p>
-            <w:pPr>
-              <w:spacing w:after="160" w:line="278" w:lineRule="auto"/>
-              <w:rPr>
-                <w:rFonts w:ascii="Times New Roman" w:hAnsi="Times New Roman" w:cs="Times New Roman"/>
-                <w:b/>
-                <w:bCs/>
-              </w:rPr>
-            </w:pPr>
-            <w:r>
-              <w:rPr>
-                <w:rFonts w:ascii="Times New Roman" w:hAnsi="Times New Roman" w:cs="Times New Roman"/>
-                <w:b/>
-                <w:bCs/>
-              </w:rPr>
-              <w:t>KL003</w:t>
-            </w:r>
-          </w:p>
-        </w:tc>
-        <w:tc>
-          <w:tcPr>
-            <w:tcW w:w="0" w:type="auto"/>
-            <w:hideMark/>
-          </w:tcPr>
-          <w:p>
-            <w:pPr>
-              <w:spacing w:after="160" w:line="278" w:lineRule="auto"/>
-              <w:rPr>
-                <w:rFonts w:ascii="Times New Roman" w:hAnsi="Times New Roman" w:cs="Times New Roman"/>
-                <w:b/>
-                <w:bCs/>
-              </w:rPr>
-            </w:pPr>
-            <w:r>
-              <w:rPr>
-                <w:rFonts w:ascii="Times New Roman" w:hAnsi="Times New Roman" w:cs="Times New Roman"/>
-                <w:b/>
-                <w:bCs/>
-              </w:rPr>
-              <w:t>Kalkulus</w:t>
-            </w:r>
-          </w:p>
-        </w:tc>
-        <w:tc>
-          <w:tcPr>
-            <w:tcW w:w="0" w:type="auto"/>
-            <w:hideMark/>
-          </w:tcPr>
-          <w:p>
-            <w:pPr>
-              <w:spacing w:after="160" w:line="278" w:lineRule="auto"/>
-              <w:rPr>
-                <w:rFonts w:ascii="Times New Roman" w:hAnsi="Times New Roman" w:cs="Times New Roman"/>
-                <w:b/>
-                <w:bCs/>
-              </w:rPr>
-            </w:pPr>
-            <w:r>
-              <w:rPr>
-                <w:rFonts w:ascii="Times New Roman" w:hAnsi="Times New Roman" w:cs="Times New Roman"/>
-                <w:b/>
-                <w:bCs/>
-              </w:rPr>
-              <w:t>3</w:t>
-            </w:r>
-          </w:p>
-        </w:tc>
-      </w:tr>
-      <w:tr>
-        <w:tc>
-          <w:tcPr>
-            <w:tcW w:w="0" w:type="auto"/>
-            <w:hideMark/>
-          </w:tcPr>
-          <w:p>
-            <w:pPr>
-              <w:spacing w:after="160" w:line="278" w:lineRule="auto"/>
-              <w:rPr>
-                <w:rFonts w:ascii="Times New Roman" w:hAnsi="Times New Roman" w:cs="Times New Roman"/>
-                <w:b/>
-                <w:bCs/>
-              </w:rPr>
-            </w:pPr>
-            <w:r>
-              <w:rPr>
-                <w:rFonts w:ascii="Times New Roman" w:hAnsi="Times New Roman" w:cs="Times New Roman"/>
-                <w:b/>
-                <w:bCs/>
-              </w:rPr>
-              <w:t>ST002</w:t>
-            </w:r>
-          </w:p>
-        </w:tc>
-        <w:tc>
-          <w:tcPr>
-            <w:tcW w:w="0" w:type="auto"/>
-            <w:hideMark/>
-          </w:tcPr>
-          <w:p>
-            <w:pPr>
-              <w:spacing w:after="160" w:line="278" w:lineRule="auto"/>
-              <w:rPr>
-                <w:rFonts w:ascii="Times New Roman" w:hAnsi="Times New Roman" w:cs="Times New Roman"/>
-                <w:b/>
-                <w:bCs/>
-              </w:rPr>
-            </w:pPr>
-            <w:r>
-              <w:rPr>
-                <w:rFonts w:ascii="Times New Roman" w:hAnsi="Times New Roman" w:cs="Times New Roman"/>
-                <w:b/>
-                <w:bCs/>
-              </w:rPr>
-              <w:t>Statistika</w:t>
-            </w:r>
-          </w:p>
-        </w:tc>
-        <w:tc>
-          <w:tcPr>
-            <w:tcW w:w="0" w:type="auto"/>
-            <w:hideMark/>
-          </w:tcPr>
-          <w:p>
-            <w:pPr>
-              <w:spacing w:after="160" w:line="278" w:lineRule="auto"/>
-              <w:rPr>
-                <w:rFonts w:ascii="Times New Roman" w:hAnsi="Times New Roman" w:cs="Times New Roman"/>
-                <w:b/>
-                <w:bCs/>
-              </w:rPr>
-            </w:pPr>
-            <w:r>
-              <w:rPr>
-                <w:rFonts w:ascii="Times New Roman" w:hAnsi="Times New Roman" w:cs="Times New Roman"/>
-                <w:b/>
-                <w:bCs/>
-              </w:rPr>
-              <w:t>3</w:t>
-            </w:r>
-          </w:p>
-        </w:tc>
-      </w:tr>
-    </w:tbl>
-    <w:p>
-      <w:pPr>
-        <w:rPr>
-          <w:rFonts w:ascii="Times New Roman" w:hAnsi="Times New Roman" w:cs="Times New Roman"/>
-          <w:b/>
-          <w:bCs/>
-          <w:lang w:val="en-ID"/>
-        </w:rPr>
-      </w:pPr>
-      <w:r>
-        <w:rPr>
-          <w:rFonts w:ascii="Times New Roman" w:hAnsi="Times New Roman" w:cs="Times New Roman"/>
-          <w:b/>
-          <w:bCs/>
-          <w:lang w:val="en-ID"/>
-        </w:rPr>
-        <w:pict w14:anchorId="5BA2409E">
-          <v:rect id="_x0000_i1138" style="width:0;height:1.5pt" o:hralign="center" o:hrstd="t" o:hr="t" fillcolor="#a0a0a0" stroked="f"/>
-        </w:pict>
-      </w:r>
-    </w:p>
-    <w:p>
-      <w:pPr>
-        <w:rPr>
-          <w:rFonts w:ascii="Times New Roman" w:hAnsi="Times New Roman" w:cs="Times New Roman"/>
-          <w:b/>
-          <w:bCs/>
-          <w:lang w:val="en-ID"/>
-        </w:rPr>
-      </w:pPr>
-      <w:r>
-        <w:rPr>
-          <w:rFonts w:ascii="Times New Roman" w:hAnsi="Times New Roman" w:cs="Times New Roman"/>
-          <w:b/>
-          <w:bCs/>
-          <w:lang w:val="en-ID"/>
-        </w:rPr>
-        <w:t>Tabel NILAI</w:t>
-      </w:r>
-    </w:p>
-    <w:tbl>
-      <w:tblPr>
-        <w:tblStyle w:val="TableGrid"/>
-        <w:tblW w:w="0" w:type="auto"/>
-        <w:tblLook w:val="04A0" w:firstRow="1" w:lastRow="0" w:firstColumn="1" w:lastColumn="0" w:noHBand="0" w:noVBand="1"/>
-      </w:tblPr>
-      <w:tblGrid>
-        <w:gridCol w:w="766"/>
-        <w:gridCol w:w="1206"/>
-        <w:gridCol w:w="669"/>
-        <w:gridCol w:w="779"/>
-      </w:tblGrid>
-      <w:tr>
-        <w:tc>
-          <w:tcPr>
-            <w:tcW w:w="0" w:type="auto"/>
-            <w:hideMark/>
-          </w:tcPr>
-          <w:p>
-            <w:pPr>
-              <w:spacing w:after="160" w:line="278" w:lineRule="auto"/>
-              <w:rPr>
-                <w:rFonts w:ascii="Times New Roman" w:hAnsi="Times New Roman" w:cs="Times New Roman"/>
-                <w:b/>
-                <w:bCs/>
-              </w:rPr>
-            </w:pPr>
-            <w:r>
-              <w:rPr>
-                <w:rFonts w:ascii="Times New Roman" w:hAnsi="Times New Roman" w:cs="Times New Roman"/>
-                <w:b/>
-                <w:bCs/>
-              </w:rPr>
-              <w:t>NIM</w:t>
-            </w:r>
-          </w:p>
-        </w:tc>
-        <w:tc>
-          <w:tcPr>
-            <w:tcW w:w="0" w:type="auto"/>
-            <w:hideMark/>
-          </w:tcPr>
-          <w:p>
-            <w:pPr>
-              <w:spacing w:after="160" w:line="278" w:lineRule="auto"/>
-              <w:rPr>
-                <w:rFonts w:ascii="Times New Roman" w:hAnsi="Times New Roman" w:cs="Times New Roman"/>
-                <w:b/>
-                <w:bCs/>
-              </w:rPr>
-            </w:pPr>
-            <w:r>
-              <w:rPr>
-                <w:rFonts w:ascii="Times New Roman" w:hAnsi="Times New Roman" w:cs="Times New Roman"/>
-                <w:b/>
-                <w:bCs/>
-              </w:rPr>
-              <w:t>Kode_MK</w:t>
-            </w:r>
-          </w:p>
-        </w:tc>
-        <w:tc>
-          <w:tcPr>
-            <w:tcW w:w="0" w:type="auto"/>
-            <w:hideMark/>
-          </w:tcPr>
-          <w:p>
-            <w:pPr>
-              <w:spacing w:after="160" w:line="278" w:lineRule="auto"/>
-              <w:rPr>
-                <w:rFonts w:ascii="Times New Roman" w:hAnsi="Times New Roman" w:cs="Times New Roman"/>
-                <w:b/>
-                <w:bCs/>
-              </w:rPr>
-            </w:pPr>
-            <w:r>
-              <w:rPr>
-                <w:rFonts w:ascii="Times New Roman" w:hAnsi="Times New Roman" w:cs="Times New Roman"/>
-                <w:b/>
-                <w:bCs/>
-              </w:rPr>
-              <w:t>Nilai</w:t>
-            </w:r>
-          </w:p>
-        </w:tc>
-        <w:tc>
-          <w:tcPr>
-            <w:tcW w:w="0" w:type="auto"/>
-            <w:hideMark/>
-          </w:tcPr>
-          <w:p>
-            <w:pPr>
-              <w:spacing w:after="160" w:line="278" w:lineRule="auto"/>
-              <w:rPr>
-                <w:rFonts w:ascii="Times New Roman" w:hAnsi="Times New Roman" w:cs="Times New Roman"/>
-                <w:b/>
-                <w:bCs/>
-              </w:rPr>
-            </w:pPr>
-            <w:r>
-              <w:rPr>
-                <w:rFonts w:ascii="Times New Roman" w:hAnsi="Times New Roman" w:cs="Times New Roman"/>
-                <w:b/>
-                <w:bCs/>
-              </w:rPr>
-              <w:t>Bobot</w:t>
-            </w:r>
-          </w:p>
-        </w:tc>
-      </w:tr>
-      <w:tr>
-        <w:tc>
-          <w:tcPr>
-            <w:tcW w:w="0" w:type="auto"/>
-            <w:hideMark/>
-          </w:tcPr>
-          <w:p>
-            <w:pPr>
-              <w:spacing w:after="160" w:line="278" w:lineRule="auto"/>
-              <w:rPr>
-                <w:rFonts w:ascii="Times New Roman" w:hAnsi="Times New Roman" w:cs="Times New Roman"/>
-                <w:b/>
-                <w:bCs/>
-              </w:rPr>
-            </w:pPr>
-            <w:r>
-              <w:rPr>
-                <w:rFonts w:ascii="Times New Roman" w:hAnsi="Times New Roman" w:cs="Times New Roman"/>
-                <w:b/>
-                <w:bCs/>
-              </w:rPr>
-              <w:t>31980</w:t>
-            </w:r>
-          </w:p>
-        </w:tc>
-        <w:tc>
-          <w:tcPr>
-            <w:tcW w:w="0" w:type="auto"/>
-            <w:hideMark/>
-          </w:tcPr>
-          <w:p>
-            <w:pPr>
-              <w:spacing w:after="160" w:line="278" w:lineRule="auto"/>
-              <w:rPr>
-                <w:rFonts w:ascii="Times New Roman" w:hAnsi="Times New Roman" w:cs="Times New Roman"/>
-                <w:b/>
-                <w:bCs/>
-              </w:rPr>
-            </w:pPr>
-            <w:r>
-              <w:rPr>
-                <w:rFonts w:ascii="Times New Roman" w:hAnsi="Times New Roman" w:cs="Times New Roman"/>
-                <w:b/>
-                <w:bCs/>
-              </w:rPr>
-              <w:t>BD001</w:t>
-            </w:r>
-          </w:p>
-        </w:tc>
-        <w:tc>
-          <w:tcPr>
-            <w:tcW w:w="0" w:type="auto"/>
-            <w:hideMark/>
-          </w:tcPr>
-          <w:p>
-            <w:pPr>
-              <w:spacing w:after="160" w:line="278" w:lineRule="auto"/>
-              <w:rPr>
-                <w:rFonts w:ascii="Times New Roman" w:hAnsi="Times New Roman" w:cs="Times New Roman"/>
-                <w:b/>
-                <w:bCs/>
-              </w:rPr>
-            </w:pPr>
-            <w:r>
-              <w:rPr>
-                <w:rFonts w:ascii="Times New Roman" w:hAnsi="Times New Roman" w:cs="Times New Roman"/>
-                <w:b/>
-                <w:bCs/>
-              </w:rPr>
-              <w:t>B</w:t>
-            </w:r>
-          </w:p>
-        </w:tc>
-        <w:tc>
-          <w:tcPr>
-            <w:tcW w:w="0" w:type="auto"/>
-            <w:hideMark/>
-          </w:tcPr>
-          <w:p>
-            <w:pPr>
-              <w:spacing w:after="160" w:line="278" w:lineRule="auto"/>
-              <w:rPr>
-                <w:rFonts w:ascii="Times New Roman" w:hAnsi="Times New Roman" w:cs="Times New Roman"/>
-                <w:b/>
-                <w:bCs/>
-              </w:rPr>
-            </w:pPr>
-            <w:r>
-              <w:rPr>
-                <w:rFonts w:ascii="Times New Roman" w:hAnsi="Times New Roman" w:cs="Times New Roman"/>
-                <w:b/>
-                <w:bCs/>
-              </w:rPr>
-              <w:t>3</w:t>
-            </w:r>
-          </w:p>
-        </w:tc>
-      </w:tr>
-      <w:tr>
-        <w:tc>
-          <w:tcPr>
-            <w:tcW w:w="0" w:type="auto"/>
-            <w:hideMark/>
-          </w:tcPr>
-          <w:p>
-            <w:pPr>
-              <w:spacing w:after="160" w:line="278" w:lineRule="auto"/>
-              <w:rPr>
-                <w:rFonts w:ascii="Times New Roman" w:hAnsi="Times New Roman" w:cs="Times New Roman"/>
-                <w:b/>
-                <w:bCs/>
-              </w:rPr>
-            </w:pPr>
-            <w:r>
-              <w:rPr>
-                <w:rFonts w:ascii="Times New Roman" w:hAnsi="Times New Roman" w:cs="Times New Roman"/>
-                <w:b/>
-                <w:bCs/>
-              </w:rPr>
-              <w:t>31895</w:t>
-            </w:r>
-          </w:p>
-        </w:tc>
-        <w:tc>
-          <w:tcPr>
-            <w:tcW w:w="0" w:type="auto"/>
-            <w:hideMark/>
-          </w:tcPr>
-          <w:p>
-            <w:pPr>
-              <w:spacing w:after="160" w:line="278" w:lineRule="auto"/>
-              <w:rPr>
-                <w:rFonts w:ascii="Times New Roman" w:hAnsi="Times New Roman" w:cs="Times New Roman"/>
-                <w:b/>
-                <w:bCs/>
-              </w:rPr>
-            </w:pPr>
-            <w:r>
-              <w:rPr>
-                <w:rFonts w:ascii="Times New Roman" w:hAnsi="Times New Roman" w:cs="Times New Roman"/>
-                <w:b/>
-                <w:bCs/>
-              </w:rPr>
-              <w:t>KL003</w:t>
-            </w:r>
-          </w:p>
-        </w:tc>
-        <w:tc>
-          <w:tcPr>
-            <w:tcW w:w="0" w:type="auto"/>
-            <w:hideMark/>
-          </w:tcPr>
-          <w:p>
-            <w:pPr>
-              <w:spacing w:after="160" w:line="278" w:lineRule="auto"/>
-              <w:rPr>
-                <w:rFonts w:ascii="Times New Roman" w:hAnsi="Times New Roman" w:cs="Times New Roman"/>
-                <w:b/>
-                <w:bCs/>
-              </w:rPr>
-            </w:pPr>
-            <w:r>
-              <w:rPr>
-                <w:rFonts w:ascii="Times New Roman" w:hAnsi="Times New Roman" w:cs="Times New Roman"/>
-                <w:b/>
-                <w:bCs/>
-              </w:rPr>
-              <w:t>A</w:t>
-            </w:r>
-          </w:p>
-        </w:tc>
-        <w:tc>
-          <w:tcPr>
-            <w:tcW w:w="0" w:type="auto"/>
-            <w:hideMark/>
-          </w:tcPr>
-          <w:p>
-            <w:pPr>
-              <w:spacing w:after="160" w:line="278" w:lineRule="auto"/>
-              <w:rPr>
-                <w:rFonts w:ascii="Times New Roman" w:hAnsi="Times New Roman" w:cs="Times New Roman"/>
-                <w:b/>
-                <w:bCs/>
-              </w:rPr>
-            </w:pPr>
-            <w:r>
-              <w:rPr>
-                <w:rFonts w:ascii="Times New Roman" w:hAnsi="Times New Roman" w:cs="Times New Roman"/>
-                <w:b/>
-                <w:bCs/>
-              </w:rPr>
-              <w:t>4</w:t>
-            </w:r>
-          </w:p>
-        </w:tc>
-      </w:tr>
-      <w:tr>
-        <w:tc>
-          <w:tcPr>
-            <w:tcW w:w="0" w:type="auto"/>
-            <w:hideMark/>
-          </w:tcPr>
-          <w:p>
-            <w:pPr>
-              <w:spacing w:after="160" w:line="278" w:lineRule="auto"/>
-              <w:rPr>
-                <w:rFonts w:ascii="Times New Roman" w:hAnsi="Times New Roman" w:cs="Times New Roman"/>
-                <w:b/>
-                <w:bCs/>
-              </w:rPr>
-            </w:pPr>
-            <w:r>
-              <w:rPr>
-                <w:rFonts w:ascii="Times New Roman" w:hAnsi="Times New Roman" w:cs="Times New Roman"/>
-                <w:b/>
-                <w:bCs/>
-              </w:rPr>
-              <w:t>31895</w:t>
-            </w:r>
-          </w:p>
-        </w:tc>
-        <w:tc>
-          <w:tcPr>
-            <w:tcW w:w="0" w:type="auto"/>
-            <w:hideMark/>
-          </w:tcPr>
-          <w:p>
-            <w:pPr>
-              <w:spacing w:after="160" w:line="278" w:lineRule="auto"/>
-              <w:rPr>
-                <w:rFonts w:ascii="Times New Roman" w:hAnsi="Times New Roman" w:cs="Times New Roman"/>
-                <w:b/>
-                <w:bCs/>
-              </w:rPr>
-            </w:pPr>
-            <w:r>
-              <w:rPr>
-                <w:rFonts w:ascii="Times New Roman" w:hAnsi="Times New Roman" w:cs="Times New Roman"/>
-                <w:b/>
-                <w:bCs/>
-              </w:rPr>
-              <w:t>BD001</w:t>
-            </w:r>
-          </w:p>
-        </w:tc>
-        <w:tc>
-          <w:tcPr>
-            <w:tcW w:w="0" w:type="auto"/>
-            <w:hideMark/>
-          </w:tcPr>
-          <w:p>
-            <w:pPr>
-              <w:spacing w:after="160" w:line="278" w:lineRule="auto"/>
-              <w:rPr>
-                <w:rFonts w:ascii="Times New Roman" w:hAnsi="Times New Roman" w:cs="Times New Roman"/>
-                <w:b/>
-                <w:bCs/>
-              </w:rPr>
-            </w:pPr>
-            <w:r>
-              <w:rPr>
-                <w:rFonts w:ascii="Times New Roman" w:hAnsi="Times New Roman" w:cs="Times New Roman"/>
-                <w:b/>
-                <w:bCs/>
-              </w:rPr>
-              <w:t>A</w:t>
-            </w:r>
-          </w:p>
-        </w:tc>
-        <w:tc>
-          <w:tcPr>
-            <w:tcW w:w="0" w:type="auto"/>
-            <w:hideMark/>
-          </w:tcPr>
-          <w:p>
-            <w:pPr>
-              <w:spacing w:after="160" w:line="278" w:lineRule="auto"/>
-              <w:rPr>
-                <w:rFonts w:ascii="Times New Roman" w:hAnsi="Times New Roman" w:cs="Times New Roman"/>
-                <w:b/>
-                <w:bCs/>
-              </w:rPr>
-            </w:pPr>
-            <w:r>
-              <w:rPr>
-                <w:rFonts w:ascii="Times New Roman" w:hAnsi="Times New Roman" w:cs="Times New Roman"/>
-                <w:b/>
-                <w:bCs/>
-              </w:rPr>
-              <w:t>4</w:t>
-            </w:r>
-          </w:p>
-        </w:tc>
-      </w:tr>
-      <w:tr>
-        <w:tc>
-          <w:tcPr>
-            <w:tcW w:w="0" w:type="auto"/>
-            <w:hideMark/>
-          </w:tcPr>
-          <w:p>
-            <w:pPr>
-              <w:spacing w:after="160" w:line="278" w:lineRule="auto"/>
-              <w:rPr>
-                <w:rFonts w:ascii="Times New Roman" w:hAnsi="Times New Roman" w:cs="Times New Roman"/>
-                <w:b/>
-                <w:bCs/>
-              </w:rPr>
-            </w:pPr>
-            <w:r>
-              <w:rPr>
-                <w:rFonts w:ascii="Times New Roman" w:hAnsi="Times New Roman" w:cs="Times New Roman"/>
-                <w:b/>
-                <w:bCs/>
-              </w:rPr>
-              <w:t>32477</w:t>
-            </w:r>
-          </w:p>
-        </w:tc>
-        <w:tc>
-          <w:tcPr>
-            <w:tcW w:w="0" w:type="auto"/>
-            <w:hideMark/>
-          </w:tcPr>
-          <w:p>
-            <w:pPr>
-              <w:spacing w:after="160" w:line="278" w:lineRule="auto"/>
-              <w:rPr>
-                <w:rFonts w:ascii="Times New Roman" w:hAnsi="Times New Roman" w:cs="Times New Roman"/>
-                <w:b/>
-                <w:bCs/>
-              </w:rPr>
-            </w:pPr>
-            <w:r>
-              <w:rPr>
-                <w:rFonts w:ascii="Times New Roman" w:hAnsi="Times New Roman" w:cs="Times New Roman"/>
-                <w:b/>
-                <w:bCs/>
-              </w:rPr>
-              <w:t>BD001</w:t>
-            </w:r>
-          </w:p>
-        </w:tc>
-        <w:tc>
-          <w:tcPr>
-            <w:tcW w:w="0" w:type="auto"/>
-            <w:hideMark/>
-          </w:tcPr>
-          <w:p>
-            <w:pPr>
-              <w:spacing w:after="160" w:line="278" w:lineRule="auto"/>
-              <w:rPr>
-                <w:rFonts w:ascii="Times New Roman" w:hAnsi="Times New Roman" w:cs="Times New Roman"/>
-                <w:b/>
-                <w:bCs/>
-              </w:rPr>
-            </w:pPr>
-            <w:r>
-              <w:rPr>
-                <w:rFonts w:ascii="Times New Roman" w:hAnsi="Times New Roman" w:cs="Times New Roman"/>
-                <w:b/>
-                <w:bCs/>
-              </w:rPr>
-              <w:t>C</w:t>
-            </w:r>
-          </w:p>
-        </w:tc>
-        <w:tc>
-          <w:tcPr>
-            <w:tcW w:w="0" w:type="auto"/>
-            <w:hideMark/>
-          </w:tcPr>
-          <w:p>
-            <w:pPr>
-              <w:spacing w:after="160" w:line="278" w:lineRule="auto"/>
-              <w:rPr>
-                <w:rFonts w:ascii="Times New Roman" w:hAnsi="Times New Roman" w:cs="Times New Roman"/>
-                <w:b/>
-                <w:bCs/>
-              </w:rPr>
-            </w:pPr>
-            <w:r>
-              <w:rPr>
-                <w:rFonts w:ascii="Times New Roman" w:hAnsi="Times New Roman" w:cs="Times New Roman"/>
-                <w:b/>
-                <w:bCs/>
-              </w:rPr>
-              <w:t>2</w:t>
-            </w:r>
-          </w:p>
-        </w:tc>
-      </w:tr>
-      <w:tr>
-        <w:tc>
-          <w:tcPr>
-            <w:tcW w:w="0" w:type="auto"/>
-            <w:hideMark/>
-          </w:tcPr>
-          <w:p>
-            <w:pPr>
-              <w:spacing w:after="160" w:line="278" w:lineRule="auto"/>
-              <w:rPr>
-                <w:rFonts w:ascii="Times New Roman" w:hAnsi="Times New Roman" w:cs="Times New Roman"/>
-                <w:b/>
-                <w:bCs/>
-              </w:rPr>
-            </w:pPr>
-            <w:r>
-              <w:rPr>
-                <w:rFonts w:ascii="Times New Roman" w:hAnsi="Times New Roman" w:cs="Times New Roman"/>
-                <w:b/>
-                <w:bCs/>
-              </w:rPr>
-              <w:t>32477</w:t>
-            </w:r>
-          </w:p>
-        </w:tc>
-        <w:tc>
-          <w:tcPr>
-            <w:tcW w:w="0" w:type="auto"/>
-            <w:hideMark/>
-          </w:tcPr>
-          <w:p>
-            <w:pPr>
-              <w:spacing w:after="160" w:line="278" w:lineRule="auto"/>
-              <w:rPr>
-                <w:rFonts w:ascii="Times New Roman" w:hAnsi="Times New Roman" w:cs="Times New Roman"/>
-                <w:b/>
-                <w:bCs/>
-              </w:rPr>
-            </w:pPr>
-            <w:r>
-              <w:rPr>
-                <w:rFonts w:ascii="Times New Roman" w:hAnsi="Times New Roman" w:cs="Times New Roman"/>
-                <w:b/>
-                <w:bCs/>
-              </w:rPr>
-              <w:t>ST002</w:t>
-            </w:r>
-          </w:p>
-        </w:tc>
-        <w:tc>
-          <w:tcPr>
-            <w:tcW w:w="0" w:type="auto"/>
-            <w:hideMark/>
-          </w:tcPr>
-          <w:p>
-            <w:pPr>
-              <w:spacing w:after="160" w:line="278" w:lineRule="auto"/>
-              <w:rPr>
-                <w:rFonts w:ascii="Times New Roman" w:hAnsi="Times New Roman" w:cs="Times New Roman"/>
-                <w:b/>
-                <w:bCs/>
-              </w:rPr>
-            </w:pPr>
-            <w:r>
-              <w:rPr>
-                <w:rFonts w:ascii="Times New Roman" w:hAnsi="Times New Roman" w:cs="Times New Roman"/>
-                <w:b/>
-                <w:bCs/>
-              </w:rPr>
-              <w:t>A</w:t>
-            </w:r>
-          </w:p>
-        </w:tc>
-        <w:tc>
-          <w:tcPr>
-            <w:tcW w:w="0" w:type="auto"/>
-            <w:hideMark/>
-          </w:tcPr>
-          <w:p>
-            <w:pPr>
-              <w:spacing w:after="160" w:line="278" w:lineRule="auto"/>
-              <w:rPr>
-                <w:rFonts w:ascii="Times New Roman" w:hAnsi="Times New Roman" w:cs="Times New Roman"/>
-                <w:b/>
-                <w:bCs/>
-              </w:rPr>
-            </w:pPr>
-            <w:r>
-              <w:rPr>
-                <w:rFonts w:ascii="Times New Roman" w:hAnsi="Times New Roman" w:cs="Times New Roman"/>
-                <w:b/>
-                <w:bCs/>
-              </w:rPr>
-              <w:t>4</w:t>
-            </w:r>
-          </w:p>
-        </w:tc>
-      </w:tr>
-    </w:tbl>
-    <w:p>
-      <w:pPr>
-        <w:rPr>
-          <w:rFonts w:ascii="Times New Roman" w:hAnsi="Times New Roman" w:cs="Times New Roman"/>
-          <w:b/>
-          <w:bCs/>
-          <w:lang w:val="en-ID"/>
-        </w:rPr>
-      </w:pPr>
-      <w:r>
-        <w:rPr>
-          <w:rFonts w:ascii="Segoe UI Symbol" w:hAnsi="Segoe UI Symbol" w:cs="Segoe UI Symbol"/>
-          <w:b/>
-          <w:bCs/>
-          <w:lang w:val="en-ID"/>
-        </w:rPr>
-        <w:lastRenderedPageBreak/>
-        <w:t>➡</w:t>
+        <w:t>Jelaskan alasan teknis di balik pilihan tersebut</w:t>
       </w:r>
       <w:r>
         <w:rPr>
@@ -2844,49 +565,44 @@
           <w:bCs/>
           <w:lang w:val="en-ID"/>
         </w:rPr>
-        <w:t xml:space="preserve"> Sudah 2NF</w:t>
+        <w:t>.</w:t>
       </w:r>
     </w:p>
     <w:p>
       <w:pPr>
+        <w:pStyle w:val="ListParagraph"/>
+        <w:jc w:val="both"/>
         <w:rPr>
           <w:rFonts w:ascii="Times New Roman" w:hAnsi="Times New Roman" w:cs="Times New Roman"/>
-          <w:lang w:val="en-ID"/>
         </w:rPr>
       </w:pPr>
-    </w:p>
-    <w:p>
-      <w:pPr>
-        <w:rPr>
-          <w:rFonts w:ascii="Times New Roman" w:hAnsi="Times New Roman" w:cs="Times New Roman"/>
-          <w:lang w:val="en-ID"/>
-        </w:rPr>
-      </w:pPr>
+      <w:proofErr w:type="gramStart"/>
       <w:r>
         <w:rPr>
           <w:rFonts w:ascii="Times New Roman" w:hAnsi="Times New Roman" w:cs="Times New Roman"/>
           <w:lang w:val="en-ID"/>
         </w:rPr>
-        <w:t>Step 4 — 3NF</w:t>
+        <w:t>Jawab :</w:t>
       </w:r>
-    </w:p>
-    <w:p>
-      <w:pPr>
-        <w:rPr>
-          <w:rFonts w:ascii="Times New Roman" w:hAnsi="Times New Roman" w:cs="Times New Roman"/>
-          <w:lang w:val="en-ID"/>
-        </w:rPr>
-      </w:pPr>
+      <w:proofErr w:type="gramEnd"/>
       <w:r>
         <w:rPr>
           <w:rFonts w:ascii="Times New Roman" w:hAnsi="Times New Roman" w:cs="Times New Roman"/>
           <w:lang w:val="en-ID"/>
         </w:rPr>
-        <w:t>Analisis masalah</w:t>
+        <w:t xml:space="preserve"> </w:t>
+      </w:r>
+      <w:r>
+        <w:rPr>
+          <w:rFonts w:ascii="Times New Roman" w:hAnsi="Times New Roman" w:cs="Times New Roman"/>
+        </w:rPr>
+        <w:t>Time-Series Database dipilih karena data yang dikelola dalam sistem ERP warehouse bersifat berbasis waktu (time-series), seperti data suhu gudang dari sensor IoT dan riwayat stok masuk serta keluar. Setiap data memiliki atribut waktu (timestamp) yang menjadi kunci utama dalam penyimpanan dan analisis data.</w:t>
       </w:r>
     </w:p>
     <w:p>
       <w:pPr>
+        <w:pStyle w:val="ListParagraph"/>
+        <w:jc w:val="both"/>
         <w:rPr>
           <w:rFonts w:ascii="Times New Roman" w:hAnsi="Times New Roman" w:cs="Times New Roman"/>
           <w:lang w:val="en-ID"/>
@@ -2897,15 +613,13 @@
           <w:rFonts w:ascii="Times New Roman" w:hAnsi="Times New Roman" w:cs="Times New Roman"/>
           <w:lang w:val="en-ID"/>
         </w:rPr>
-        <w:t>Masih ada transitive dependency:</w:t>
+        <w:t>Selain itu, TSDB dirancang untuk menangani data dalam jumlah besar (high volume) dan data yang terus bertambah secara real-time (high velocity). Hal ini sangat sesuai dengan kebutuhan sistem warehouse yang memonitor banyak gudang secara bersamaan.</w:t>
       </w:r>
     </w:p>
     <w:p>
       <w:pPr>
-        <w:numPr>
-          <w:ilvl w:val="0"/>
-          <w:numId w:val="83"/>
-        </w:numPr>
+        <w:pStyle w:val="ListParagraph"/>
+        <w:jc w:val="both"/>
         <w:rPr>
           <w:rFonts w:ascii="Times New Roman" w:hAnsi="Times New Roman" w:cs="Times New Roman"/>
           <w:lang w:val="en-ID"/>
@@ -2916,11 +630,13 @@
           <w:rFonts w:ascii="Times New Roman" w:hAnsi="Times New Roman" w:cs="Times New Roman"/>
           <w:lang w:val="en-ID"/>
         </w:rPr>
-        <w:t xml:space="preserve">Nilai → Bobot </w:t>
+        <w:t>Dari sisi performa, TSDB memiliki keunggulan dalam melakukan query berbasis rentang waktu (time-range query), seperti melihat data suhu dalam periode tertentu atau riwayat stok harian. TSDB juga mendukung kompresi data dan penyimpanan yang efisien, sehingga lebih optimal dibandingkan jenis NoSQL lainnya untuk kasus ini.</w:t>
       </w:r>
     </w:p>
     <w:p>
       <w:pPr>
+        <w:pStyle w:val="ListParagraph"/>
+        <w:jc w:val="both"/>
         <w:rPr>
           <w:rFonts w:ascii="Times New Roman" w:hAnsi="Times New Roman" w:cs="Times New Roman"/>
           <w:lang w:val="en-ID"/>
@@ -2931,913 +647,14 @@
           <w:rFonts w:ascii="Times New Roman" w:hAnsi="Times New Roman" w:cs="Times New Roman"/>
           <w:lang w:val="en-ID"/>
         </w:rPr>
-        <w:t>Artinya:</w:t>
+        <w:t>Dengan demikian, penggunaan Time-Series Database memungkinkan sistem ERP warehouse dapat berjalan secara cepat, efisien, dan scalable dalam mengelola data IoT dan histori stok.</w:t>
       </w:r>
     </w:p>
     <w:p>
       <w:pPr>
-        <w:numPr>
-          <w:ilvl w:val="0"/>
-          <w:numId w:val="84"/>
-        </w:numPr>
+        <w:pStyle w:val="ListParagraph"/>
         <w:rPr>
           <w:rFonts w:ascii="Times New Roman" w:hAnsi="Times New Roman" w:cs="Times New Roman"/>
-          <w:lang w:val="en-ID"/>
-        </w:rPr>
-      </w:pPr>
-      <w:r>
-        <w:rPr>
-          <w:rFonts w:ascii="Times New Roman" w:hAnsi="Times New Roman" w:cs="Times New Roman"/>
-          <w:lang w:val="en-ID"/>
-        </w:rPr>
-        <w:t xml:space="preserve">Bobot tidak tergantung langsung ke PK </w:t>
-      </w:r>
-    </w:p>
-    <w:p>
-      <w:pPr>
-        <w:numPr>
-          <w:ilvl w:val="0"/>
-          <w:numId w:val="84"/>
-        </w:numPr>
-        <w:rPr>
-          <w:rFonts w:ascii="Times New Roman" w:hAnsi="Times New Roman" w:cs="Times New Roman"/>
-          <w:lang w:val="en-ID"/>
-        </w:rPr>
-      </w:pPr>
-      <w:r>
-        <w:rPr>
-          <w:rFonts w:ascii="Times New Roman" w:hAnsi="Times New Roman" w:cs="Times New Roman"/>
-          <w:lang w:val="en-ID"/>
-        </w:rPr>
-        <w:t xml:space="preserve">Tapi lewat Nilai </w:t>
-      </w:r>
-    </w:p>
-    <w:p>
-      <w:pPr>
-        <w:rPr>
-          <w:rFonts w:ascii="Times New Roman" w:hAnsi="Times New Roman" w:cs="Times New Roman"/>
-          <w:lang w:val="en-ID"/>
-        </w:rPr>
-      </w:pPr>
-      <w:r>
-        <w:rPr>
-          <w:rFonts w:ascii="Times New Roman" w:hAnsi="Times New Roman" w:cs="Times New Roman"/>
-          <w:lang w:val="en-ID"/>
-        </w:rPr>
-        <w:t>Solusi (Pisah lagi)</w:t>
-      </w:r>
-    </w:p>
-    <w:p>
-      <w:pPr>
-        <w:rPr>
-          <w:rFonts w:ascii="Times New Roman" w:hAnsi="Times New Roman" w:cs="Times New Roman"/>
-          <w:b/>
-          <w:bCs/>
-          <w:lang w:val="en-ID"/>
-        </w:rPr>
-      </w:pPr>
-      <w:r>
-        <w:rPr>
-          <w:rFonts w:ascii="Times New Roman" w:hAnsi="Times New Roman" w:cs="Times New Roman"/>
-          <w:b/>
-          <w:bCs/>
-          <w:lang w:val="en-ID"/>
-        </w:rPr>
-        <w:t>Tabel KONVERSI_NILAI</w:t>
-      </w:r>
-    </w:p>
-    <w:tbl>
-      <w:tblPr>
-        <w:tblStyle w:val="TableGrid"/>
-        <w:tblW w:w="0" w:type="auto"/>
-        <w:tblLook w:val="04A0" w:firstRow="1" w:lastRow="0" w:firstColumn="1" w:lastColumn="0" w:noHBand="0" w:noVBand="1"/>
-      </w:tblPr>
-      <w:tblGrid>
-        <w:gridCol w:w="669"/>
-        <w:gridCol w:w="779"/>
-      </w:tblGrid>
-      <w:tr>
-        <w:tc>
-          <w:tcPr>
-            <w:tcW w:w="0" w:type="auto"/>
-            <w:hideMark/>
-          </w:tcPr>
-          <w:p>
-            <w:pPr>
-              <w:spacing w:after="160" w:line="278" w:lineRule="auto"/>
-              <w:rPr>
-                <w:rFonts w:ascii="Times New Roman" w:hAnsi="Times New Roman" w:cs="Times New Roman"/>
-                <w:b/>
-                <w:bCs/>
-              </w:rPr>
-            </w:pPr>
-            <w:r>
-              <w:rPr>
-                <w:rFonts w:ascii="Times New Roman" w:hAnsi="Times New Roman" w:cs="Times New Roman"/>
-                <w:b/>
-                <w:bCs/>
-              </w:rPr>
-              <w:t>Nilai</w:t>
-            </w:r>
-          </w:p>
-        </w:tc>
-        <w:tc>
-          <w:tcPr>
-            <w:tcW w:w="0" w:type="auto"/>
-            <w:hideMark/>
-          </w:tcPr>
-          <w:p>
-            <w:pPr>
-              <w:spacing w:after="160" w:line="278" w:lineRule="auto"/>
-              <w:rPr>
-                <w:rFonts w:ascii="Times New Roman" w:hAnsi="Times New Roman" w:cs="Times New Roman"/>
-                <w:b/>
-                <w:bCs/>
-              </w:rPr>
-            </w:pPr>
-            <w:r>
-              <w:rPr>
-                <w:rFonts w:ascii="Times New Roman" w:hAnsi="Times New Roman" w:cs="Times New Roman"/>
-                <w:b/>
-                <w:bCs/>
-              </w:rPr>
-              <w:t>Bobot</w:t>
-            </w:r>
-          </w:p>
-        </w:tc>
-      </w:tr>
-      <w:tr>
-        <w:tc>
-          <w:tcPr>
-            <w:tcW w:w="0" w:type="auto"/>
-            <w:hideMark/>
-          </w:tcPr>
-          <w:p>
-            <w:pPr>
-              <w:spacing w:after="160" w:line="278" w:lineRule="auto"/>
-              <w:rPr>
-                <w:rFonts w:ascii="Times New Roman" w:hAnsi="Times New Roman" w:cs="Times New Roman"/>
-                <w:b/>
-                <w:bCs/>
-              </w:rPr>
-            </w:pPr>
-            <w:r>
-              <w:rPr>
-                <w:rFonts w:ascii="Times New Roman" w:hAnsi="Times New Roman" w:cs="Times New Roman"/>
-                <w:b/>
-                <w:bCs/>
-              </w:rPr>
-              <w:t>A</w:t>
-            </w:r>
-          </w:p>
-        </w:tc>
-        <w:tc>
-          <w:tcPr>
-            <w:tcW w:w="0" w:type="auto"/>
-            <w:hideMark/>
-          </w:tcPr>
-          <w:p>
-            <w:pPr>
-              <w:spacing w:after="160" w:line="278" w:lineRule="auto"/>
-              <w:rPr>
-                <w:rFonts w:ascii="Times New Roman" w:hAnsi="Times New Roman" w:cs="Times New Roman"/>
-                <w:b/>
-                <w:bCs/>
-              </w:rPr>
-            </w:pPr>
-            <w:r>
-              <w:rPr>
-                <w:rFonts w:ascii="Times New Roman" w:hAnsi="Times New Roman" w:cs="Times New Roman"/>
-                <w:b/>
-                <w:bCs/>
-              </w:rPr>
-              <w:t>4</w:t>
-            </w:r>
-          </w:p>
-        </w:tc>
-      </w:tr>
-      <w:tr>
-        <w:tc>
-          <w:tcPr>
-            <w:tcW w:w="0" w:type="auto"/>
-            <w:hideMark/>
-          </w:tcPr>
-          <w:p>
-            <w:pPr>
-              <w:spacing w:after="160" w:line="278" w:lineRule="auto"/>
-              <w:rPr>
-                <w:rFonts w:ascii="Times New Roman" w:hAnsi="Times New Roman" w:cs="Times New Roman"/>
-                <w:b/>
-                <w:bCs/>
-              </w:rPr>
-            </w:pPr>
-            <w:r>
-              <w:rPr>
-                <w:rFonts w:ascii="Times New Roman" w:hAnsi="Times New Roman" w:cs="Times New Roman"/>
-                <w:b/>
-                <w:bCs/>
-              </w:rPr>
-              <w:t>B</w:t>
-            </w:r>
-          </w:p>
-        </w:tc>
-        <w:tc>
-          <w:tcPr>
-            <w:tcW w:w="0" w:type="auto"/>
-            <w:hideMark/>
-          </w:tcPr>
-          <w:p>
-            <w:pPr>
-              <w:spacing w:after="160" w:line="278" w:lineRule="auto"/>
-              <w:rPr>
-                <w:rFonts w:ascii="Times New Roman" w:hAnsi="Times New Roman" w:cs="Times New Roman"/>
-                <w:b/>
-                <w:bCs/>
-              </w:rPr>
-            </w:pPr>
-            <w:r>
-              <w:rPr>
-                <w:rFonts w:ascii="Times New Roman" w:hAnsi="Times New Roman" w:cs="Times New Roman"/>
-                <w:b/>
-                <w:bCs/>
-              </w:rPr>
-              <w:t>3</w:t>
-            </w:r>
-          </w:p>
-        </w:tc>
-      </w:tr>
-      <w:tr>
-        <w:tc>
-          <w:tcPr>
-            <w:tcW w:w="0" w:type="auto"/>
-            <w:hideMark/>
-          </w:tcPr>
-          <w:p>
-            <w:pPr>
-              <w:spacing w:after="160" w:line="278" w:lineRule="auto"/>
-              <w:rPr>
-                <w:rFonts w:ascii="Times New Roman" w:hAnsi="Times New Roman" w:cs="Times New Roman"/>
-                <w:b/>
-                <w:bCs/>
-              </w:rPr>
-            </w:pPr>
-            <w:r>
-              <w:rPr>
-                <w:rFonts w:ascii="Times New Roman" w:hAnsi="Times New Roman" w:cs="Times New Roman"/>
-                <w:b/>
-                <w:bCs/>
-              </w:rPr>
-              <w:t>C</w:t>
-            </w:r>
-          </w:p>
-        </w:tc>
-        <w:tc>
-          <w:tcPr>
-            <w:tcW w:w="0" w:type="auto"/>
-            <w:hideMark/>
-          </w:tcPr>
-          <w:p>
-            <w:pPr>
-              <w:spacing w:after="160" w:line="278" w:lineRule="auto"/>
-              <w:rPr>
-                <w:rFonts w:ascii="Times New Roman" w:hAnsi="Times New Roman" w:cs="Times New Roman"/>
-                <w:b/>
-                <w:bCs/>
-              </w:rPr>
-            </w:pPr>
-            <w:r>
-              <w:rPr>
-                <w:rFonts w:ascii="Times New Roman" w:hAnsi="Times New Roman" w:cs="Times New Roman"/>
-                <w:b/>
-                <w:bCs/>
-              </w:rPr>
-              <w:t>2</w:t>
-            </w:r>
-          </w:p>
-        </w:tc>
-      </w:tr>
-    </w:tbl>
-    <w:p>
-      <w:pPr>
-        <w:rPr>
-          <w:rFonts w:ascii="Times New Roman" w:hAnsi="Times New Roman" w:cs="Times New Roman"/>
-          <w:b/>
-          <w:bCs/>
-          <w:lang w:val="en-ID"/>
-        </w:rPr>
-      </w:pPr>
-    </w:p>
-    <w:p>
-      <w:pPr>
-        <w:rPr>
-          <w:rFonts w:ascii="Times New Roman" w:hAnsi="Times New Roman" w:cs="Times New Roman"/>
-          <w:b/>
-          <w:bCs/>
-          <w:lang w:val="en-ID"/>
-        </w:rPr>
-      </w:pPr>
-      <w:r>
-        <w:rPr>
-          <w:rFonts w:ascii="Times New Roman" w:hAnsi="Times New Roman" w:cs="Times New Roman"/>
-          <w:b/>
-          <w:bCs/>
-          <w:lang w:val="en-ID"/>
-        </w:rPr>
-        <w:t>Update Tabel NILAI</w:t>
-      </w:r>
-    </w:p>
-    <w:tbl>
-      <w:tblPr>
-        <w:tblStyle w:val="TableGrid"/>
-        <w:tblW w:w="0" w:type="auto"/>
-        <w:tblLook w:val="04A0" w:firstRow="1" w:lastRow="0" w:firstColumn="1" w:lastColumn="0" w:noHBand="0" w:noVBand="1"/>
-      </w:tblPr>
-      <w:tblGrid>
-        <w:gridCol w:w="766"/>
-        <w:gridCol w:w="1206"/>
-        <w:gridCol w:w="669"/>
-      </w:tblGrid>
-      <w:tr>
-        <w:tc>
-          <w:tcPr>
-            <w:tcW w:w="0" w:type="auto"/>
-            <w:hideMark/>
-          </w:tcPr>
-          <w:p>
-            <w:pPr>
-              <w:spacing w:after="160" w:line="278" w:lineRule="auto"/>
-              <w:rPr>
-                <w:rFonts w:ascii="Times New Roman" w:hAnsi="Times New Roman" w:cs="Times New Roman"/>
-                <w:b/>
-                <w:bCs/>
-              </w:rPr>
-            </w:pPr>
-            <w:r>
-              <w:rPr>
-                <w:rFonts w:ascii="Times New Roman" w:hAnsi="Times New Roman" w:cs="Times New Roman"/>
-                <w:b/>
-                <w:bCs/>
-              </w:rPr>
-              <w:t>NIM</w:t>
-            </w:r>
-          </w:p>
-        </w:tc>
-        <w:tc>
-          <w:tcPr>
-            <w:tcW w:w="0" w:type="auto"/>
-            <w:hideMark/>
-          </w:tcPr>
-          <w:p>
-            <w:pPr>
-              <w:spacing w:after="160" w:line="278" w:lineRule="auto"/>
-              <w:rPr>
-                <w:rFonts w:ascii="Times New Roman" w:hAnsi="Times New Roman" w:cs="Times New Roman"/>
-                <w:b/>
-                <w:bCs/>
-              </w:rPr>
-            </w:pPr>
-            <w:r>
-              <w:rPr>
-                <w:rFonts w:ascii="Times New Roman" w:hAnsi="Times New Roman" w:cs="Times New Roman"/>
-                <w:b/>
-                <w:bCs/>
-              </w:rPr>
-              <w:t>Kode_MK</w:t>
-            </w:r>
-          </w:p>
-        </w:tc>
-        <w:tc>
-          <w:tcPr>
-            <w:tcW w:w="0" w:type="auto"/>
-            <w:hideMark/>
-          </w:tcPr>
-          <w:p>
-            <w:pPr>
-              <w:spacing w:after="160" w:line="278" w:lineRule="auto"/>
-              <w:rPr>
-                <w:rFonts w:ascii="Times New Roman" w:hAnsi="Times New Roman" w:cs="Times New Roman"/>
-                <w:b/>
-                <w:bCs/>
-              </w:rPr>
-            </w:pPr>
-            <w:r>
-              <w:rPr>
-                <w:rFonts w:ascii="Times New Roman" w:hAnsi="Times New Roman" w:cs="Times New Roman"/>
-                <w:b/>
-                <w:bCs/>
-              </w:rPr>
-              <w:t>Nilai</w:t>
-            </w:r>
-          </w:p>
-        </w:tc>
-      </w:tr>
-      <w:tr>
-        <w:tc>
-          <w:tcPr>
-            <w:tcW w:w="0" w:type="auto"/>
-            <w:hideMark/>
-          </w:tcPr>
-          <w:p>
-            <w:pPr>
-              <w:spacing w:after="160" w:line="278" w:lineRule="auto"/>
-              <w:rPr>
-                <w:rFonts w:ascii="Times New Roman" w:hAnsi="Times New Roman" w:cs="Times New Roman"/>
-                <w:b/>
-                <w:bCs/>
-              </w:rPr>
-            </w:pPr>
-            <w:r>
-              <w:rPr>
-                <w:rFonts w:ascii="Times New Roman" w:hAnsi="Times New Roman" w:cs="Times New Roman"/>
-                <w:b/>
-                <w:bCs/>
-              </w:rPr>
-              <w:t>31980</w:t>
-            </w:r>
-          </w:p>
-        </w:tc>
-        <w:tc>
-          <w:tcPr>
-            <w:tcW w:w="0" w:type="auto"/>
-            <w:hideMark/>
-          </w:tcPr>
-          <w:p>
-            <w:pPr>
-              <w:spacing w:after="160" w:line="278" w:lineRule="auto"/>
-              <w:rPr>
-                <w:rFonts w:ascii="Times New Roman" w:hAnsi="Times New Roman" w:cs="Times New Roman"/>
-                <w:b/>
-                <w:bCs/>
-              </w:rPr>
-            </w:pPr>
-            <w:r>
-              <w:rPr>
-                <w:rFonts w:ascii="Times New Roman" w:hAnsi="Times New Roman" w:cs="Times New Roman"/>
-                <w:b/>
-                <w:bCs/>
-              </w:rPr>
-              <w:t>BD001</w:t>
-            </w:r>
-          </w:p>
-        </w:tc>
-        <w:tc>
-          <w:tcPr>
-            <w:tcW w:w="0" w:type="auto"/>
-            <w:hideMark/>
-          </w:tcPr>
-          <w:p>
-            <w:pPr>
-              <w:spacing w:after="160" w:line="278" w:lineRule="auto"/>
-              <w:rPr>
-                <w:rFonts w:ascii="Times New Roman" w:hAnsi="Times New Roman" w:cs="Times New Roman"/>
-                <w:b/>
-                <w:bCs/>
-              </w:rPr>
-            </w:pPr>
-            <w:r>
-              <w:rPr>
-                <w:rFonts w:ascii="Times New Roman" w:hAnsi="Times New Roman" w:cs="Times New Roman"/>
-                <w:b/>
-                <w:bCs/>
-              </w:rPr>
-              <w:t>B</w:t>
-            </w:r>
-          </w:p>
-        </w:tc>
-      </w:tr>
-      <w:tr>
-        <w:tc>
-          <w:tcPr>
-            <w:tcW w:w="0" w:type="auto"/>
-            <w:hideMark/>
-          </w:tcPr>
-          <w:p>
-            <w:pPr>
-              <w:spacing w:after="160" w:line="278" w:lineRule="auto"/>
-              <w:rPr>
-                <w:rFonts w:ascii="Times New Roman" w:hAnsi="Times New Roman" w:cs="Times New Roman"/>
-                <w:b/>
-                <w:bCs/>
-              </w:rPr>
-            </w:pPr>
-            <w:r>
-              <w:rPr>
-                <w:rFonts w:ascii="Times New Roman" w:hAnsi="Times New Roman" w:cs="Times New Roman"/>
-                <w:b/>
-                <w:bCs/>
-              </w:rPr>
-              <w:t>31895</w:t>
-            </w:r>
-          </w:p>
-        </w:tc>
-        <w:tc>
-          <w:tcPr>
-            <w:tcW w:w="0" w:type="auto"/>
-            <w:hideMark/>
-          </w:tcPr>
-          <w:p>
-            <w:pPr>
-              <w:spacing w:after="160" w:line="278" w:lineRule="auto"/>
-              <w:rPr>
-                <w:rFonts w:ascii="Times New Roman" w:hAnsi="Times New Roman" w:cs="Times New Roman"/>
-                <w:b/>
-                <w:bCs/>
-              </w:rPr>
-            </w:pPr>
-            <w:r>
-              <w:rPr>
-                <w:rFonts w:ascii="Times New Roman" w:hAnsi="Times New Roman" w:cs="Times New Roman"/>
-                <w:b/>
-                <w:bCs/>
-              </w:rPr>
-              <w:t>KL003</w:t>
-            </w:r>
-          </w:p>
-        </w:tc>
-        <w:tc>
-          <w:tcPr>
-            <w:tcW w:w="0" w:type="auto"/>
-            <w:hideMark/>
-          </w:tcPr>
-          <w:p>
-            <w:pPr>
-              <w:spacing w:after="160" w:line="278" w:lineRule="auto"/>
-              <w:rPr>
-                <w:rFonts w:ascii="Times New Roman" w:hAnsi="Times New Roman" w:cs="Times New Roman"/>
-                <w:b/>
-                <w:bCs/>
-              </w:rPr>
-            </w:pPr>
-            <w:r>
-              <w:rPr>
-                <w:rFonts w:ascii="Times New Roman" w:hAnsi="Times New Roman" w:cs="Times New Roman"/>
-                <w:b/>
-                <w:bCs/>
-              </w:rPr>
-              <w:t>A</w:t>
-            </w:r>
-          </w:p>
-        </w:tc>
-      </w:tr>
-      <w:tr>
-        <w:tc>
-          <w:tcPr>
-            <w:tcW w:w="0" w:type="auto"/>
-            <w:hideMark/>
-          </w:tcPr>
-          <w:p>
-            <w:pPr>
-              <w:spacing w:after="160" w:line="278" w:lineRule="auto"/>
-              <w:rPr>
-                <w:rFonts w:ascii="Times New Roman" w:hAnsi="Times New Roman" w:cs="Times New Roman"/>
-                <w:b/>
-                <w:bCs/>
-              </w:rPr>
-            </w:pPr>
-            <w:r>
-              <w:rPr>
-                <w:rFonts w:ascii="Times New Roman" w:hAnsi="Times New Roman" w:cs="Times New Roman"/>
-                <w:b/>
-                <w:bCs/>
-              </w:rPr>
-              <w:t>31895</w:t>
-            </w:r>
-          </w:p>
-        </w:tc>
-        <w:tc>
-          <w:tcPr>
-            <w:tcW w:w="0" w:type="auto"/>
-            <w:hideMark/>
-          </w:tcPr>
-          <w:p>
-            <w:pPr>
-              <w:spacing w:after="160" w:line="278" w:lineRule="auto"/>
-              <w:rPr>
-                <w:rFonts w:ascii="Times New Roman" w:hAnsi="Times New Roman" w:cs="Times New Roman"/>
-                <w:b/>
-                <w:bCs/>
-              </w:rPr>
-            </w:pPr>
-            <w:r>
-              <w:rPr>
-                <w:rFonts w:ascii="Times New Roman" w:hAnsi="Times New Roman" w:cs="Times New Roman"/>
-                <w:b/>
-                <w:bCs/>
-              </w:rPr>
-              <w:t>BD001</w:t>
-            </w:r>
-          </w:p>
-        </w:tc>
-        <w:tc>
-          <w:tcPr>
-            <w:tcW w:w="0" w:type="auto"/>
-            <w:hideMark/>
-          </w:tcPr>
-          <w:p>
-            <w:pPr>
-              <w:spacing w:after="160" w:line="278" w:lineRule="auto"/>
-              <w:rPr>
-                <w:rFonts w:ascii="Times New Roman" w:hAnsi="Times New Roman" w:cs="Times New Roman"/>
-                <w:b/>
-                <w:bCs/>
-              </w:rPr>
-            </w:pPr>
-            <w:r>
-              <w:rPr>
-                <w:rFonts w:ascii="Times New Roman" w:hAnsi="Times New Roman" w:cs="Times New Roman"/>
-                <w:b/>
-                <w:bCs/>
-              </w:rPr>
-              <w:t>A</w:t>
-            </w:r>
-          </w:p>
-        </w:tc>
-      </w:tr>
-      <w:tr>
-        <w:tc>
-          <w:tcPr>
-            <w:tcW w:w="0" w:type="auto"/>
-            <w:hideMark/>
-          </w:tcPr>
-          <w:p>
-            <w:pPr>
-              <w:spacing w:after="160" w:line="278" w:lineRule="auto"/>
-              <w:rPr>
-                <w:rFonts w:ascii="Times New Roman" w:hAnsi="Times New Roman" w:cs="Times New Roman"/>
-                <w:b/>
-                <w:bCs/>
-              </w:rPr>
-            </w:pPr>
-            <w:r>
-              <w:rPr>
-                <w:rFonts w:ascii="Times New Roman" w:hAnsi="Times New Roman" w:cs="Times New Roman"/>
-                <w:b/>
-                <w:bCs/>
-              </w:rPr>
-              <w:t>32477</w:t>
-            </w:r>
-          </w:p>
-        </w:tc>
-        <w:tc>
-          <w:tcPr>
-            <w:tcW w:w="0" w:type="auto"/>
-            <w:hideMark/>
-          </w:tcPr>
-          <w:p>
-            <w:pPr>
-              <w:spacing w:after="160" w:line="278" w:lineRule="auto"/>
-              <w:rPr>
-                <w:rFonts w:ascii="Times New Roman" w:hAnsi="Times New Roman" w:cs="Times New Roman"/>
-                <w:b/>
-                <w:bCs/>
-              </w:rPr>
-            </w:pPr>
-            <w:r>
-              <w:rPr>
-                <w:rFonts w:ascii="Times New Roman" w:hAnsi="Times New Roman" w:cs="Times New Roman"/>
-                <w:b/>
-                <w:bCs/>
-              </w:rPr>
-              <w:t>BD001</w:t>
-            </w:r>
-          </w:p>
-        </w:tc>
-        <w:tc>
-          <w:tcPr>
-            <w:tcW w:w="0" w:type="auto"/>
-            <w:hideMark/>
-          </w:tcPr>
-          <w:p>
-            <w:pPr>
-              <w:spacing w:after="160" w:line="278" w:lineRule="auto"/>
-              <w:rPr>
-                <w:rFonts w:ascii="Times New Roman" w:hAnsi="Times New Roman" w:cs="Times New Roman"/>
-                <w:b/>
-                <w:bCs/>
-              </w:rPr>
-            </w:pPr>
-            <w:r>
-              <w:rPr>
-                <w:rFonts w:ascii="Times New Roman" w:hAnsi="Times New Roman" w:cs="Times New Roman"/>
-                <w:b/>
-                <w:bCs/>
-              </w:rPr>
-              <w:t>C</w:t>
-            </w:r>
-          </w:p>
-        </w:tc>
-      </w:tr>
-      <w:tr>
-        <w:tc>
-          <w:tcPr>
-            <w:tcW w:w="0" w:type="auto"/>
-            <w:hideMark/>
-          </w:tcPr>
-          <w:p>
-            <w:pPr>
-              <w:spacing w:after="160" w:line="278" w:lineRule="auto"/>
-              <w:rPr>
-                <w:rFonts w:ascii="Times New Roman" w:hAnsi="Times New Roman" w:cs="Times New Roman"/>
-                <w:b/>
-                <w:bCs/>
-              </w:rPr>
-            </w:pPr>
-            <w:r>
-              <w:rPr>
-                <w:rFonts w:ascii="Times New Roman" w:hAnsi="Times New Roman" w:cs="Times New Roman"/>
-                <w:b/>
-                <w:bCs/>
-              </w:rPr>
-              <w:t>32477</w:t>
-            </w:r>
-          </w:p>
-        </w:tc>
-        <w:tc>
-          <w:tcPr>
-            <w:tcW w:w="0" w:type="auto"/>
-            <w:hideMark/>
-          </w:tcPr>
-          <w:p>
-            <w:pPr>
-              <w:spacing w:after="160" w:line="278" w:lineRule="auto"/>
-              <w:rPr>
-                <w:rFonts w:ascii="Times New Roman" w:hAnsi="Times New Roman" w:cs="Times New Roman"/>
-                <w:b/>
-                <w:bCs/>
-              </w:rPr>
-            </w:pPr>
-            <w:r>
-              <w:rPr>
-                <w:rFonts w:ascii="Times New Roman" w:hAnsi="Times New Roman" w:cs="Times New Roman"/>
-                <w:b/>
-                <w:bCs/>
-              </w:rPr>
-              <w:t>ST002</w:t>
-            </w:r>
-          </w:p>
-        </w:tc>
-        <w:tc>
-          <w:tcPr>
-            <w:tcW w:w="0" w:type="auto"/>
-            <w:hideMark/>
-          </w:tcPr>
-          <w:p>
-            <w:pPr>
-              <w:spacing w:after="160" w:line="278" w:lineRule="auto"/>
-              <w:rPr>
-                <w:rFonts w:ascii="Times New Roman" w:hAnsi="Times New Roman" w:cs="Times New Roman"/>
-                <w:b/>
-                <w:bCs/>
-              </w:rPr>
-            </w:pPr>
-            <w:r>
-              <w:rPr>
-                <w:rFonts w:ascii="Times New Roman" w:hAnsi="Times New Roman" w:cs="Times New Roman"/>
-                <w:b/>
-                <w:bCs/>
-              </w:rPr>
-              <w:t>A</w:t>
-            </w:r>
-          </w:p>
-        </w:tc>
-      </w:tr>
-    </w:tbl>
-    <w:p>
-      <w:pPr>
-        <w:rPr>
-          <w:rFonts w:ascii="Times New Roman" w:hAnsi="Times New Roman" w:cs="Times New Roman"/>
-          <w:b/>
-          <w:bCs/>
-          <w:lang w:val="en-ID"/>
-        </w:rPr>
-      </w:pPr>
-    </w:p>
-    <w:p>
-      <w:pPr>
-        <w:rPr>
-          <w:rFonts w:ascii="Times New Roman" w:hAnsi="Times New Roman" w:cs="Times New Roman"/>
-          <w:b/>
-          <w:bCs/>
-          <w:lang w:val="en-ID"/>
-        </w:rPr>
-      </w:pPr>
-      <w:r>
-        <w:rPr>
-          <w:rFonts w:ascii="Times New Roman" w:hAnsi="Times New Roman" w:cs="Times New Roman"/>
-          <w:b/>
-          <w:bCs/>
-          <w:lang w:val="en-ID"/>
-        </w:rPr>
-        <w:t>KESIMPULAN AKHIR (3NF)</w:t>
-      </w:r>
-    </w:p>
-    <w:p>
-      <w:pPr>
-        <w:rPr>
-          <w:rFonts w:ascii="Times New Roman" w:hAnsi="Times New Roman" w:cs="Times New Roman"/>
-          <w:lang w:val="en-ID"/>
-        </w:rPr>
-      </w:pPr>
-      <w:r>
-        <w:rPr>
-          <w:rFonts w:ascii="Times New Roman" w:hAnsi="Times New Roman" w:cs="Times New Roman"/>
-          <w:lang w:val="en-ID"/>
-        </w:rPr>
-        <w:t>Struktur final:</w:t>
-      </w:r>
-    </w:p>
-    <w:p>
-      <w:pPr>
-        <w:numPr>
-          <w:ilvl w:val="0"/>
-          <w:numId w:val="85"/>
-        </w:numPr>
-        <w:rPr>
-          <w:rFonts w:ascii="Times New Roman" w:hAnsi="Times New Roman" w:cs="Times New Roman"/>
-          <w:lang w:val="en-ID"/>
-        </w:rPr>
-      </w:pPr>
-      <w:r>
-        <w:rPr>
-          <w:rFonts w:ascii="Times New Roman" w:hAnsi="Times New Roman" w:cs="Times New Roman"/>
-          <w:lang w:val="en-ID"/>
-        </w:rPr>
-        <w:lastRenderedPageBreak/>
-        <w:t xml:space="preserve">MAHASISWA (NIM PK, Nama, Tanggal_Lahir) </w:t>
-      </w:r>
-    </w:p>
-    <w:p>
-      <w:pPr>
-        <w:numPr>
-          <w:ilvl w:val="0"/>
-          <w:numId w:val="85"/>
-        </w:numPr>
-        <w:rPr>
-          <w:rFonts w:ascii="Times New Roman" w:hAnsi="Times New Roman" w:cs="Times New Roman"/>
-          <w:lang w:val="en-ID"/>
-        </w:rPr>
-      </w:pPr>
-      <w:r>
-        <w:rPr>
-          <w:rFonts w:ascii="Times New Roman" w:hAnsi="Times New Roman" w:cs="Times New Roman"/>
-          <w:lang w:val="en-ID"/>
-        </w:rPr>
-        <w:t xml:space="preserve">MATA_KULIAH (Kode_MK PK, Nama_MK, SKS) </w:t>
-      </w:r>
-    </w:p>
-    <w:p>
-      <w:pPr>
-        <w:numPr>
-          <w:ilvl w:val="0"/>
-          <w:numId w:val="85"/>
-        </w:numPr>
-        <w:rPr>
-          <w:rFonts w:ascii="Times New Roman" w:hAnsi="Times New Roman" w:cs="Times New Roman"/>
-          <w:lang w:val="en-ID"/>
-        </w:rPr>
-      </w:pPr>
-      <w:r>
-        <w:rPr>
-          <w:rFonts w:ascii="Times New Roman" w:hAnsi="Times New Roman" w:cs="Times New Roman"/>
-          <w:lang w:val="en-ID"/>
-        </w:rPr>
-        <w:t xml:space="preserve">NILAI (NIM FK, Kode_MK FK, Nilai) </w:t>
-      </w:r>
-    </w:p>
-    <w:p>
-      <w:pPr>
-        <w:numPr>
-          <w:ilvl w:val="0"/>
-          <w:numId w:val="85"/>
-        </w:numPr>
-        <w:rPr>
-          <w:rFonts w:ascii="Times New Roman" w:hAnsi="Times New Roman" w:cs="Times New Roman"/>
-          <w:lang w:val="en-ID"/>
-        </w:rPr>
-      </w:pPr>
-      <w:r>
-        <w:rPr>
-          <w:rFonts w:ascii="Times New Roman" w:hAnsi="Times New Roman" w:cs="Times New Roman"/>
-          <w:lang w:val="en-ID"/>
-        </w:rPr>
-        <w:t>KONVERSI_NILAI (Nilai PK, Bobot)</w:t>
-      </w:r>
-    </w:p>
-    <w:p>
-      <w:pPr>
-        <w:rPr>
-          <w:rFonts w:ascii="Times New Roman" w:hAnsi="Times New Roman" w:cs="Times New Roman"/>
-          <w:b/>
-          <w:bCs/>
-        </w:rPr>
-      </w:pPr>
-    </w:p>
-    <w:p>
-      <w:pPr>
-        <w:rPr>
-          <w:rFonts w:ascii="Times New Roman" w:hAnsi="Times New Roman" w:cs="Times New Roman"/>
-          <w:b/>
-          <w:bCs/>
         </w:rPr>
       </w:pPr>
     </w:p>
@@ -5985,6 +2802,92 @@
     </w:lvl>
   </w:abstractNum>
   <w:abstractNum w:abstractNumId="16" w15:restartNumberingAfterBreak="0">
+    <w:nsid w:val="1BFC4C4E"/>
+    <w:multiLevelType w:val="hybridMultilevel"/>
+    <w:tmpl w:val="126AE8F4"/>
+    <w:lvl w:ilvl="0" w:tplc="38090019">
+      <w:start w:val="1"/>
+      <w:numFmt w:val="lowerLetter"/>
+      <w:lvlText w:val="%1."/>
+      <w:lvlJc w:val="left"/>
+      <w:pPr>
+        <w:ind w:left="720" w:hanging="360"/>
+      </w:pPr>
+    </w:lvl>
+    <w:lvl w:ilvl="1" w:tplc="38090019" w:tentative="1">
+      <w:start w:val="1"/>
+      <w:numFmt w:val="lowerLetter"/>
+      <w:lvlText w:val="%2."/>
+      <w:lvlJc w:val="left"/>
+      <w:pPr>
+        <w:ind w:left="1440" w:hanging="360"/>
+      </w:pPr>
+    </w:lvl>
+    <w:lvl w:ilvl="2" w:tplc="3809001B" w:tentative="1">
+      <w:start w:val="1"/>
+      <w:numFmt w:val="lowerRoman"/>
+      <w:lvlText w:val="%3."/>
+      <w:lvlJc w:val="right"/>
+      <w:pPr>
+        <w:ind w:left="2160" w:hanging="180"/>
+      </w:pPr>
+    </w:lvl>
+    <w:lvl w:ilvl="3" w:tplc="3809000F" w:tentative="1">
+      <w:start w:val="1"/>
+      <w:numFmt w:val="decimal"/>
+      <w:lvlText w:val="%4."/>
+      <w:lvlJc w:val="left"/>
+      <w:pPr>
+        <w:ind w:left="2880" w:hanging="360"/>
+      </w:pPr>
+    </w:lvl>
+    <w:lvl w:ilvl="4" w:tplc="38090019" w:tentative="1">
+      <w:start w:val="1"/>
+      <w:numFmt w:val="lowerLetter"/>
+      <w:lvlText w:val="%5."/>
+      <w:lvlJc w:val="left"/>
+      <w:pPr>
+        <w:ind w:left="3600" w:hanging="360"/>
+      </w:pPr>
+    </w:lvl>
+    <w:lvl w:ilvl="5" w:tplc="3809001B" w:tentative="1">
+      <w:start w:val="1"/>
+      <w:numFmt w:val="lowerRoman"/>
+      <w:lvlText w:val="%6."/>
+      <w:lvlJc w:val="right"/>
+      <w:pPr>
+        <w:ind w:left="4320" w:hanging="180"/>
+      </w:pPr>
+    </w:lvl>
+    <w:lvl w:ilvl="6" w:tplc="3809000F" w:tentative="1">
+      <w:start w:val="1"/>
+      <w:numFmt w:val="decimal"/>
+      <w:lvlText w:val="%7."/>
+      <w:lvlJc w:val="left"/>
+      <w:pPr>
+        <w:ind w:left="5040" w:hanging="360"/>
+      </w:pPr>
+    </w:lvl>
+    <w:lvl w:ilvl="7" w:tplc="38090019" w:tentative="1">
+      <w:start w:val="1"/>
+      <w:numFmt w:val="lowerLetter"/>
+      <w:lvlText w:val="%8."/>
+      <w:lvlJc w:val="left"/>
+      <w:pPr>
+        <w:ind w:left="5760" w:hanging="360"/>
+      </w:pPr>
+    </w:lvl>
+    <w:lvl w:ilvl="8" w:tplc="3809001B" w:tentative="1">
+      <w:start w:val="1"/>
+      <w:numFmt w:val="lowerRoman"/>
+      <w:lvlText w:val="%9."/>
+      <w:lvlJc w:val="right"/>
+      <w:pPr>
+        <w:ind w:left="6480" w:hanging="180"/>
+      </w:pPr>
+    </w:lvl>
+  </w:abstractNum>
+  <w:abstractNum w:abstractNumId="17" w15:restartNumberingAfterBreak="0">
     <w:nsid w:val="1C633D54"/>
     <w:multiLevelType w:val="multilevel"/>
     <w:tmpl w:val="06AAE8A0"/>
@@ -6133,7 +3036,7 @@
       </w:rPr>
     </w:lvl>
   </w:abstractNum>
-  <w:abstractNum w:abstractNumId="17" w15:restartNumberingAfterBreak="0">
+  <w:abstractNum w:abstractNumId="18" w15:restartNumberingAfterBreak="0">
     <w:nsid w:val="1CA17727"/>
     <w:multiLevelType w:val="hybridMultilevel"/>
     <w:tmpl w:val="DF10F4E8"/>
@@ -6246,7 +3149,120 @@
       </w:rPr>
     </w:lvl>
   </w:abstractNum>
-  <w:abstractNum w:abstractNumId="18" w15:restartNumberingAfterBreak="0">
+  <w:abstractNum w:abstractNumId="19" w15:restartNumberingAfterBreak="0">
+    <w:nsid w:val="1DCB329B"/>
+    <w:multiLevelType w:val="hybridMultilevel"/>
+    <w:tmpl w:val="60F054F2"/>
+    <w:lvl w:ilvl="0" w:tplc="38090001">
+      <w:start w:val="1"/>
+      <w:numFmt w:val="bullet"/>
+      <w:lvlText w:val=""/>
+      <w:lvlJc w:val="left"/>
+      <w:pPr>
+        <w:ind w:left="720" w:hanging="360"/>
+      </w:pPr>
+      <w:rPr>
+        <w:rFonts w:ascii="Symbol" w:hAnsi="Symbol" w:hint="default"/>
+      </w:rPr>
+    </w:lvl>
+    <w:lvl w:ilvl="1" w:tplc="38090003" w:tentative="1">
+      <w:start w:val="1"/>
+      <w:numFmt w:val="bullet"/>
+      <w:lvlText w:val="o"/>
+      <w:lvlJc w:val="left"/>
+      <w:pPr>
+        <w:ind w:left="1440" w:hanging="360"/>
+      </w:pPr>
+      <w:rPr>
+        <w:rFonts w:ascii="Courier New" w:hAnsi="Courier New" w:cs="Courier New" w:hint="default"/>
+      </w:rPr>
+    </w:lvl>
+    <w:lvl w:ilvl="2" w:tplc="38090005" w:tentative="1">
+      <w:start w:val="1"/>
+      <w:numFmt w:val="bullet"/>
+      <w:lvlText w:val=""/>
+      <w:lvlJc w:val="left"/>
+      <w:pPr>
+        <w:ind w:left="2160" w:hanging="360"/>
+      </w:pPr>
+      <w:rPr>
+        <w:rFonts w:ascii="Wingdings" w:hAnsi="Wingdings" w:hint="default"/>
+      </w:rPr>
+    </w:lvl>
+    <w:lvl w:ilvl="3" w:tplc="38090001" w:tentative="1">
+      <w:start w:val="1"/>
+      <w:numFmt w:val="bullet"/>
+      <w:lvlText w:val=""/>
+      <w:lvlJc w:val="left"/>
+      <w:pPr>
+        <w:ind w:left="2880" w:hanging="360"/>
+      </w:pPr>
+      <w:rPr>
+        <w:rFonts w:ascii="Symbol" w:hAnsi="Symbol" w:hint="default"/>
+      </w:rPr>
+    </w:lvl>
+    <w:lvl w:ilvl="4" w:tplc="38090003" w:tentative="1">
+      <w:start w:val="1"/>
+      <w:numFmt w:val="bullet"/>
+      <w:lvlText w:val="o"/>
+      <w:lvlJc w:val="left"/>
+      <w:pPr>
+        <w:ind w:left="3600" w:hanging="360"/>
+      </w:pPr>
+      <w:rPr>
+        <w:rFonts w:ascii="Courier New" w:hAnsi="Courier New" w:cs="Courier New" w:hint="default"/>
+      </w:rPr>
+    </w:lvl>
+    <w:lvl w:ilvl="5" w:tplc="38090005" w:tentative="1">
+      <w:start w:val="1"/>
+      <w:numFmt w:val="bullet"/>
+      <w:lvlText w:val=""/>
+      <w:lvlJc w:val="left"/>
+      <w:pPr>
+        <w:ind w:left="4320" w:hanging="360"/>
+      </w:pPr>
+      <w:rPr>
+        <w:rFonts w:ascii="Wingdings" w:hAnsi="Wingdings" w:hint="default"/>
+      </w:rPr>
+    </w:lvl>
+    <w:lvl w:ilvl="6" w:tplc="38090001" w:tentative="1">
+      <w:start w:val="1"/>
+      <w:numFmt w:val="bullet"/>
+      <w:lvlText w:val=""/>
+      <w:lvlJc w:val="left"/>
+      <w:pPr>
+        <w:ind w:left="5040" w:hanging="360"/>
+      </w:pPr>
+      <w:rPr>
+        <w:rFonts w:ascii="Symbol" w:hAnsi="Symbol" w:hint="default"/>
+      </w:rPr>
+    </w:lvl>
+    <w:lvl w:ilvl="7" w:tplc="38090003" w:tentative="1">
+      <w:start w:val="1"/>
+      <w:numFmt w:val="bullet"/>
+      <w:lvlText w:val="o"/>
+      <w:lvlJc w:val="left"/>
+      <w:pPr>
+        <w:ind w:left="5760" w:hanging="360"/>
+      </w:pPr>
+      <w:rPr>
+        <w:rFonts w:ascii="Courier New" w:hAnsi="Courier New" w:cs="Courier New" w:hint="default"/>
+      </w:rPr>
+    </w:lvl>
+    <w:lvl w:ilvl="8" w:tplc="38090005" w:tentative="1">
+      <w:start w:val="1"/>
+      <w:numFmt w:val="bullet"/>
+      <w:lvlText w:val=""/>
+      <w:lvlJc w:val="left"/>
+      <w:pPr>
+        <w:ind w:left="6480" w:hanging="360"/>
+      </w:pPr>
+      <w:rPr>
+        <w:rFonts w:ascii="Wingdings" w:hAnsi="Wingdings" w:hint="default"/>
+      </w:rPr>
+    </w:lvl>
+  </w:abstractNum>
+  <w:abstractNum w:abstractNumId="20" w15:restartNumberingAfterBreak="0">
     <w:nsid w:val="208C5BD2"/>
     <w:multiLevelType w:val="multilevel"/>
     <w:tmpl w:val="C54A2F50"/>
@@ -6359,7 +3375,7 @@
       </w:pPr>
     </w:lvl>
   </w:abstractNum>
-  <w:abstractNum w:abstractNumId="19" w15:restartNumberingAfterBreak="0">
+  <w:abstractNum w:abstractNumId="21" w15:restartNumberingAfterBreak="0">
     <w:nsid w:val="217E19E6"/>
     <w:multiLevelType w:val="hybridMultilevel"/>
     <w:tmpl w:val="84B830E8"/>
@@ -6472,7 +3488,7 @@
       </w:rPr>
     </w:lvl>
   </w:abstractNum>
-  <w:abstractNum w:abstractNumId="20" w15:restartNumberingAfterBreak="0">
+  <w:abstractNum w:abstractNumId="22" w15:restartNumberingAfterBreak="0">
     <w:nsid w:val="2270599C"/>
     <w:multiLevelType w:val="hybridMultilevel"/>
     <w:tmpl w:val="F40E7B94"/>
@@ -6585,7 +3601,7 @@
       </w:rPr>
     </w:lvl>
   </w:abstractNum>
-  <w:abstractNum w:abstractNumId="21" w15:restartNumberingAfterBreak="0">
+  <w:abstractNum w:abstractNumId="23" w15:restartNumberingAfterBreak="0">
     <w:nsid w:val="27650170"/>
     <w:multiLevelType w:val="hybridMultilevel"/>
     <w:tmpl w:val="97145DCE"/>
@@ -6698,7 +3714,7 @@
       </w:rPr>
     </w:lvl>
   </w:abstractNum>
-  <w:abstractNum w:abstractNumId="22" w15:restartNumberingAfterBreak="0">
+  <w:abstractNum w:abstractNumId="24" w15:restartNumberingAfterBreak="0">
     <w:nsid w:val="27EB26A3"/>
     <w:multiLevelType w:val="multilevel"/>
     <w:tmpl w:val="D38AE234"/>
@@ -6811,7 +3827,7 @@
       </w:pPr>
     </w:lvl>
   </w:abstractNum>
-  <w:abstractNum w:abstractNumId="23" w15:restartNumberingAfterBreak="0">
+  <w:abstractNum w:abstractNumId="25" w15:restartNumberingAfterBreak="0">
     <w:nsid w:val="285A51B1"/>
     <w:multiLevelType w:val="hybridMultilevel"/>
     <w:tmpl w:val="5CC8D574"/>
@@ -6924,7 +3940,7 @@
       </w:rPr>
     </w:lvl>
   </w:abstractNum>
-  <w:abstractNum w:abstractNumId="24" w15:restartNumberingAfterBreak="0">
+  <w:abstractNum w:abstractNumId="26" w15:restartNumberingAfterBreak="0">
     <w:nsid w:val="2A430A35"/>
     <w:multiLevelType w:val="multilevel"/>
     <w:tmpl w:val="1A268CB6"/>
@@ -7034,7 +4050,93 @@
       </w:rPr>
     </w:lvl>
   </w:abstractNum>
-  <w:abstractNum w:abstractNumId="25" w15:restartNumberingAfterBreak="0">
+  <w:abstractNum w:abstractNumId="27" w15:restartNumberingAfterBreak="0">
+    <w:nsid w:val="2B631D4C"/>
+    <w:multiLevelType w:val="hybridMultilevel"/>
+    <w:tmpl w:val="4FEEF564"/>
+    <w:lvl w:ilvl="0" w:tplc="38090019">
+      <w:start w:val="1"/>
+      <w:numFmt w:val="lowerLetter"/>
+      <w:lvlText w:val="%1."/>
+      <w:lvlJc w:val="left"/>
+      <w:pPr>
+        <w:ind w:left="720" w:hanging="360"/>
+      </w:pPr>
+    </w:lvl>
+    <w:lvl w:ilvl="1" w:tplc="38090019" w:tentative="1">
+      <w:start w:val="1"/>
+      <w:numFmt w:val="lowerLetter"/>
+      <w:lvlText w:val="%2."/>
+      <w:lvlJc w:val="left"/>
+      <w:pPr>
+        <w:ind w:left="1440" w:hanging="360"/>
+      </w:pPr>
+    </w:lvl>
+    <w:lvl w:ilvl="2" w:tplc="3809001B" w:tentative="1">
+      <w:start w:val="1"/>
+      <w:numFmt w:val="lowerRoman"/>
+      <w:lvlText w:val="%3."/>
+      <w:lvlJc w:val="right"/>
+      <w:pPr>
+        <w:ind w:left="2160" w:hanging="180"/>
+      </w:pPr>
+    </w:lvl>
+    <w:lvl w:ilvl="3" w:tplc="3809000F" w:tentative="1">
+      <w:start w:val="1"/>
+      <w:numFmt w:val="decimal"/>
+      <w:lvlText w:val="%4."/>
+      <w:lvlJc w:val="left"/>
+      <w:pPr>
+        <w:ind w:left="2880" w:hanging="360"/>
+      </w:pPr>
+    </w:lvl>
+    <w:lvl w:ilvl="4" w:tplc="38090019" w:tentative="1">
+      <w:start w:val="1"/>
+      <w:numFmt w:val="lowerLetter"/>
+      <w:lvlText w:val="%5."/>
+      <w:lvlJc w:val="left"/>
+      <w:pPr>
+        <w:ind w:left="3600" w:hanging="360"/>
+      </w:pPr>
+    </w:lvl>
+    <w:lvl w:ilvl="5" w:tplc="3809001B" w:tentative="1">
+      <w:start w:val="1"/>
+      <w:numFmt w:val="lowerRoman"/>
+      <w:lvlText w:val="%6."/>
+      <w:lvlJc w:val="right"/>
+      <w:pPr>
+        <w:ind w:left="4320" w:hanging="180"/>
+      </w:pPr>
+    </w:lvl>
+    <w:lvl w:ilvl="6" w:tplc="3809000F" w:tentative="1">
+      <w:start w:val="1"/>
+      <w:numFmt w:val="decimal"/>
+      <w:lvlText w:val="%7."/>
+      <w:lvlJc w:val="left"/>
+      <w:pPr>
+        <w:ind w:left="5040" w:hanging="360"/>
+      </w:pPr>
+    </w:lvl>
+    <w:lvl w:ilvl="7" w:tplc="38090019" w:tentative="1">
+      <w:start w:val="1"/>
+      <w:numFmt w:val="lowerLetter"/>
+      <w:lvlText w:val="%8."/>
+      <w:lvlJc w:val="left"/>
+      <w:pPr>
+        <w:ind w:left="5760" w:hanging="360"/>
+      </w:pPr>
+    </w:lvl>
+    <w:lvl w:ilvl="8" w:tplc="3809001B" w:tentative="1">
+      <w:start w:val="1"/>
+      <w:numFmt w:val="lowerRoman"/>
+      <w:lvlText w:val="%9."/>
+      <w:lvlJc w:val="right"/>
+      <w:pPr>
+        <w:ind w:left="6480" w:hanging="180"/>
+      </w:pPr>
+    </w:lvl>
+  </w:abstractNum>
+  <w:abstractNum w:abstractNumId="28" w15:restartNumberingAfterBreak="0">
     <w:nsid w:val="2D9453F8"/>
     <w:multiLevelType w:val="hybridMultilevel"/>
     <w:tmpl w:val="24346978"/>
@@ -7147,7 +4249,97 @@
       </w:rPr>
     </w:lvl>
   </w:abstractNum>
-  <w:abstractNum w:abstractNumId="26" w15:restartNumberingAfterBreak="0">
+  <w:abstractNum w:abstractNumId="29" w15:restartNumberingAfterBreak="0">
+    <w:nsid w:val="2DC06416"/>
+    <w:multiLevelType w:val="hybridMultilevel"/>
+    <w:tmpl w:val="A7B44D58"/>
+    <w:lvl w:ilvl="0" w:tplc="88907B14">
+      <w:start w:val="1"/>
+      <w:numFmt w:val="lowerLetter"/>
+      <w:lvlText w:val="%1."/>
+      <w:lvlJc w:val="left"/>
+      <w:pPr>
+        <w:ind w:left="720" w:hanging="360"/>
+      </w:pPr>
+      <w:rPr>
+        <w:b w:val="0"/>
+        <w:bCs w:val="0"/>
+      </w:rPr>
+    </w:lvl>
+    <w:lvl w:ilvl="1" w:tplc="FFFFFFFF" w:tentative="1">
+      <w:start w:val="1"/>
+      <w:numFmt w:val="lowerLetter"/>
+      <w:lvlText w:val="%2."/>
+      <w:lvlJc w:val="left"/>
+      <w:pPr>
+        <w:ind w:left="1440" w:hanging="360"/>
+      </w:pPr>
+    </w:lvl>
+    <w:lvl w:ilvl="2" w:tplc="FFFFFFFF" w:tentative="1">
+      <w:start w:val="1"/>
+      <w:numFmt w:val="lowerRoman"/>
+      <w:lvlText w:val="%3."/>
+      <w:lvlJc w:val="right"/>
+      <w:pPr>
+        <w:ind w:left="2160" w:hanging="180"/>
+      </w:pPr>
+    </w:lvl>
+    <w:lvl w:ilvl="3" w:tplc="FFFFFFFF" w:tentative="1">
+      <w:start w:val="1"/>
+      <w:numFmt w:val="decimal"/>
+      <w:lvlText w:val="%4."/>
+      <w:lvlJc w:val="left"/>
+      <w:pPr>
+        <w:ind w:left="2880" w:hanging="360"/>
+      </w:pPr>
+    </w:lvl>
+    <w:lvl w:ilvl="4" w:tplc="FFFFFFFF" w:tentative="1">
+      <w:start w:val="1"/>
+      <w:numFmt w:val="lowerLetter"/>
+      <w:lvlText w:val="%5."/>
+      <w:lvlJc w:val="left"/>
+      <w:pPr>
+        <w:ind w:left="3600" w:hanging="360"/>
+      </w:pPr>
+    </w:lvl>
+    <w:lvl w:ilvl="5" w:tplc="FFFFFFFF" w:tentative="1">
+      <w:start w:val="1"/>
+      <w:numFmt w:val="lowerRoman"/>
+      <w:lvlText w:val="%6."/>
+      <w:lvlJc w:val="right"/>
+      <w:pPr>
+        <w:ind w:left="4320" w:hanging="180"/>
+      </w:pPr>
+    </w:lvl>
+    <w:lvl w:ilvl="6" w:tplc="FFFFFFFF" w:tentative="1">
+      <w:start w:val="1"/>
+      <w:numFmt w:val="decimal"/>
+      <w:lvlText w:val="%7."/>
+      <w:lvlJc w:val="left"/>
+      <w:pPr>
+        <w:ind w:left="5040" w:hanging="360"/>
+      </w:pPr>
+    </w:lvl>
+    <w:lvl w:ilvl="7" w:tplc="FFFFFFFF" w:tentative="1">
+      <w:start w:val="1"/>
+      <w:numFmt w:val="lowerLetter"/>
+      <w:lvlText w:val="%8."/>
+      <w:lvlJc w:val="left"/>
+      <w:pPr>
+        <w:ind w:left="5760" w:hanging="360"/>
+      </w:pPr>
+    </w:lvl>
+    <w:lvl w:ilvl="8" w:tplc="FFFFFFFF" w:tentative="1">
+      <w:start w:val="1"/>
+      <w:numFmt w:val="lowerRoman"/>
+      <w:lvlText w:val="%9."/>
+      <w:lvlJc w:val="right"/>
+      <w:pPr>
+        <w:ind w:left="6480" w:hanging="180"/>
+      </w:pPr>
+    </w:lvl>
+  </w:abstractNum>
+  <w:abstractNum w:abstractNumId="30" w15:restartNumberingAfterBreak="0">
     <w:nsid w:val="2E386804"/>
     <w:multiLevelType w:val="multilevel"/>
     <w:tmpl w:val="55B8FEA0"/>
@@ -7260,7 +4452,7 @@
       </w:pPr>
     </w:lvl>
   </w:abstractNum>
-  <w:abstractNum w:abstractNumId="27" w15:restartNumberingAfterBreak="0">
+  <w:abstractNum w:abstractNumId="31" w15:restartNumberingAfterBreak="0">
     <w:nsid w:val="2F5B6954"/>
     <w:multiLevelType w:val="multilevel"/>
     <w:tmpl w:val="0660D9E8"/>
@@ -7409,7 +4601,7 @@
       </w:rPr>
     </w:lvl>
   </w:abstractNum>
-  <w:abstractNum w:abstractNumId="28" w15:restartNumberingAfterBreak="0">
+  <w:abstractNum w:abstractNumId="32" w15:restartNumberingAfterBreak="0">
     <w:nsid w:val="306C5314"/>
     <w:multiLevelType w:val="multilevel"/>
     <w:tmpl w:val="DA92A872"/>
@@ -7522,7 +4714,7 @@
       </w:pPr>
     </w:lvl>
   </w:abstractNum>
-  <w:abstractNum w:abstractNumId="29" w15:restartNumberingAfterBreak="0">
+  <w:abstractNum w:abstractNumId="33" w15:restartNumberingAfterBreak="0">
     <w:nsid w:val="328F4D8E"/>
     <w:multiLevelType w:val="hybridMultilevel"/>
     <w:tmpl w:val="DED8924C"/>
@@ -7611,7 +4803,7 @@
       </w:pPr>
     </w:lvl>
   </w:abstractNum>
-  <w:abstractNum w:abstractNumId="30" w15:restartNumberingAfterBreak="0">
+  <w:abstractNum w:abstractNumId="34" w15:restartNumberingAfterBreak="0">
     <w:nsid w:val="342F21AD"/>
     <w:multiLevelType w:val="hybridMultilevel"/>
     <w:tmpl w:val="98684310"/>
@@ -7700,7 +4892,7 @@
       </w:pPr>
     </w:lvl>
   </w:abstractNum>
-  <w:abstractNum w:abstractNumId="31" w15:restartNumberingAfterBreak="0">
+  <w:abstractNum w:abstractNumId="35" w15:restartNumberingAfterBreak="0">
     <w:nsid w:val="35E26F56"/>
     <w:multiLevelType w:val="multilevel"/>
     <w:tmpl w:val="30C2CADC"/>
@@ -7813,7 +5005,7 @@
       </w:pPr>
     </w:lvl>
   </w:abstractNum>
-  <w:abstractNum w:abstractNumId="32" w15:restartNumberingAfterBreak="0">
+  <w:abstractNum w:abstractNumId="36" w15:restartNumberingAfterBreak="0">
     <w:nsid w:val="37211C7F"/>
     <w:multiLevelType w:val="multilevel"/>
     <w:tmpl w:val="B748F912"/>
@@ -7926,7 +5118,120 @@
       </w:pPr>
     </w:lvl>
   </w:abstractNum>
-  <w:abstractNum w:abstractNumId="33" w15:restartNumberingAfterBreak="0">
+  <w:abstractNum w:abstractNumId="37" w15:restartNumberingAfterBreak="0">
+    <w:nsid w:val="393563DB"/>
+    <w:multiLevelType w:val="hybridMultilevel"/>
+    <w:tmpl w:val="147051EA"/>
+    <w:lvl w:ilvl="0" w:tplc="38090001">
+      <w:start w:val="1"/>
+      <w:numFmt w:val="bullet"/>
+      <w:lvlText w:val=""/>
+      <w:lvlJc w:val="left"/>
+      <w:pPr>
+        <w:ind w:left="720" w:hanging="360"/>
+      </w:pPr>
+      <w:rPr>
+        <w:rFonts w:ascii="Symbol" w:hAnsi="Symbol" w:hint="default"/>
+      </w:rPr>
+    </w:lvl>
+    <w:lvl w:ilvl="1" w:tplc="38090003" w:tentative="1">
+      <w:start w:val="1"/>
+      <w:numFmt w:val="bullet"/>
+      <w:lvlText w:val="o"/>
+      <w:lvlJc w:val="left"/>
+      <w:pPr>
+        <w:ind w:left="1440" w:hanging="360"/>
+      </w:pPr>
+      <w:rPr>
+        <w:rFonts w:ascii="Courier New" w:hAnsi="Courier New" w:cs="Courier New" w:hint="default"/>
+      </w:rPr>
+    </w:lvl>
+    <w:lvl w:ilvl="2" w:tplc="38090005" w:tentative="1">
+      <w:start w:val="1"/>
+      <w:numFmt w:val="bullet"/>
+      <w:lvlText w:val=""/>
+      <w:lvlJc w:val="left"/>
+      <w:pPr>
+        <w:ind w:left="2160" w:hanging="360"/>
+      </w:pPr>
+      <w:rPr>
+        <w:rFonts w:ascii="Wingdings" w:hAnsi="Wingdings" w:hint="default"/>
+      </w:rPr>
+    </w:lvl>
+    <w:lvl w:ilvl="3" w:tplc="38090001" w:tentative="1">
+      <w:start w:val="1"/>
+      <w:numFmt w:val="bullet"/>
+      <w:lvlText w:val=""/>
+      <w:lvlJc w:val="left"/>
+      <w:pPr>
+        <w:ind w:left="2880" w:hanging="360"/>
+      </w:pPr>
+      <w:rPr>
+        <w:rFonts w:ascii="Symbol" w:hAnsi="Symbol" w:hint="default"/>
+      </w:rPr>
+    </w:lvl>
+    <w:lvl w:ilvl="4" w:tplc="38090003" w:tentative="1">
+      <w:start w:val="1"/>
+      <w:numFmt w:val="bullet"/>
+      <w:lvlText w:val="o"/>
+      <w:lvlJc w:val="left"/>
+      <w:pPr>
+        <w:ind w:left="3600" w:hanging="360"/>
+      </w:pPr>
+      <w:rPr>
+        <w:rFonts w:ascii="Courier New" w:hAnsi="Courier New" w:cs="Courier New" w:hint="default"/>
+      </w:rPr>
+    </w:lvl>
+    <w:lvl w:ilvl="5" w:tplc="38090005" w:tentative="1">
+      <w:start w:val="1"/>
+      <w:numFmt w:val="bullet"/>
+      <w:lvlText w:val=""/>
+      <w:lvlJc w:val="left"/>
+      <w:pPr>
+        <w:ind w:left="4320" w:hanging="360"/>
+      </w:pPr>
+      <w:rPr>
+        <w:rFonts w:ascii="Wingdings" w:hAnsi="Wingdings" w:hint="default"/>
+      </w:rPr>
+    </w:lvl>
+    <w:lvl w:ilvl="6" w:tplc="38090001" w:tentative="1">
+      <w:start w:val="1"/>
+      <w:numFmt w:val="bullet"/>
+      <w:lvlText w:val=""/>
+      <w:lvlJc w:val="left"/>
+      <w:pPr>
+        <w:ind w:left="5040" w:hanging="360"/>
+      </w:pPr>
+      <w:rPr>
+        <w:rFonts w:ascii="Symbol" w:hAnsi="Symbol" w:hint="default"/>
+      </w:rPr>
+    </w:lvl>
+    <w:lvl w:ilvl="7" w:tplc="38090003" w:tentative="1">
+      <w:start w:val="1"/>
+      <w:numFmt w:val="bullet"/>
+      <w:lvlText w:val="o"/>
+      <w:lvlJc w:val="left"/>
+      <w:pPr>
+        <w:ind w:left="5760" w:hanging="360"/>
+      </w:pPr>
+      <w:rPr>
+        <w:rFonts w:ascii="Courier New" w:hAnsi="Courier New" w:cs="Courier New" w:hint="default"/>
+      </w:rPr>
+    </w:lvl>
+    <w:lvl w:ilvl="8" w:tplc="38090005" w:tentative="1">
+      <w:start w:val="1"/>
+      <w:numFmt w:val="bullet"/>
+      <w:lvlText w:val=""/>
+      <w:lvlJc w:val="left"/>
+      <w:pPr>
+        <w:ind w:left="6480" w:hanging="360"/>
+      </w:pPr>
+      <w:rPr>
+        <w:rFonts w:ascii="Wingdings" w:hAnsi="Wingdings" w:hint="default"/>
+      </w:rPr>
+    </w:lvl>
+  </w:abstractNum>
+  <w:abstractNum w:abstractNumId="38" w15:restartNumberingAfterBreak="0">
     <w:nsid w:val="39676575"/>
     <w:multiLevelType w:val="multilevel"/>
     <w:tmpl w:val="1F14A0FE"/>
@@ -8039,7 +5344,7 @@
       </w:pPr>
     </w:lvl>
   </w:abstractNum>
-  <w:abstractNum w:abstractNumId="34" w15:restartNumberingAfterBreak="0">
+  <w:abstractNum w:abstractNumId="39" w15:restartNumberingAfterBreak="0">
     <w:nsid w:val="3A6B4D05"/>
     <w:multiLevelType w:val="multilevel"/>
     <w:tmpl w:val="D908C982"/>
@@ -8188,7 +5493,7 @@
       </w:rPr>
     </w:lvl>
   </w:abstractNum>
-  <w:abstractNum w:abstractNumId="35" w15:restartNumberingAfterBreak="0">
+  <w:abstractNum w:abstractNumId="40" w15:restartNumberingAfterBreak="0">
     <w:nsid w:val="3D1D3017"/>
     <w:multiLevelType w:val="hybridMultilevel"/>
     <w:tmpl w:val="4B0C8786"/>
@@ -8274,7 +5579,7 @@
       </w:pPr>
     </w:lvl>
   </w:abstractNum>
-  <w:abstractNum w:abstractNumId="36" w15:restartNumberingAfterBreak="0">
+  <w:abstractNum w:abstractNumId="41" w15:restartNumberingAfterBreak="0">
     <w:nsid w:val="3DEB1F6A"/>
     <w:multiLevelType w:val="hybridMultilevel"/>
     <w:tmpl w:val="D96ED3FC"/>
@@ -8387,7 +5692,7 @@
       </w:rPr>
     </w:lvl>
   </w:abstractNum>
-  <w:abstractNum w:abstractNumId="37" w15:restartNumberingAfterBreak="0">
+  <w:abstractNum w:abstractNumId="42" w15:restartNumberingAfterBreak="0">
     <w:nsid w:val="40C5152B"/>
     <w:multiLevelType w:val="multilevel"/>
     <w:tmpl w:val="ACD03AE2"/>
@@ -8536,7 +5841,93 @@
       </w:rPr>
     </w:lvl>
   </w:abstractNum>
-  <w:abstractNum w:abstractNumId="38" w15:restartNumberingAfterBreak="0">
+  <w:abstractNum w:abstractNumId="43" w15:restartNumberingAfterBreak="0">
+    <w:nsid w:val="41272E69"/>
+    <w:multiLevelType w:val="hybridMultilevel"/>
+    <w:tmpl w:val="A3209520"/>
+    <w:lvl w:ilvl="0" w:tplc="3809000F">
+      <w:start w:val="1"/>
+      <w:numFmt w:val="decimal"/>
+      <w:lvlText w:val="%1."/>
+      <w:lvlJc w:val="left"/>
+      <w:pPr>
+        <w:ind w:left="720" w:hanging="360"/>
+      </w:pPr>
+    </w:lvl>
+    <w:lvl w:ilvl="1" w:tplc="38090019" w:tentative="1">
+      <w:start w:val="1"/>
+      <w:numFmt w:val="lowerLetter"/>
+      <w:lvlText w:val="%2."/>
+      <w:lvlJc w:val="left"/>
+      <w:pPr>
+        <w:ind w:left="1440" w:hanging="360"/>
+      </w:pPr>
+    </w:lvl>
+    <w:lvl w:ilvl="2" w:tplc="3809001B" w:tentative="1">
+      <w:start w:val="1"/>
+      <w:numFmt w:val="lowerRoman"/>
+      <w:lvlText w:val="%3."/>
+      <w:lvlJc w:val="right"/>
+      <w:pPr>
+        <w:ind w:left="2160" w:hanging="180"/>
+      </w:pPr>
+    </w:lvl>
+    <w:lvl w:ilvl="3" w:tplc="3809000F" w:tentative="1">
+      <w:start w:val="1"/>
+      <w:numFmt w:val="decimal"/>
+      <w:lvlText w:val="%4."/>
+      <w:lvlJc w:val="left"/>
+      <w:pPr>
+        <w:ind w:left="2880" w:hanging="360"/>
+      </w:pPr>
+    </w:lvl>
+    <w:lvl w:ilvl="4" w:tplc="38090019" w:tentative="1">
+      <w:start w:val="1"/>
+      <w:numFmt w:val="lowerLetter"/>
+      <w:lvlText w:val="%5."/>
+      <w:lvlJc w:val="left"/>
+      <w:pPr>
+        <w:ind w:left="3600" w:hanging="360"/>
+      </w:pPr>
+    </w:lvl>
+    <w:lvl w:ilvl="5" w:tplc="3809001B" w:tentative="1">
+      <w:start w:val="1"/>
+      <w:numFmt w:val="lowerRoman"/>
+      <w:lvlText w:val="%6."/>
+      <w:lvlJc w:val="right"/>
+      <w:pPr>
+        <w:ind w:left="4320" w:hanging="180"/>
+      </w:pPr>
+    </w:lvl>
+    <w:lvl w:ilvl="6" w:tplc="3809000F" w:tentative="1">
+      <w:start w:val="1"/>
+      <w:numFmt w:val="decimal"/>
+      <w:lvlText w:val="%7."/>
+      <w:lvlJc w:val="left"/>
+      <w:pPr>
+        <w:ind w:left="5040" w:hanging="360"/>
+      </w:pPr>
+    </w:lvl>
+    <w:lvl w:ilvl="7" w:tplc="38090019" w:tentative="1">
+      <w:start w:val="1"/>
+      <w:numFmt w:val="lowerLetter"/>
+      <w:lvlText w:val="%8."/>
+      <w:lvlJc w:val="left"/>
+      <w:pPr>
+        <w:ind w:left="5760" w:hanging="360"/>
+      </w:pPr>
+    </w:lvl>
+    <w:lvl w:ilvl="8" w:tplc="3809001B" w:tentative="1">
+      <w:start w:val="1"/>
+      <w:numFmt w:val="lowerRoman"/>
+      <w:lvlText w:val="%9."/>
+      <w:lvlJc w:val="right"/>
+      <w:pPr>
+        <w:ind w:left="6480" w:hanging="180"/>
+      </w:pPr>
+    </w:lvl>
+  </w:abstractNum>
+  <w:abstractNum w:abstractNumId="44" w15:restartNumberingAfterBreak="0">
     <w:nsid w:val="41DE12E2"/>
     <w:multiLevelType w:val="multilevel"/>
     <w:tmpl w:val="55B8FEA0"/>
@@ -8649,7 +6040,7 @@
       </w:pPr>
     </w:lvl>
   </w:abstractNum>
-  <w:abstractNum w:abstractNumId="39" w15:restartNumberingAfterBreak="0">
+  <w:abstractNum w:abstractNumId="45" w15:restartNumberingAfterBreak="0">
     <w:nsid w:val="43165DA4"/>
     <w:multiLevelType w:val="multilevel"/>
     <w:tmpl w:val="3A00768A"/>
@@ -8762,7 +6153,7 @@
       </w:pPr>
     </w:lvl>
   </w:abstractNum>
-  <w:abstractNum w:abstractNumId="40" w15:restartNumberingAfterBreak="0">
+  <w:abstractNum w:abstractNumId="46" w15:restartNumberingAfterBreak="0">
     <w:nsid w:val="45023097"/>
     <w:multiLevelType w:val="hybridMultilevel"/>
     <w:tmpl w:val="00588936"/>
@@ -8875,7 +6266,7 @@
       </w:rPr>
     </w:lvl>
   </w:abstractNum>
-  <w:abstractNum w:abstractNumId="41" w15:restartNumberingAfterBreak="0">
+  <w:abstractNum w:abstractNumId="47" w15:restartNumberingAfterBreak="0">
     <w:nsid w:val="4572655B"/>
     <w:multiLevelType w:val="multilevel"/>
     <w:tmpl w:val="40127C62"/>
@@ -9024,7 +6415,7 @@
       </w:rPr>
     </w:lvl>
   </w:abstractNum>
-  <w:abstractNum w:abstractNumId="42" w15:restartNumberingAfterBreak="0">
+  <w:abstractNum w:abstractNumId="48" w15:restartNumberingAfterBreak="0">
     <w:nsid w:val="462D713C"/>
     <w:multiLevelType w:val="multilevel"/>
     <w:tmpl w:val="92E01C68"/>
@@ -9173,7 +6564,7 @@
       </w:rPr>
     </w:lvl>
   </w:abstractNum>
-  <w:abstractNum w:abstractNumId="43" w15:restartNumberingAfterBreak="0">
+  <w:abstractNum w:abstractNumId="49" w15:restartNumberingAfterBreak="0">
     <w:nsid w:val="48176D4A"/>
     <w:multiLevelType w:val="multilevel"/>
     <w:tmpl w:val="D8C80814"/>
@@ -9322,7 +6713,7 @@
       </w:rPr>
     </w:lvl>
   </w:abstractNum>
-  <w:abstractNum w:abstractNumId="44" w15:restartNumberingAfterBreak="0">
+  <w:abstractNum w:abstractNumId="50" w15:restartNumberingAfterBreak="0">
     <w:nsid w:val="48702CBC"/>
     <w:multiLevelType w:val="multilevel"/>
     <w:tmpl w:val="9C54B100"/>
@@ -9432,7 +6823,120 @@
       </w:rPr>
     </w:lvl>
   </w:abstractNum>
-  <w:abstractNum w:abstractNumId="45" w15:restartNumberingAfterBreak="0">
+  <w:abstractNum w:abstractNumId="51" w15:restartNumberingAfterBreak="0">
+    <w:nsid w:val="48C206D7"/>
+    <w:multiLevelType w:val="hybridMultilevel"/>
+    <w:tmpl w:val="A69659D6"/>
+    <w:lvl w:ilvl="0" w:tplc="3809000F">
+      <w:start w:val="1"/>
+      <w:numFmt w:val="decimal"/>
+      <w:lvlText w:val="%1."/>
+      <w:lvlJc w:val="left"/>
+      <w:pPr>
+        <w:ind w:left="720" w:hanging="360"/>
+      </w:pPr>
+      <w:rPr>
+        <w:rFonts w:hint="default"/>
+      </w:rPr>
+    </w:lvl>
+    <w:lvl w:ilvl="1" w:tplc="FFFFFFFF" w:tentative="1">
+      <w:start w:val="1"/>
+      <w:numFmt w:val="bullet"/>
+      <w:lvlText w:val="o"/>
+      <w:lvlJc w:val="left"/>
+      <w:pPr>
+        <w:ind w:left="1440" w:hanging="360"/>
+      </w:pPr>
+      <w:rPr>
+        <w:rFonts w:ascii="Courier New" w:hAnsi="Courier New" w:cs="Courier New" w:hint="default"/>
+      </w:rPr>
+    </w:lvl>
+    <w:lvl w:ilvl="2" w:tplc="FFFFFFFF" w:tentative="1">
+      <w:start w:val="1"/>
+      <w:numFmt w:val="bullet"/>
+      <w:lvlText w:val=""/>
+      <w:lvlJc w:val="left"/>
+      <w:pPr>
+        <w:ind w:left="2160" w:hanging="360"/>
+      </w:pPr>
+      <w:rPr>
+        <w:rFonts w:ascii="Wingdings" w:hAnsi="Wingdings" w:hint="default"/>
+      </w:rPr>
+    </w:lvl>
+    <w:lvl w:ilvl="3" w:tplc="FFFFFFFF" w:tentative="1">
+      <w:start w:val="1"/>
+      <w:numFmt w:val="bullet"/>
+      <w:lvlText w:val=""/>
+      <w:lvlJc w:val="left"/>
+      <w:pPr>
+        <w:ind w:left="2880" w:hanging="360"/>
+      </w:pPr>
+      <w:rPr>
+        <w:rFonts w:ascii="Symbol" w:hAnsi="Symbol" w:hint="default"/>
+      </w:rPr>
+    </w:lvl>
+    <w:lvl w:ilvl="4" w:tplc="FFFFFFFF" w:tentative="1">
+      <w:start w:val="1"/>
+      <w:numFmt w:val="bullet"/>
+      <w:lvlText w:val="o"/>
+      <w:lvlJc w:val="left"/>
+      <w:pPr>
+        <w:ind w:left="3600" w:hanging="360"/>
+      </w:pPr>
+      <w:rPr>
+        <w:rFonts w:ascii="Courier New" w:hAnsi="Courier New" w:cs="Courier New" w:hint="default"/>
+      </w:rPr>
+    </w:lvl>
+    <w:lvl w:ilvl="5" w:tplc="FFFFFFFF" w:tentative="1">
+      <w:start w:val="1"/>
+      <w:numFmt w:val="bullet"/>
+      <w:lvlText w:val=""/>
+      <w:lvlJc w:val="left"/>
+      <w:pPr>
+        <w:ind w:left="4320" w:hanging="360"/>
+      </w:pPr>
+      <w:rPr>
+        <w:rFonts w:ascii="Wingdings" w:hAnsi="Wingdings" w:hint="default"/>
+      </w:rPr>
+    </w:lvl>
+    <w:lvl w:ilvl="6" w:tplc="FFFFFFFF" w:tentative="1">
+      <w:start w:val="1"/>
+      <w:numFmt w:val="bullet"/>
+      <w:lvlText w:val=""/>
+      <w:lvlJc w:val="left"/>
+      <w:pPr>
+        <w:ind w:left="5040" w:hanging="360"/>
+      </w:pPr>
+      <w:rPr>
+        <w:rFonts w:ascii="Symbol" w:hAnsi="Symbol" w:hint="default"/>
+      </w:rPr>
+    </w:lvl>
+    <w:lvl w:ilvl="7" w:tplc="FFFFFFFF" w:tentative="1">
+      <w:start w:val="1"/>
+      <w:numFmt w:val="bullet"/>
+      <w:lvlText w:val="o"/>
+      <w:lvlJc w:val="left"/>
+      <w:pPr>
+        <w:ind w:left="5760" w:hanging="360"/>
+      </w:pPr>
+      <w:rPr>
+        <w:rFonts w:ascii="Courier New" w:hAnsi="Courier New" w:cs="Courier New" w:hint="default"/>
+      </w:rPr>
+    </w:lvl>
+    <w:lvl w:ilvl="8" w:tplc="FFFFFFFF" w:tentative="1">
+      <w:start w:val="1"/>
+      <w:numFmt w:val="bullet"/>
+      <w:lvlText w:val=""/>
+      <w:lvlJc w:val="left"/>
+      <w:pPr>
+        <w:ind w:left="6480" w:hanging="360"/>
+      </w:pPr>
+      <w:rPr>
+        <w:rFonts w:ascii="Wingdings" w:hAnsi="Wingdings" w:hint="default"/>
+      </w:rPr>
+    </w:lvl>
+  </w:abstractNum>
+  <w:abstractNum w:abstractNumId="52" w15:restartNumberingAfterBreak="0">
     <w:nsid w:val="4AA551B9"/>
     <w:multiLevelType w:val="multilevel"/>
     <w:tmpl w:val="B74A366E"/>
@@ -9545,7 +7049,7 @@
       </w:pPr>
     </w:lvl>
   </w:abstractNum>
-  <w:abstractNum w:abstractNumId="46" w15:restartNumberingAfterBreak="0">
+  <w:abstractNum w:abstractNumId="53" w15:restartNumberingAfterBreak="0">
     <w:nsid w:val="4AEA4392"/>
     <w:multiLevelType w:val="multilevel"/>
     <w:tmpl w:val="09D46D18"/>
@@ -9658,7 +7162,7 @@
       </w:pPr>
     </w:lvl>
   </w:abstractNum>
-  <w:abstractNum w:abstractNumId="47" w15:restartNumberingAfterBreak="0">
+  <w:abstractNum w:abstractNumId="54" w15:restartNumberingAfterBreak="0">
     <w:nsid w:val="4AF429D2"/>
     <w:multiLevelType w:val="multilevel"/>
     <w:tmpl w:val="260CEEC2"/>
@@ -9807,7 +7311,7 @@
       </w:rPr>
     </w:lvl>
   </w:abstractNum>
-  <w:abstractNum w:abstractNumId="48" w15:restartNumberingAfterBreak="0">
+  <w:abstractNum w:abstractNumId="55" w15:restartNumberingAfterBreak="0">
     <w:nsid w:val="4BDF5CF1"/>
     <w:multiLevelType w:val="hybridMultilevel"/>
     <w:tmpl w:val="BE08CD02"/>
@@ -9893,7 +7397,7 @@
       </w:pPr>
     </w:lvl>
   </w:abstractNum>
-  <w:abstractNum w:abstractNumId="49" w15:restartNumberingAfterBreak="0">
+  <w:abstractNum w:abstractNumId="56" w15:restartNumberingAfterBreak="0">
     <w:nsid w:val="4CA81BB1"/>
     <w:multiLevelType w:val="hybridMultilevel"/>
     <w:tmpl w:val="2DD8FF74"/>
@@ -10006,7 +7510,7 @@
       </w:rPr>
     </w:lvl>
   </w:abstractNum>
-  <w:abstractNum w:abstractNumId="50" w15:restartNumberingAfterBreak="0">
+  <w:abstractNum w:abstractNumId="57" w15:restartNumberingAfterBreak="0">
     <w:nsid w:val="4E933475"/>
     <w:multiLevelType w:val="multilevel"/>
     <w:tmpl w:val="5478DF00"/>
@@ -10119,7 +7623,7 @@
       </w:pPr>
     </w:lvl>
   </w:abstractNum>
-  <w:abstractNum w:abstractNumId="51" w15:restartNumberingAfterBreak="0">
+  <w:abstractNum w:abstractNumId="58" w15:restartNumberingAfterBreak="0">
     <w:nsid w:val="4F0541E4"/>
     <w:multiLevelType w:val="hybridMultilevel"/>
     <w:tmpl w:val="776247D8"/>
@@ -10232,7 +7736,7 @@
       </w:rPr>
     </w:lvl>
   </w:abstractNum>
-  <w:abstractNum w:abstractNumId="52" w15:restartNumberingAfterBreak="0">
+  <w:abstractNum w:abstractNumId="59" w15:restartNumberingAfterBreak="0">
     <w:nsid w:val="4F33127F"/>
     <w:multiLevelType w:val="hybridMultilevel"/>
     <w:tmpl w:val="678A7E06"/>
@@ -10345,7 +7849,7 @@
       </w:rPr>
     </w:lvl>
   </w:abstractNum>
-  <w:abstractNum w:abstractNumId="53" w15:restartNumberingAfterBreak="0">
+  <w:abstractNum w:abstractNumId="60" w15:restartNumberingAfterBreak="0">
     <w:nsid w:val="52A1336B"/>
     <w:multiLevelType w:val="multilevel"/>
     <w:tmpl w:val="8D2AE4CE"/>
@@ -10458,7 +7962,7 @@
       </w:pPr>
     </w:lvl>
   </w:abstractNum>
-  <w:abstractNum w:abstractNumId="54" w15:restartNumberingAfterBreak="0">
+  <w:abstractNum w:abstractNumId="61" w15:restartNumberingAfterBreak="0">
     <w:nsid w:val="53E135A7"/>
     <w:multiLevelType w:val="multilevel"/>
     <w:tmpl w:val="2824410A"/>
@@ -10607,7 +8111,7 @@
       </w:rPr>
     </w:lvl>
   </w:abstractNum>
-  <w:abstractNum w:abstractNumId="55" w15:restartNumberingAfterBreak="0">
+  <w:abstractNum w:abstractNumId="62" w15:restartNumberingAfterBreak="0">
     <w:nsid w:val="54C83728"/>
     <w:multiLevelType w:val="multilevel"/>
     <w:tmpl w:val="6672B918"/>
@@ -10756,7 +8260,7 @@
       </w:rPr>
     </w:lvl>
   </w:abstractNum>
-  <w:abstractNum w:abstractNumId="56" w15:restartNumberingAfterBreak="0">
+  <w:abstractNum w:abstractNumId="63" w15:restartNumberingAfterBreak="0">
     <w:nsid w:val="56425877"/>
     <w:multiLevelType w:val="hybridMultilevel"/>
     <w:tmpl w:val="1C52F9F2"/>
@@ -10869,7 +8373,7 @@
       </w:rPr>
     </w:lvl>
   </w:abstractNum>
-  <w:abstractNum w:abstractNumId="57" w15:restartNumberingAfterBreak="0">
+  <w:abstractNum w:abstractNumId="64" w15:restartNumberingAfterBreak="0">
     <w:nsid w:val="58880FD0"/>
     <w:multiLevelType w:val="multilevel"/>
     <w:tmpl w:val="A16C3326"/>
@@ -11018,7 +8522,7 @@
       </w:rPr>
     </w:lvl>
   </w:abstractNum>
-  <w:abstractNum w:abstractNumId="58" w15:restartNumberingAfterBreak="0">
+  <w:abstractNum w:abstractNumId="65" w15:restartNumberingAfterBreak="0">
     <w:nsid w:val="5B715855"/>
     <w:multiLevelType w:val="multilevel"/>
     <w:tmpl w:val="037886E6"/>
@@ -11131,7 +8635,7 @@
       </w:pPr>
     </w:lvl>
   </w:abstractNum>
-  <w:abstractNum w:abstractNumId="59" w15:restartNumberingAfterBreak="0">
+  <w:abstractNum w:abstractNumId="66" w15:restartNumberingAfterBreak="0">
     <w:nsid w:val="5BA64B40"/>
     <w:multiLevelType w:val="multilevel"/>
     <w:tmpl w:val="2B7241E4"/>
@@ -11244,7 +8748,7 @@
       </w:pPr>
     </w:lvl>
   </w:abstractNum>
-  <w:abstractNum w:abstractNumId="60" w15:restartNumberingAfterBreak="0">
+  <w:abstractNum w:abstractNumId="67" w15:restartNumberingAfterBreak="0">
     <w:nsid w:val="5C822C89"/>
     <w:multiLevelType w:val="multilevel"/>
     <w:tmpl w:val="9ABEEA16"/>
@@ -11393,7 +8897,7 @@
       </w:rPr>
     </w:lvl>
   </w:abstractNum>
-  <w:abstractNum w:abstractNumId="61" w15:restartNumberingAfterBreak="0">
+  <w:abstractNum w:abstractNumId="68" w15:restartNumberingAfterBreak="0">
     <w:nsid w:val="5D6078D5"/>
     <w:multiLevelType w:val="multilevel"/>
     <w:tmpl w:val="928A3A82"/>
@@ -11506,7 +9010,7 @@
       </w:pPr>
     </w:lvl>
   </w:abstractNum>
-  <w:abstractNum w:abstractNumId="62" w15:restartNumberingAfterBreak="0">
+  <w:abstractNum w:abstractNumId="69" w15:restartNumberingAfterBreak="0">
     <w:nsid w:val="5E2E4C46"/>
     <w:multiLevelType w:val="multilevel"/>
     <w:tmpl w:val="29120B3A"/>
@@ -11627,7 +9131,7 @@
       </w:rPr>
     </w:lvl>
   </w:abstractNum>
-  <w:abstractNum w:abstractNumId="63" w15:restartNumberingAfterBreak="0">
+  <w:abstractNum w:abstractNumId="70" w15:restartNumberingAfterBreak="0">
     <w:nsid w:val="5F657A9F"/>
     <w:multiLevelType w:val="hybridMultilevel"/>
     <w:tmpl w:val="00540B24"/>
@@ -11740,7 +9244,7 @@
       </w:rPr>
     </w:lvl>
   </w:abstractNum>
-  <w:abstractNum w:abstractNumId="64" w15:restartNumberingAfterBreak="0">
+  <w:abstractNum w:abstractNumId="71" w15:restartNumberingAfterBreak="0">
     <w:nsid w:val="62C617E3"/>
     <w:multiLevelType w:val="hybridMultilevel"/>
     <w:tmpl w:val="337C77F2"/>
@@ -11826,7 +9330,96 @@
       </w:pPr>
     </w:lvl>
   </w:abstractNum>
-  <w:abstractNum w:abstractNumId="65" w15:restartNumberingAfterBreak="0">
+  <w:abstractNum w:abstractNumId="72" w15:restartNumberingAfterBreak="0">
+    <w:nsid w:val="63521F68"/>
+    <w:multiLevelType w:val="hybridMultilevel"/>
+    <w:tmpl w:val="408EDBF6"/>
+    <w:lvl w:ilvl="0" w:tplc="38090019">
+      <w:start w:val="1"/>
+      <w:numFmt w:val="lowerLetter"/>
+      <w:lvlText w:val="%1."/>
+      <w:lvlJc w:val="left"/>
+      <w:pPr>
+        <w:ind w:left="720" w:hanging="360"/>
+      </w:pPr>
+      <w:rPr>
+        <w:rFonts w:hint="default"/>
+      </w:rPr>
+    </w:lvl>
+    <w:lvl w:ilvl="1" w:tplc="38090019" w:tentative="1">
+      <w:start w:val="1"/>
+      <w:numFmt w:val="lowerLetter"/>
+      <w:lvlText w:val="%2."/>
+      <w:lvlJc w:val="left"/>
+      <w:pPr>
+        <w:ind w:left="1440" w:hanging="360"/>
+      </w:pPr>
+    </w:lvl>
+    <w:lvl w:ilvl="2" w:tplc="3809001B" w:tentative="1">
+      <w:start w:val="1"/>
+      <w:numFmt w:val="lowerRoman"/>
+      <w:lvlText w:val="%3."/>
+      <w:lvlJc w:val="right"/>
+      <w:pPr>
+        <w:ind w:left="2160" w:hanging="180"/>
+      </w:pPr>
+    </w:lvl>
+    <w:lvl w:ilvl="3" w:tplc="3809000F" w:tentative="1">
+      <w:start w:val="1"/>
+      <w:numFmt w:val="decimal"/>
+      <w:lvlText w:val="%4."/>
+      <w:lvlJc w:val="left"/>
+      <w:pPr>
+        <w:ind w:left="2880" w:hanging="360"/>
+      </w:pPr>
+    </w:lvl>
+    <w:lvl w:ilvl="4" w:tplc="38090019" w:tentative="1">
+      <w:start w:val="1"/>
+      <w:numFmt w:val="lowerLetter"/>
+      <w:lvlText w:val="%5."/>
+      <w:lvlJc w:val="left"/>
+      <w:pPr>
+        <w:ind w:left="3600" w:hanging="360"/>
+      </w:pPr>
+    </w:lvl>
+    <w:lvl w:ilvl="5" w:tplc="3809001B" w:tentative="1">
+      <w:start w:val="1"/>
+      <w:numFmt w:val="lowerRoman"/>
+      <w:lvlText w:val="%6."/>
+      <w:lvlJc w:val="right"/>
+      <w:pPr>
+        <w:ind w:left="4320" w:hanging="180"/>
+      </w:pPr>
+    </w:lvl>
+    <w:lvl w:ilvl="6" w:tplc="3809000F" w:tentative="1">
+      <w:start w:val="1"/>
+      <w:numFmt w:val="decimal"/>
+      <w:lvlText w:val="%7."/>
+      <w:lvlJc w:val="left"/>
+      <w:pPr>
+        <w:ind w:left="5040" w:hanging="360"/>
+      </w:pPr>
+    </w:lvl>
+    <w:lvl w:ilvl="7" w:tplc="38090019" w:tentative="1">
+      <w:start w:val="1"/>
+      <w:numFmt w:val="lowerLetter"/>
+      <w:lvlText w:val="%8."/>
+      <w:lvlJc w:val="left"/>
+      <w:pPr>
+        <w:ind w:left="5760" w:hanging="360"/>
+      </w:pPr>
+    </w:lvl>
+    <w:lvl w:ilvl="8" w:tplc="3809001B" w:tentative="1">
+      <w:start w:val="1"/>
+      <w:numFmt w:val="lowerRoman"/>
+      <w:lvlText w:val="%9."/>
+      <w:lvlJc w:val="right"/>
+      <w:pPr>
+        <w:ind w:left="6480" w:hanging="180"/>
+      </w:pPr>
+    </w:lvl>
+  </w:abstractNum>
+  <w:abstractNum w:abstractNumId="73" w15:restartNumberingAfterBreak="0">
     <w:nsid w:val="64A56376"/>
     <w:multiLevelType w:val="multilevel"/>
     <w:tmpl w:val="EE82A1B4"/>
@@ -11975,7 +9568,7 @@
       </w:rPr>
     </w:lvl>
   </w:abstractNum>
-  <w:abstractNum w:abstractNumId="66" w15:restartNumberingAfterBreak="0">
+  <w:abstractNum w:abstractNumId="74" w15:restartNumberingAfterBreak="0">
     <w:nsid w:val="64F60882"/>
     <w:multiLevelType w:val="multilevel"/>
     <w:tmpl w:val="4BC41520"/>
@@ -12124,7 +9717,7 @@
       </w:rPr>
     </w:lvl>
   </w:abstractNum>
-  <w:abstractNum w:abstractNumId="67" w15:restartNumberingAfterBreak="0">
+  <w:abstractNum w:abstractNumId="75" w15:restartNumberingAfterBreak="0">
     <w:nsid w:val="6587326A"/>
     <w:multiLevelType w:val="hybridMultilevel"/>
     <w:tmpl w:val="AE30EEF0"/>
@@ -12210,7 +9803,7 @@
       </w:pPr>
     </w:lvl>
   </w:abstractNum>
-  <w:abstractNum w:abstractNumId="68" w15:restartNumberingAfterBreak="0">
+  <w:abstractNum w:abstractNumId="76" w15:restartNumberingAfterBreak="0">
     <w:nsid w:val="6750482F"/>
     <w:multiLevelType w:val="multilevel"/>
     <w:tmpl w:val="EDD0CF58"/>
@@ -12359,7 +9952,7 @@
       </w:rPr>
     </w:lvl>
   </w:abstractNum>
-  <w:abstractNum w:abstractNumId="69" w15:restartNumberingAfterBreak="0">
+  <w:abstractNum w:abstractNumId="77" w15:restartNumberingAfterBreak="0">
     <w:nsid w:val="677304F3"/>
     <w:multiLevelType w:val="hybridMultilevel"/>
     <w:tmpl w:val="DB2A6756"/>
@@ -12472,7 +10065,7 @@
       </w:rPr>
     </w:lvl>
   </w:abstractNum>
-  <w:abstractNum w:abstractNumId="70" w15:restartNumberingAfterBreak="0">
+  <w:abstractNum w:abstractNumId="78" w15:restartNumberingAfterBreak="0">
     <w:nsid w:val="67754EF9"/>
     <w:multiLevelType w:val="multilevel"/>
     <w:tmpl w:val="C00E5078"/>
@@ -12585,7 +10178,7 @@
       </w:pPr>
     </w:lvl>
   </w:abstractNum>
-  <w:abstractNum w:abstractNumId="71" w15:restartNumberingAfterBreak="0">
+  <w:abstractNum w:abstractNumId="79" w15:restartNumberingAfterBreak="0">
     <w:nsid w:val="67BF4794"/>
     <w:multiLevelType w:val="hybridMultilevel"/>
     <w:tmpl w:val="58D2EDE6"/>
@@ -12671,7 +10264,7 @@
       </w:pPr>
     </w:lvl>
   </w:abstractNum>
-  <w:abstractNum w:abstractNumId="72" w15:restartNumberingAfterBreak="0">
+  <w:abstractNum w:abstractNumId="80" w15:restartNumberingAfterBreak="0">
     <w:nsid w:val="6B101435"/>
     <w:multiLevelType w:val="multilevel"/>
     <w:tmpl w:val="BC00C7E2"/>
@@ -12784,7 +10377,7 @@
       </w:pPr>
     </w:lvl>
   </w:abstractNum>
-  <w:abstractNum w:abstractNumId="73" w15:restartNumberingAfterBreak="0">
+  <w:abstractNum w:abstractNumId="81" w15:restartNumberingAfterBreak="0">
     <w:nsid w:val="6C8E524B"/>
     <w:multiLevelType w:val="hybridMultilevel"/>
     <w:tmpl w:val="8D6E3112"/>
@@ -12897,7 +10490,7 @@
       </w:rPr>
     </w:lvl>
   </w:abstractNum>
-  <w:abstractNum w:abstractNumId="74" w15:restartNumberingAfterBreak="0">
+  <w:abstractNum w:abstractNumId="82" w15:restartNumberingAfterBreak="0">
     <w:nsid w:val="6CB2470D"/>
     <w:multiLevelType w:val="multilevel"/>
     <w:tmpl w:val="96CC94EA"/>
@@ -13007,7 +10600,7 @@
       </w:rPr>
     </w:lvl>
   </w:abstractNum>
-  <w:abstractNum w:abstractNumId="75" w15:restartNumberingAfterBreak="0">
+  <w:abstractNum w:abstractNumId="83" w15:restartNumberingAfterBreak="0">
     <w:nsid w:val="6D2E4952"/>
     <w:multiLevelType w:val="multilevel"/>
     <w:tmpl w:val="435EF02E"/>
@@ -13120,7 +10713,7 @@
       </w:pPr>
     </w:lvl>
   </w:abstractNum>
-  <w:abstractNum w:abstractNumId="76" w15:restartNumberingAfterBreak="0">
+  <w:abstractNum w:abstractNumId="84" w15:restartNumberingAfterBreak="0">
     <w:nsid w:val="6E99317A"/>
     <w:multiLevelType w:val="multilevel"/>
     <w:tmpl w:val="9F2E0FF2"/>
@@ -13233,7 +10826,7 @@
       </w:pPr>
     </w:lvl>
   </w:abstractNum>
-  <w:abstractNum w:abstractNumId="77" w15:restartNumberingAfterBreak="0">
+  <w:abstractNum w:abstractNumId="85" w15:restartNumberingAfterBreak="0">
     <w:nsid w:val="6F804060"/>
     <w:multiLevelType w:val="hybridMultilevel"/>
     <w:tmpl w:val="BE845192"/>
@@ -13319,7 +10912,7 @@
       </w:pPr>
     </w:lvl>
   </w:abstractNum>
-  <w:abstractNum w:abstractNumId="78" w15:restartNumberingAfterBreak="0">
+  <w:abstractNum w:abstractNumId="86" w15:restartNumberingAfterBreak="0">
     <w:nsid w:val="6FD3527E"/>
     <w:multiLevelType w:val="hybridMultilevel"/>
     <w:tmpl w:val="73865820"/>
@@ -13432,7 +11025,7 @@
       </w:rPr>
     </w:lvl>
   </w:abstractNum>
-  <w:abstractNum w:abstractNumId="79" w15:restartNumberingAfterBreak="0">
+  <w:abstractNum w:abstractNumId="87" w15:restartNumberingAfterBreak="0">
     <w:nsid w:val="711919E9"/>
     <w:multiLevelType w:val="hybridMultilevel"/>
     <w:tmpl w:val="83AA8182"/>
@@ -13518,7 +11111,7 @@
       </w:pPr>
     </w:lvl>
   </w:abstractNum>
-  <w:abstractNum w:abstractNumId="80" w15:restartNumberingAfterBreak="0">
+  <w:abstractNum w:abstractNumId="88" w15:restartNumberingAfterBreak="0">
     <w:nsid w:val="732D5819"/>
     <w:multiLevelType w:val="hybridMultilevel"/>
     <w:tmpl w:val="756293FE"/>
@@ -13607,7 +11200,7 @@
       </w:pPr>
     </w:lvl>
   </w:abstractNum>
-  <w:abstractNum w:abstractNumId="81" w15:restartNumberingAfterBreak="0">
+  <w:abstractNum w:abstractNumId="89" w15:restartNumberingAfterBreak="0">
     <w:nsid w:val="784E09B5"/>
     <w:multiLevelType w:val="multilevel"/>
     <w:tmpl w:val="2C700B5A"/>
@@ -13756,7 +11349,7 @@
       </w:rPr>
     </w:lvl>
   </w:abstractNum>
-  <w:abstractNum w:abstractNumId="82" w15:restartNumberingAfterBreak="0">
+  <w:abstractNum w:abstractNumId="90" w15:restartNumberingAfterBreak="0">
     <w:nsid w:val="7BD32817"/>
     <w:multiLevelType w:val="hybridMultilevel"/>
     <w:tmpl w:val="523C4382"/>
@@ -13869,7 +11462,7 @@
       </w:rPr>
     </w:lvl>
   </w:abstractNum>
-  <w:abstractNum w:abstractNumId="83" w15:restartNumberingAfterBreak="0">
+  <w:abstractNum w:abstractNumId="91" w15:restartNumberingAfterBreak="0">
     <w:nsid w:val="7CC72FBC"/>
     <w:multiLevelType w:val="hybridMultilevel"/>
     <w:tmpl w:val="04F6BB2C"/>
@@ -13982,7 +11575,7 @@
       </w:rPr>
     </w:lvl>
   </w:abstractNum>
-  <w:abstractNum w:abstractNumId="84" w15:restartNumberingAfterBreak="0">
+  <w:abstractNum w:abstractNumId="92" w15:restartNumberingAfterBreak="0">
     <w:nsid w:val="7E9A393B"/>
     <w:multiLevelType w:val="multilevel"/>
     <w:tmpl w:val="99A6F7E2"/>
@@ -14132,22 +11725,22 @@
     </w:lvl>
   </w:abstractNum>
   <w:num w:numId="1" w16cid:durableId="1615751572">
-    <w:abstractNumId w:val="62"/>
+    <w:abstractNumId w:val="69"/>
   </w:num>
   <w:num w:numId="2" w16cid:durableId="2137798001">
-    <w:abstractNumId w:val="29"/>
+    <w:abstractNumId w:val="33"/>
   </w:num>
   <w:num w:numId="3" w16cid:durableId="1413161084">
-    <w:abstractNumId w:val="24"/>
+    <w:abstractNumId w:val="26"/>
   </w:num>
   <w:num w:numId="4" w16cid:durableId="1712412974">
-    <w:abstractNumId w:val="74"/>
+    <w:abstractNumId w:val="82"/>
   </w:num>
   <w:num w:numId="5" w16cid:durableId="1463109722">
-    <w:abstractNumId w:val="44"/>
+    <w:abstractNumId w:val="50"/>
   </w:num>
   <w:num w:numId="6" w16cid:durableId="1289436995">
-    <w:abstractNumId w:val="80"/>
+    <w:abstractNumId w:val="88"/>
   </w:num>
   <w:num w:numId="7" w16cid:durableId="533545094">
     <w:abstractNumId w:val="11"/>
@@ -14156,25 +11749,25 @@
     <w:abstractNumId w:val="4"/>
   </w:num>
   <w:num w:numId="9" w16cid:durableId="928201429">
-    <w:abstractNumId w:val="30"/>
+    <w:abstractNumId w:val="34"/>
   </w:num>
   <w:num w:numId="10" w16cid:durableId="347560975">
-    <w:abstractNumId w:val="82"/>
+    <w:abstractNumId w:val="90"/>
   </w:num>
   <w:num w:numId="11" w16cid:durableId="163666845">
-    <w:abstractNumId w:val="67"/>
+    <w:abstractNumId w:val="75"/>
   </w:num>
   <w:num w:numId="12" w16cid:durableId="1592735713">
-    <w:abstractNumId w:val="69"/>
+    <w:abstractNumId w:val="77"/>
   </w:num>
   <w:num w:numId="13" w16cid:durableId="1914268570">
-    <w:abstractNumId w:val="48"/>
+    <w:abstractNumId w:val="55"/>
   </w:num>
   <w:num w:numId="14" w16cid:durableId="92484897">
-    <w:abstractNumId w:val="79"/>
+    <w:abstractNumId w:val="87"/>
   </w:num>
   <w:num w:numId="15" w16cid:durableId="509372622">
-    <w:abstractNumId w:val="71"/>
+    <w:abstractNumId w:val="79"/>
     <w:lvlOverride w:ilvl="0">
       <w:startOverride w:val="1"/>
     </w:lvlOverride>
@@ -14210,91 +11803,91 @@
     <w:abstractNumId w:val="8"/>
   </w:num>
   <w:num w:numId="18" w16cid:durableId="1466197673">
-    <w:abstractNumId w:val="75"/>
+    <w:abstractNumId w:val="83"/>
   </w:num>
   <w:num w:numId="19" w16cid:durableId="1038431022">
-    <w:abstractNumId w:val="22"/>
+    <w:abstractNumId w:val="24"/>
   </w:num>
   <w:num w:numId="20" w16cid:durableId="1744444636">
-    <w:abstractNumId w:val="52"/>
+    <w:abstractNumId w:val="59"/>
   </w:num>
   <w:num w:numId="21" w16cid:durableId="916553367">
-    <w:abstractNumId w:val="70"/>
+    <w:abstractNumId w:val="78"/>
   </w:num>
   <w:num w:numId="22" w16cid:durableId="375201682">
-    <w:abstractNumId w:val="76"/>
+    <w:abstractNumId w:val="84"/>
   </w:num>
   <w:num w:numId="23" w16cid:durableId="778372099">
-    <w:abstractNumId w:val="53"/>
+    <w:abstractNumId w:val="60"/>
   </w:num>
   <w:num w:numId="24" w16cid:durableId="444038619">
-    <w:abstractNumId w:val="59"/>
+    <w:abstractNumId w:val="66"/>
   </w:num>
   <w:num w:numId="25" w16cid:durableId="584843419">
     <w:abstractNumId w:val="5"/>
   </w:num>
   <w:num w:numId="26" w16cid:durableId="1940137068">
-    <w:abstractNumId w:val="83"/>
+    <w:abstractNumId w:val="91"/>
   </w:num>
   <w:num w:numId="27" w16cid:durableId="878512165">
-    <w:abstractNumId w:val="21"/>
+    <w:abstractNumId w:val="23"/>
   </w:num>
   <w:num w:numId="28" w16cid:durableId="838156056">
-    <w:abstractNumId w:val="49"/>
+    <w:abstractNumId w:val="56"/>
   </w:num>
   <w:num w:numId="29" w16cid:durableId="2109351698">
     <w:abstractNumId w:val="9"/>
   </w:num>
   <w:num w:numId="30" w16cid:durableId="430585589">
-    <w:abstractNumId w:val="17"/>
+    <w:abstractNumId w:val="18"/>
   </w:num>
   <w:num w:numId="31" w16cid:durableId="1854762330">
-    <w:abstractNumId w:val="60"/>
+    <w:abstractNumId w:val="67"/>
   </w:num>
   <w:num w:numId="32" w16cid:durableId="519709649">
     <w:abstractNumId w:val="2"/>
   </w:num>
   <w:num w:numId="33" w16cid:durableId="778451231">
-    <w:abstractNumId w:val="37"/>
+    <w:abstractNumId w:val="42"/>
   </w:num>
   <w:num w:numId="34" w16cid:durableId="1197426567">
-    <w:abstractNumId w:val="35"/>
+    <w:abstractNumId w:val="40"/>
   </w:num>
   <w:num w:numId="35" w16cid:durableId="754058132">
-    <w:abstractNumId w:val="64"/>
+    <w:abstractNumId w:val="71"/>
   </w:num>
   <w:num w:numId="36" w16cid:durableId="414671248">
+    <w:abstractNumId w:val="28"/>
+  </w:num>
+  <w:num w:numId="37" w16cid:durableId="1021735205">
+    <w:abstractNumId w:val="81"/>
+  </w:num>
+  <w:num w:numId="38" w16cid:durableId="561447145">
     <w:abstractNumId w:val="25"/>
   </w:num>
-  <w:num w:numId="37" w16cid:durableId="1021735205">
-    <w:abstractNumId w:val="73"/>
-  </w:num>
-  <w:num w:numId="38" w16cid:durableId="561447145">
-    <w:abstractNumId w:val="23"/>
-  </w:num>
   <w:num w:numId="39" w16cid:durableId="1718893477">
-    <w:abstractNumId w:val="63"/>
+    <w:abstractNumId w:val="70"/>
   </w:num>
   <w:num w:numId="40" w16cid:durableId="1282609567">
-    <w:abstractNumId w:val="19"/>
+    <w:abstractNumId w:val="21"/>
   </w:num>
   <w:num w:numId="41" w16cid:durableId="511457619">
-    <w:abstractNumId w:val="78"/>
+    <w:abstractNumId w:val="86"/>
   </w:num>
   <w:num w:numId="42" w16cid:durableId="1809664226">
-    <w:abstractNumId w:val="68"/>
+    <w:abstractNumId w:val="76"/>
   </w:num>
   <w:num w:numId="43" w16cid:durableId="451292014">
-    <w:abstractNumId w:val="41"/>
+    <w:abstractNumId w:val="47"/>
   </w:num>
   <w:num w:numId="44" w16cid:durableId="1004749310">
-    <w:abstractNumId w:val="77"/>
+    <w:abstractNumId w:val="85"/>
   </w:num>
   <w:num w:numId="45" w16cid:durableId="1325478242">
     <w:abstractNumId w:val="13"/>
   </w:num>
   <w:num w:numId="46" w16cid:durableId="441415411">
-    <w:abstractNumId w:val="39"/>
+    <w:abstractNumId w:val="45"/>
     <w:lvlOverride w:ilvl="0">
       <w:lvl w:ilvl="0">
         <w:numFmt w:val="decimal"/>
@@ -14304,7 +11897,7 @@
     </w:lvlOverride>
   </w:num>
   <w:num w:numId="47" w16cid:durableId="1004942155">
-    <w:abstractNumId w:val="31"/>
+    <w:abstractNumId w:val="35"/>
     <w:lvlOverride w:ilvl="0">
       <w:lvl w:ilvl="0">
         <w:numFmt w:val="decimal"/>
@@ -14314,7 +11907,7 @@
     </w:lvlOverride>
   </w:num>
   <w:num w:numId="48" w16cid:durableId="2131434810">
-    <w:abstractNumId w:val="58"/>
+    <w:abstractNumId w:val="65"/>
     <w:lvlOverride w:ilvl="0">
       <w:lvl w:ilvl="0">
         <w:numFmt w:val="decimal"/>
@@ -14324,13 +11917,13 @@
     </w:lvlOverride>
   </w:num>
   <w:num w:numId="49" w16cid:durableId="289631360">
-    <w:abstractNumId w:val="40"/>
+    <w:abstractNumId w:val="46"/>
   </w:num>
   <w:num w:numId="50" w16cid:durableId="1209340462">
-    <w:abstractNumId w:val="28"/>
+    <w:abstractNumId w:val="32"/>
   </w:num>
   <w:num w:numId="51" w16cid:durableId="592666229">
-    <w:abstractNumId w:val="18"/>
+    <w:abstractNumId w:val="20"/>
     <w:lvlOverride w:ilvl="0">
       <w:lvl w:ilvl="0">
         <w:numFmt w:val="decimal"/>
@@ -14340,7 +11933,7 @@
     </w:lvlOverride>
   </w:num>
   <w:num w:numId="52" w16cid:durableId="1562327650">
-    <w:abstractNumId w:val="32"/>
+    <w:abstractNumId w:val="36"/>
     <w:lvlOverride w:ilvl="0">
       <w:lvl w:ilvl="0">
         <w:numFmt w:val="decimal"/>
@@ -14350,7 +11943,7 @@
     </w:lvlOverride>
   </w:num>
   <w:num w:numId="53" w16cid:durableId="2118795872">
-    <w:abstractNumId w:val="72"/>
+    <w:abstractNumId w:val="80"/>
     <w:lvlOverride w:ilvl="0">
       <w:lvl w:ilvl="0">
         <w:numFmt w:val="decimal"/>
@@ -14360,7 +11953,7 @@
     </w:lvlOverride>
   </w:num>
   <w:num w:numId="54" w16cid:durableId="237595085">
-    <w:abstractNumId w:val="33"/>
+    <w:abstractNumId w:val="38"/>
     <w:lvlOverride w:ilvl="0">
       <w:lvl w:ilvl="0">
         <w:numFmt w:val="decimal"/>
@@ -14370,10 +11963,10 @@
     </w:lvlOverride>
   </w:num>
   <w:num w:numId="55" w16cid:durableId="85268749">
-    <w:abstractNumId w:val="36"/>
+    <w:abstractNumId w:val="41"/>
   </w:num>
   <w:num w:numId="56" w16cid:durableId="2061056093">
-    <w:abstractNumId w:val="61"/>
+    <w:abstractNumId w:val="68"/>
   </w:num>
   <w:num w:numId="57" w16cid:durableId="651257932">
     <w:abstractNumId w:val="3"/>
@@ -14386,25 +11979,25 @@
     </w:lvlOverride>
   </w:num>
   <w:num w:numId="58" w16cid:durableId="1443913912">
-    <w:abstractNumId w:val="51"/>
+    <w:abstractNumId w:val="58"/>
   </w:num>
   <w:num w:numId="59" w16cid:durableId="1342587385">
-    <w:abstractNumId w:val="20"/>
+    <w:abstractNumId w:val="22"/>
   </w:num>
   <w:num w:numId="60" w16cid:durableId="951085468">
-    <w:abstractNumId w:val="56"/>
+    <w:abstractNumId w:val="63"/>
   </w:num>
   <w:num w:numId="61" w16cid:durableId="2083478825">
-    <w:abstractNumId w:val="26"/>
+    <w:abstractNumId w:val="30"/>
   </w:num>
   <w:num w:numId="62" w16cid:durableId="606931004">
-    <w:abstractNumId w:val="38"/>
+    <w:abstractNumId w:val="44"/>
   </w:num>
   <w:num w:numId="63" w16cid:durableId="517699517">
-    <w:abstractNumId w:val="47"/>
+    <w:abstractNumId w:val="54"/>
   </w:num>
   <w:num w:numId="64" w16cid:durableId="1952662322">
-    <w:abstractNumId w:val="66"/>
+    <w:abstractNumId w:val="74"/>
   </w:num>
   <w:num w:numId="65" w16cid:durableId="866870224">
     <w:abstractNumId w:val="10"/>
@@ -14413,40 +12006,40 @@
     <w:abstractNumId w:val="0"/>
   </w:num>
   <w:num w:numId="67" w16cid:durableId="447938796">
-    <w:abstractNumId w:val="27"/>
+    <w:abstractNumId w:val="31"/>
   </w:num>
   <w:num w:numId="68" w16cid:durableId="2019385451">
-    <w:abstractNumId w:val="16"/>
+    <w:abstractNumId w:val="17"/>
   </w:num>
   <w:num w:numId="69" w16cid:durableId="2121492268">
-    <w:abstractNumId w:val="81"/>
+    <w:abstractNumId w:val="89"/>
   </w:num>
   <w:num w:numId="70" w16cid:durableId="1403062743">
-    <w:abstractNumId w:val="57"/>
+    <w:abstractNumId w:val="64"/>
   </w:num>
   <w:num w:numId="71" w16cid:durableId="1349327479">
     <w:abstractNumId w:val="7"/>
   </w:num>
   <w:num w:numId="72" w16cid:durableId="920411451">
-    <w:abstractNumId w:val="55"/>
+    <w:abstractNumId w:val="62"/>
   </w:num>
   <w:num w:numId="73" w16cid:durableId="1695110199">
-    <w:abstractNumId w:val="46"/>
+    <w:abstractNumId w:val="53"/>
   </w:num>
   <w:num w:numId="74" w16cid:durableId="1093087313">
-    <w:abstractNumId w:val="45"/>
+    <w:abstractNumId w:val="52"/>
   </w:num>
   <w:num w:numId="75" w16cid:durableId="342052170">
-    <w:abstractNumId w:val="43"/>
+    <w:abstractNumId w:val="49"/>
   </w:num>
   <w:num w:numId="76" w16cid:durableId="1154955011">
-    <w:abstractNumId w:val="54"/>
+    <w:abstractNumId w:val="61"/>
   </w:num>
   <w:num w:numId="77" w16cid:durableId="472262289">
-    <w:abstractNumId w:val="34"/>
+    <w:abstractNumId w:val="39"/>
   </w:num>
   <w:num w:numId="78" w16cid:durableId="500899455">
-    <w:abstractNumId w:val="42"/>
+    <w:abstractNumId w:val="48"/>
   </w:num>
   <w:num w:numId="79" w16cid:durableId="1584602125">
     <w:abstractNumId w:val="12"/>
@@ -14458,16 +12051,40 @@
     <w:abstractNumId w:val="14"/>
   </w:num>
   <w:num w:numId="82" w16cid:durableId="461534213">
-    <w:abstractNumId w:val="84"/>
+    <w:abstractNumId w:val="92"/>
   </w:num>
   <w:num w:numId="83" w16cid:durableId="274486867">
-    <w:abstractNumId w:val="65"/>
+    <w:abstractNumId w:val="73"/>
   </w:num>
   <w:num w:numId="84" w16cid:durableId="107360343">
     <w:abstractNumId w:val="1"/>
   </w:num>
   <w:num w:numId="85" w16cid:durableId="1394233494">
-    <w:abstractNumId w:val="50"/>
+    <w:abstractNumId w:val="57"/>
+  </w:num>
+  <w:num w:numId="86" w16cid:durableId="1923176661">
+    <w:abstractNumId w:val="19"/>
+  </w:num>
+  <w:num w:numId="87" w16cid:durableId="564411486">
+    <w:abstractNumId w:val="72"/>
+  </w:num>
+  <w:num w:numId="88" w16cid:durableId="388695541">
+    <w:abstractNumId w:val="27"/>
+  </w:num>
+  <w:num w:numId="89" w16cid:durableId="390269335">
+    <w:abstractNumId w:val="16"/>
+  </w:num>
+  <w:num w:numId="90" w16cid:durableId="214005185">
+    <w:abstractNumId w:val="43"/>
+  </w:num>
+  <w:num w:numId="91" w16cid:durableId="1694912895">
+    <w:abstractNumId w:val="37"/>
+  </w:num>
+  <w:num w:numId="92" w16cid:durableId="142966147">
+    <w:abstractNumId w:val="51"/>
+  </w:num>
+  <w:num w:numId="93" w16cid:durableId="2077051651">
+    <w:abstractNumId w:val="29"/>
   </w:num>
 </w:numbering>
 </file>
@@ -15529,6 +13146,21 @@
       </w:tblBorders>
     </w:tblPr>
   </w:style>
+  <w:style w:type="character" w:customStyle="1" w:styleId="fontstyle01">
+    <w:name w:val="fontstyle01"/>
+    <w:basedOn w:val="DefaultParagraphFont"/>
+    <w:rsid w:val="00882E97"/>
+    <w:rPr>
+      <w:rFonts w:ascii="TrebuchetMS" w:hAnsi="TrebuchetMS" w:hint="default"/>
+      <w:b w:val="0"/>
+      <w:bCs w:val="0"/>
+      <w:i w:val="0"/>
+      <w:iCs w:val="0"/>
+      <w:color w:val="000000"/>
+      <w:sz w:val="24"/>
+      <w:szCs w:val="24"/>
+    </w:rPr>
+  </w:style>
 </w:styles>
 </file>
 

--- a/07_Normalisasi/TP/Modul07_TP_103122400040_AnantaPutiMaharani.docx
+++ b/07_Normalisasi/TP/Modul07_TP_103122400040_AnantaPutiMaharani.docx
@@ -59,7 +59,15 @@
           <w:b/>
           <w:bCs/>
         </w:rPr>
-        <w:t>10</w:t>
+        <w:t>1</w:t>
+      </w:r>
+      <w:r>
+        <w:rPr>
+          <w:rFonts w:ascii="Times New Roman" w:hAnsi="Times New Roman" w:cs="Times New Roman"/>
+          <w:b/>
+          <w:bCs/>
+        </w:rPr>
+        <w:t>2</w:t>
       </w:r>
     </w:p>
     <w:p>
@@ -148,13 +156,26 @@
           <w:lang w:val="en-ID" w:eastAsia="en-ID"/>
           <w14:ligatures w14:val="none"/>
         </w:rPr>
-        <w:t>10_Overview_NoSQL</w:t>
+        <w:t>12_NoSQL_Columnar_Database</w:t>
       </w:r>
     </w:p>
     <w:p>
       <w:pPr>
         <w:jc w:val="center"/>
         <w:rPr>
+          <w:rFonts w:ascii="Times New Roman" w:eastAsia="Times New Roman" w:hAnsi="Times New Roman" w:cs="Times New Roman"/>
+          <w:b/>
+          <w:bCs/>
+          <w:kern w:val="0"/>
+          <w:lang w:val="en-ID" w:eastAsia="en-ID"/>
+          <w14:ligatures w14:val="none"/>
+        </w:rPr>
+      </w:pPr>
+    </w:p>
+    <w:p>
+      <w:pPr>
+        <w:jc w:val="center"/>
+        <w:rPr>
           <w:rFonts w:ascii="Times New Roman" w:hAnsi="Times New Roman" w:cs="Times New Roman"/>
           <w:b/>
           <w:bCs/>
@@ -213,6 +234,7 @@
         </w:rPr>
         <w:t>Ananta Puti Maharani</w:t>
       </w:r>
+      <w:proofErr w:type="gramStart"/>
       <w:r>
         <w:rPr>
           <w:rFonts w:ascii="Times New Roman" w:hAnsi="Times New Roman" w:cs="Times New Roman"/>
@@ -237,6 +259,7 @@
         </w:rPr>
         <w:t>03122400040</w:t>
       </w:r>
+      <w:proofErr w:type="gramEnd"/>
     </w:p>
     <w:p>
       <w:pPr>
@@ -402,406 +425,7 @@
           <w:b/>
           <w:bCs/>
         </w:rPr>
-        <w:t>JURNAL</w:t>
-      </w:r>
-    </w:p>
-    <w:p>
-      <w:pPr>
-        <w:pStyle w:val="ListParagraph"/>
-        <w:numPr>
-          <w:ilvl w:val="0"/>
-          <w:numId w:val="1"/>
-        </w:numPr>
-        <w:ind w:left="567"/>
-        <w:rPr>
-          <w:rFonts w:ascii="Times New Roman" w:hAnsi="Times New Roman" w:cs="Times New Roman"/>
-          <w:lang w:val="en-ID"/>
-        </w:rPr>
-      </w:pPr>
-      <w:r>
-        <w:rPr>
-          <w:rFonts w:ascii="Times New Roman" w:hAnsi="Times New Roman" w:cs="Times New Roman"/>
-          <w:lang w:val="en-ID"/>
-        </w:rPr>
-        <w:t>Andi adalah seorang kepala warehouse beras Bulog yang ingin membangun sistem ERP</w:t>
-      </w:r>
-    </w:p>
-    <w:p>
-      <w:pPr>
-        <w:ind w:left="567"/>
-        <w:rPr>
-          <w:rFonts w:ascii="Times New Roman" w:hAnsi="Times New Roman" w:cs="Times New Roman"/>
-          <w:lang w:val="en-ID"/>
-        </w:rPr>
-      </w:pPr>
-      <w:r>
-        <w:rPr>
-          <w:rFonts w:ascii="Times New Roman" w:hAnsi="Times New Roman" w:cs="Times New Roman"/>
-          <w:lang w:val="en-ID"/>
-        </w:rPr>
-        <w:t>sederhana. Sistem ini harus mencatat stok masuk-keluar secara real time dari berbagai</w:t>
-      </w:r>
-    </w:p>
-    <w:p>
-      <w:pPr>
-        <w:ind w:left="567"/>
-        <w:rPr>
-          <w:rFonts w:ascii="Times New Roman" w:hAnsi="Times New Roman" w:cs="Times New Roman"/>
-          <w:lang w:val="en-ID"/>
-        </w:rPr>
-      </w:pPr>
-      <w:r>
-        <w:rPr>
-          <w:rFonts w:ascii="Times New Roman" w:hAnsi="Times New Roman" w:cs="Times New Roman"/>
-          <w:lang w:val="en-ID"/>
-        </w:rPr>
-        <w:t>gudang di seluruh Indonesia. Data yang dicatat meliputi jumlah karung, jenis beras,</w:t>
-      </w:r>
-    </w:p>
-    <w:p>
-      <w:pPr>
-        <w:ind w:left="567"/>
-        <w:rPr>
-          <w:rFonts w:ascii="Times New Roman" w:hAnsi="Times New Roman" w:cs="Times New Roman"/>
-          <w:lang w:val="en-ID"/>
-        </w:rPr>
-      </w:pPr>
-      <w:r>
-        <w:rPr>
-          <w:rFonts w:ascii="Times New Roman" w:hAnsi="Times New Roman" w:cs="Times New Roman"/>
-          <w:lang w:val="en-ID"/>
-        </w:rPr>
-        <w:t>tanggal kedaluwarsa, dan suhu gudang.</w:t>
-      </w:r>
-    </w:p>
-    <w:p>
-      <w:pPr>
-        <w:pStyle w:val="ListParagraph"/>
-        <w:numPr>
-          <w:ilvl w:val="0"/>
-          <w:numId w:val="2"/>
-        </w:numPr>
-        <w:rPr>
-          <w:rFonts w:ascii="Times New Roman" w:hAnsi="Times New Roman" w:cs="Times New Roman"/>
-          <w:lang w:val="en-ID"/>
-        </w:rPr>
-      </w:pPr>
-      <w:r>
-        <w:rPr>
-          <w:rFonts w:ascii="Times New Roman" w:hAnsi="Times New Roman" w:cs="Times New Roman"/>
-          <w:lang w:val="en-ID"/>
-        </w:rPr>
-        <w:t>Tentukan tipe database NoSQL apa yang paling cocok digunakan untuk menangani</w:t>
-      </w:r>
-      <w:r>
-        <w:rPr>
-          <w:rFonts w:ascii="Times New Roman" w:hAnsi="Times New Roman" w:cs="Times New Roman"/>
-          <w:lang w:val="en-ID"/>
-        </w:rPr>
-        <w:t xml:space="preserve"> </w:t>
-      </w:r>
-      <w:r>
-        <w:rPr>
-          <w:rFonts w:ascii="Times New Roman" w:hAnsi="Times New Roman" w:cs="Times New Roman"/>
-          <w:lang w:val="en-ID"/>
-        </w:rPr>
-        <w:t>data sensor IoT dan riwayat stok yang sangat besar tersebut?</w:t>
-      </w:r>
-    </w:p>
-    <w:p>
-      <w:pPr>
-        <w:pStyle w:val="ListParagraph"/>
-        <w:rPr>
-          <w:rFonts w:ascii="Times New Roman" w:hAnsi="Times New Roman" w:cs="Times New Roman"/>
-          <w:lang w:val="en-ID"/>
-        </w:rPr>
-      </w:pPr>
-      <w:r>
-        <w:rPr>
-          <w:rFonts w:ascii="Times New Roman" w:hAnsi="Times New Roman" w:cs="Times New Roman"/>
-          <w:lang w:val="en-ID"/>
-        </w:rPr>
-        <w:t xml:space="preserve">Jawab : </w:t>
-      </w:r>
-      <w:r>
-        <w:rPr>
-          <w:rFonts w:ascii="Times New Roman" w:hAnsi="Times New Roman" w:cs="Times New Roman"/>
-        </w:rPr>
-        <w:t>Tipe database NoSQL yang paling cocok digunakan adalah Time-Series Database (TSDB).</w:t>
-      </w:r>
-    </w:p>
-    <w:p>
-      <w:pPr>
-        <w:pStyle w:val="ListParagraph"/>
-        <w:numPr>
-          <w:ilvl w:val="0"/>
-          <w:numId w:val="2"/>
-        </w:numPr>
-        <w:rPr>
-          <w:rFonts w:ascii="Times New Roman" w:hAnsi="Times New Roman" w:cs="Times New Roman"/>
-          <w:b/>
-          <w:bCs/>
-        </w:rPr>
-      </w:pPr>
-      <w:r>
-        <w:rPr>
-          <w:rFonts w:ascii="Times New Roman" w:hAnsi="Times New Roman" w:cs="Times New Roman"/>
-          <w:lang w:val="en-ID"/>
-        </w:rPr>
-        <w:t>Jelaskan alasan teknis di balik pilihan tersebut</w:t>
-      </w:r>
-      <w:r>
-        <w:rPr>
-          <w:rFonts w:ascii="Times New Roman" w:hAnsi="Times New Roman" w:cs="Times New Roman"/>
-          <w:b/>
-          <w:bCs/>
-          <w:lang w:val="en-ID"/>
-        </w:rPr>
-        <w:t>.</w:t>
-      </w:r>
-    </w:p>
-    <w:p>
-      <w:pPr>
-        <w:pStyle w:val="ListParagraph"/>
-        <w:jc w:val="both"/>
-        <w:rPr>
-          <w:rFonts w:ascii="Times New Roman" w:hAnsi="Times New Roman" w:cs="Times New Roman"/>
-        </w:rPr>
-      </w:pPr>
-      <w:r>
-        <w:rPr>
-          <w:rFonts w:ascii="Times New Roman" w:hAnsi="Times New Roman" w:cs="Times New Roman"/>
-          <w:lang w:val="en-ID"/>
-        </w:rPr>
-        <w:t>Jawab :</w:t>
-      </w:r>
-      <w:r>
-        <w:rPr>
-          <w:rFonts w:ascii="Times New Roman" w:hAnsi="Times New Roman" w:cs="Times New Roman"/>
-          <w:lang w:val="en-ID"/>
-        </w:rPr>
-        <w:t xml:space="preserve"> </w:t>
-      </w:r>
-      <w:r>
-        <w:rPr>
-          <w:rFonts w:ascii="Times New Roman" w:hAnsi="Times New Roman" w:cs="Times New Roman"/>
-        </w:rPr>
-        <w:t>Time-Series Database dipilih karena data yang dikelola dalam sistem ERP warehouse bersifat berbasis waktu (time-series), seperti data suhu gudang dari sensor IoT dan riwayat stok masuk serta keluar. Setiap data memiliki atribut waktu (timestamp) yang menjadi kunci utama dalam penyimpanan dan analisis data.</w:t>
-      </w:r>
-    </w:p>
-    <w:p>
-      <w:pPr>
-        <w:pStyle w:val="ListParagraph"/>
-        <w:jc w:val="both"/>
-        <w:rPr>
-          <w:rFonts w:ascii="Times New Roman" w:hAnsi="Times New Roman" w:cs="Times New Roman"/>
-          <w:lang w:val="en-ID"/>
-        </w:rPr>
-      </w:pPr>
-      <w:r>
-        <w:rPr>
-          <w:rFonts w:ascii="Times New Roman" w:hAnsi="Times New Roman" w:cs="Times New Roman"/>
-          <w:lang w:val="en-ID"/>
-        </w:rPr>
-        <w:t>Selain itu, TSDB dirancang untuk menangani data dalam jumlah besar (high volume) dan data yang terus bertambah secara real-time (high velocity). Hal ini sangat sesuai dengan kebutuhan sistem warehouse yang memonitor banyak gudang secara bersamaan.</w:t>
-      </w:r>
-    </w:p>
-    <w:p>
-      <w:pPr>
-        <w:pStyle w:val="ListParagraph"/>
-        <w:jc w:val="both"/>
-        <w:rPr>
-          <w:rFonts w:ascii="Times New Roman" w:hAnsi="Times New Roman" w:cs="Times New Roman"/>
-          <w:lang w:val="en-ID"/>
-        </w:rPr>
-      </w:pPr>
-      <w:r>
-        <w:rPr>
-          <w:rFonts w:ascii="Times New Roman" w:hAnsi="Times New Roman" w:cs="Times New Roman"/>
-          <w:lang w:val="en-ID"/>
-        </w:rPr>
-        <w:t>Dari sisi performa, TSDB memiliki keunggulan dalam melakukan query berbasis rentang waktu (time-range query), seperti melihat data suhu dalam periode tertentu atau riwayat stok harian. TSDB juga mendukung kompresi data dan penyimpanan yang efisien, sehingga lebih optimal dibandingkan jenis NoSQL lainnya untuk kasus ini.</w:t>
-      </w:r>
-    </w:p>
-    <w:p>
-      <w:pPr>
-        <w:pStyle w:val="ListParagraph"/>
-        <w:jc w:val="both"/>
-        <w:rPr>
-          <w:rFonts w:ascii="Times New Roman" w:hAnsi="Times New Roman" w:cs="Times New Roman"/>
-          <w:lang w:val="en-ID"/>
-        </w:rPr>
-      </w:pPr>
-      <w:r>
-        <w:rPr>
-          <w:rFonts w:ascii="Times New Roman" w:hAnsi="Times New Roman" w:cs="Times New Roman"/>
-          <w:lang w:val="en-ID"/>
-        </w:rPr>
-        <w:t>Dengan demikian, penggunaan Time-Series Database memungkinkan sistem ERP warehouse dapat berjalan secara cepat, efisien, dan scalable dalam mengelola data IoT dan histori stok.</w:t>
-      </w:r>
-    </w:p>
-    <w:p>
-      <w:pPr>
-        <w:pStyle w:val="ListParagraph"/>
-        <w:numPr>
-          <w:ilvl w:val="0"/>
-          <w:numId w:val="1"/>
-        </w:numPr>
-        <w:rPr>
-          <w:rFonts w:ascii="Times New Roman" w:hAnsi="Times New Roman" w:cs="Times New Roman"/>
-        </w:rPr>
-      </w:pPr>
-      <w:r>
-        <w:rPr>
-          <w:rFonts w:ascii="Times New Roman" w:hAnsi="Times New Roman" w:cs="Times New Roman"/>
-        </w:rPr>
-        <w:lastRenderedPageBreak/>
-        <w:drawing>
-          <wp:inline distT="0" distB="0" distL="0" distR="0" wp14:anchorId="642C5054" wp14:editId="23E0B81A">
-            <wp:extent cx="5612130" cy="2305050"/>
-            <wp:effectExtent l="0" t="0" r="0" b="3175"/>
-            <wp:docPr id="1712436007" name="Picture 1"/>
-            <wp:cNvGraphicFramePr>
-              <a:graphicFrameLocks xmlns:a="http://schemas.openxmlformats.org/drawingml/2006/main" noChangeAspect="1"/>
-            </wp:cNvGraphicFramePr>
-            <a:graphic xmlns:a="http://schemas.openxmlformats.org/drawingml/2006/main">
-              <a:graphicData uri="http://schemas.openxmlformats.org/drawingml/2006/picture">
-                <pic:pic xmlns:pic="http://schemas.openxmlformats.org/drawingml/2006/picture">
-                  <pic:nvPicPr>
-                    <pic:cNvPr id="1712436007" name=""/>
-                    <pic:cNvPicPr/>
-                  </pic:nvPicPr>
-                  <pic:blipFill>
-                    <a:blip r:embed="rId15"/>
-                    <a:stretch>
-                      <a:fillRect/>
-                    </a:stretch>
-                  </pic:blipFill>
-                  <pic:spPr>
-                    <a:xfrm>
-                      <a:off x="0" y="0"/>
-                      <a:ext cx="5612130" cy="2305050"/>
-                    </a:xfrm>
-                    <a:prstGeom prst="rect">
-                      <a:avLst/>
-                    </a:prstGeom>
-                  </pic:spPr>
-                </pic:pic>
-              </a:graphicData>
-            </a:graphic>
-          </wp:inline>
-        </w:drawing>
-      </w:r>
-    </w:p>
-    <w:p>
-      <w:pPr>
-        <w:pStyle w:val="ListParagraph"/>
-        <w:rPr>
-          <w:rFonts w:ascii="Times New Roman" w:hAnsi="Times New Roman" w:cs="Times New Roman"/>
-        </w:rPr>
-      </w:pPr>
-      <w:r>
-        <w:rPr>
-          <w:rFonts w:ascii="Times New Roman" w:hAnsi="Times New Roman" w:cs="Times New Roman"/>
-          <w:noProof/>
-        </w:rPr>
-        <w:drawing>
-          <wp:inline distT="0" distB="0" distL="0" distR="0" wp14:anchorId="530C2746" wp14:editId="6DFD9F10">
-            <wp:extent cx="4921155" cy="2366662"/>
-            <wp:effectExtent l="0" t="0" r="0" b="0"/>
-            <wp:docPr id="1792023555" name="Picture 2"/>
-            <wp:cNvGraphicFramePr>
-              <a:graphicFrameLocks xmlns:a="http://schemas.openxmlformats.org/drawingml/2006/main" noChangeAspect="1"/>
-            </wp:cNvGraphicFramePr>
-            <a:graphic xmlns:a="http://schemas.openxmlformats.org/drawingml/2006/main">
-              <a:graphicData uri="http://schemas.openxmlformats.org/drawingml/2006/picture">
-                <pic:pic xmlns:pic="http://schemas.openxmlformats.org/drawingml/2006/picture">
-                  <pic:nvPicPr>
-                    <pic:cNvPr id="0" name="Picture 2"/>
-                    <pic:cNvPicPr>
-                      <a:picLocks noChangeAspect="1" noChangeArrowheads="1"/>
-                    </pic:cNvPicPr>
-                  </pic:nvPicPr>
-                  <pic:blipFill>
-                    <a:blip r:embed="rId16" cstate="print">
-                      <a:extLst>
-                        <a:ext uri="{28A0092B-C50C-407E-A947-70E740481C1C}">
-                          <a14:useLocalDpi xmlns:a14="http://schemas.microsoft.com/office/drawing/2010/main" val="0"/>
-                        </a:ext>
-                      </a:extLst>
-                    </a:blip>
-                    <a:srcRect/>
-                    <a:stretch>
-                      <a:fillRect/>
-                    </a:stretch>
-                  </pic:blipFill>
-                  <pic:spPr bwMode="auto">
-                    <a:xfrm>
-                      <a:off x="0" y="0"/>
-                      <a:ext cx="4937763" cy="2374649"/>
-                    </a:xfrm>
-                    <a:prstGeom prst="rect">
-                      <a:avLst/>
-                    </a:prstGeom>
-                    <a:noFill/>
-                  </pic:spPr>
-                </pic:pic>
-              </a:graphicData>
-            </a:graphic>
-          </wp:inline>
-        </w:drawing>
-      </w:r>
-    </w:p>
-    <w:p>
-      <w:pPr>
-        <w:pStyle w:val="ListParagraph"/>
-        <w:numPr>
-          <w:ilvl w:val="0"/>
-          <w:numId w:val="1"/>
-        </w:numPr>
-        <w:rPr>
-          <w:rFonts w:ascii="Times New Roman" w:hAnsi="Times New Roman" w:cs="Times New Roman"/>
-        </w:rPr>
-      </w:pPr>
-      <w:r>
-        <w:rPr>
-          <w:rFonts w:ascii="Times New Roman" w:hAnsi="Times New Roman" w:cs="Times New Roman"/>
-        </w:rPr>
-        <w:drawing>
-          <wp:inline distT="0" distB="0" distL="0" distR="0" wp14:anchorId="694CCA50" wp14:editId="606F4FB1">
-            <wp:extent cx="5612130" cy="3058160"/>
-            <wp:effectExtent l="0" t="0" r="7620" b="8890"/>
-            <wp:docPr id="1992175924" name="Picture 1"/>
-            <wp:cNvGraphicFramePr>
-              <a:graphicFrameLocks xmlns:a="http://schemas.openxmlformats.org/drawingml/2006/main" noChangeAspect="1"/>
-            </wp:cNvGraphicFramePr>
-            <a:graphic xmlns:a="http://schemas.openxmlformats.org/drawingml/2006/main">
-              <a:graphicData uri="http://schemas.openxmlformats.org/drawingml/2006/picture">
-                <pic:pic xmlns:pic="http://schemas.openxmlformats.org/drawingml/2006/picture">
-                  <pic:nvPicPr>
-                    <pic:cNvPr id="1992175924" name=""/>
-                    <pic:cNvPicPr/>
-                  </pic:nvPicPr>
-                  <pic:blipFill>
-                    <a:blip r:embed="rId17"/>
-                    <a:stretch>
-                      <a:fillRect/>
-                    </a:stretch>
-                  </pic:blipFill>
-                  <pic:spPr>
-                    <a:xfrm>
-                      <a:off x="0" y="0"/>
-                      <a:ext cx="5612130" cy="3058160"/>
-                    </a:xfrm>
-                    <a:prstGeom prst="rect">
-                      <a:avLst/>
-                    </a:prstGeom>
-                  </pic:spPr>
-                </pic:pic>
-              </a:graphicData>
-            </a:graphic>
-          </wp:inline>
-        </w:drawing>
+        <w:t>TUGAS PENDAHULUAN</w:t>
       </w:r>
     </w:p>
     <w:p>
